--- a/09-通信电路/03-解调电路/鉴相电路/鉴相电路.docx
+++ b/09-通信电路/03-解调电路/鉴相电路/鉴相电路.docx
@@ -2358,6 +2358,20 @@
     </w:p>
     <w:bookmarkEnd w:id="26"/>
     <w:bookmarkEnd w:id="27"/>
+    <w:p>
+      <w:pPr>
+        <w:spacing w:before="360"/>
+        <w:jc w:val="center"/>
+      </w:pPr>
+      <w:r>
+        <w:rPr>
+          <w:rFonts w:ascii="Times New Roman" w:hAnsi="Times New Roman"/>
+          <w:color w:val="555555"/>
+          <w:sz w:val="21"/>
+        </w:rPr>
+        <w:t>材料收集者：杜文杰</w:t>
+      </w:r>
+    </w:p>
     <w:sectPr>
       <w:headerReference r:id="rId9" w:type="default"/>
       <w:footerReference r:id="rId10" w:type="default"/>

--- a/09-通信电路/03-解调电路/鉴相电路/鉴相电路.docx
+++ b/09-通信电路/03-解调电路/鉴相电路/鉴相电路.docx
@@ -1,6 +1,6 @@
 
 <file path=word/document.xml><?xml version="1.0" encoding="utf-8"?>
-<w:document xmlns:w="http://schemas.openxmlformats.org/wordprocessingml/2006/main" xmlns:m="http://schemas.openxmlformats.org/officeDocument/2006/math" xmlns:r="http://schemas.openxmlformats.org/officeDocument/2006/relationships" xmlns:o="urn:schemas-microsoft-com:office:office" xmlns:v="urn:schemas-microsoft-com:vml" xmlns:w10="urn:schemas-microsoft-com:office:word" xmlns:a="http://schemas.openxmlformats.org/drawingml/2006/main" xmlns:pic="http://schemas.openxmlformats.org/drawingml/2006/picture" xmlns:wp="http://schemas.openxmlformats.org/drawingml/2006/wordprocessingDrawing">
+<w:document xmlns:m="http://schemas.openxmlformats.org/officeDocument/2006/math" xmlns:r="http://schemas.openxmlformats.org/officeDocument/2006/relationships" xmlns:w="http://schemas.openxmlformats.org/wordprocessingml/2006/main" xmlns:o="urn:schemas-microsoft-com:office:office" xmlns:v="urn:schemas-microsoft-com:vml" xmlns:w10="urn:schemas-microsoft-com:office:word" xmlns:a="http://schemas.openxmlformats.org/drawingml/2006/main" xmlns:pic="http://schemas.openxmlformats.org/drawingml/2006/picture" xmlns:wp="http://schemas.openxmlformats.org/drawingml/2006/wordprocessingDrawing">
   <w:body>
     <w:bookmarkStart w:id="27" w:name="鉴相电路"/>
     <w:p>
@@ -9,7 +9,7 @@
       </w:pPr>
       <w:r>
         <w:rPr>
-          <w:rFonts w:hint="eastAsia"/>
+          <w:rFonts w:hint="eastAsia" w:eastAsia="黑体"/>
         </w:rPr>
         <w:t xml:space="preserve">鉴相电路</w:t>
       </w:r>
@@ -21,7 +21,7 @@
       </w:pPr>
       <w:r>
         <w:rPr>
-          <w:rFonts w:hint="eastAsia"/>
+          <w:rFonts w:hint="eastAsia" w:eastAsia="黑体"/>
         </w:rPr>
         <w:t xml:space="preserve">拓扑描述</w:t>
       </w:r>
@@ -32,16 +32,19 @@
       </w:pPr>
       <w:r>
         <w:rPr>
-          <w:rFonts w:hint="eastAsia"/>
+          <w:rFonts w:hint="eastAsia" w:eastAsia="黑体"/>
         </w:rPr>
         <w:t xml:space="preserve">由</w:t>
       </w:r>
       <w:r>
+        <w:rPr>
+          <w:rFonts w:eastAsia="黑体"/>
+        </w:rPr>
         <w:t xml:space="preserve"> </w:t>
       </w:r>
       <w:r>
         <w:rPr>
-          <w:rFonts w:hint="eastAsia"/>
+          <w:rFonts w:hint="eastAsia" w:eastAsia="黑体"/>
           <w:b/>
           <w:bCs/>
         </w:rPr>
@@ -49,6 +52,7 @@
       </w:r>
       <w:r>
         <w:rPr>
+          <w:rFonts w:eastAsia="黑体"/>
           <w:b/>
           <w:bCs/>
         </w:rPr>
@@ -56,18 +60,21 @@
       </w:r>
       <w:r>
         <w:rPr>
-          <w:rFonts w:hint="eastAsia"/>
+          <w:rFonts w:hint="eastAsia" w:eastAsia="黑体"/>
           <w:b/>
           <w:bCs/>
         </w:rPr>
         <w:t xml:space="preserve">或异或门（数字鉴相器）U1</w:t>
       </w:r>
       <w:r>
+        <w:rPr>
+          <w:rFonts w:eastAsia="黑体"/>
+        </w:rPr>
         <w:t xml:space="preserve">、</w:t>
       </w:r>
       <w:r>
         <w:rPr>
-          <w:rFonts w:hint="eastAsia"/>
+          <w:rFonts w:hint="eastAsia" w:eastAsia="黑体"/>
           <w:b/>
           <w:bCs/>
         </w:rPr>
@@ -75,32 +82,39 @@
       </w:r>
       <w:r>
         <w:rPr>
+          <w:rFonts w:eastAsia="黑体"/>
           <w:b/>
           <w:bCs/>
         </w:rPr>
         <w:t xml:space="preserve"> A1</w:t>
       </w:r>
       <w:r>
+        <w:rPr>
+          <w:rFonts w:eastAsia="黑体"/>
+        </w:rPr>
         <w:t xml:space="preserve"> </w:t>
       </w:r>
       <w:r>
         <w:rPr>
-          <w:rFonts w:hint="eastAsia"/>
+          <w:rFonts w:hint="eastAsia" w:eastAsia="黑体"/>
         </w:rPr>
         <w:t xml:space="preserve">组成，用于比较两输入信号的相位差并输出与之成正比的电压，可与压控振荡器（VCO）和分频器构成锁相环（PLL）。电路共有</w:t>
       </w:r>
       <w:r>
+        <w:rPr>
+          <w:rFonts w:eastAsia="黑体"/>
+        </w:rPr>
         <w:t xml:space="preserve"> 6 </w:t>
       </w:r>
       <w:r>
         <w:rPr>
-          <w:rFonts w:hint="eastAsia"/>
+          <w:rFonts w:hint="eastAsia" w:eastAsia="黑体"/>
         </w:rPr>
         <w:t xml:space="preserve">个关键节点：</w:t>
       </w:r>
       <w:r>
         <w:rPr>
-          <w:rFonts w:hint="eastAsia"/>
+          <w:rFonts w:hint="eastAsia" w:eastAsia="黑体"/>
           <w:b/>
           <w:bCs/>
         </w:rPr>
@@ -108,6 +122,7 @@
       </w:r>
       <w:r>
         <w:rPr>
+          <w:rFonts w:eastAsia="黑体"/>
           <w:b/>
           <w:bCs/>
         </w:rPr>
@@ -115,7 +130,7 @@
       </w:r>
       <w:r>
         <w:rPr>
-          <w:rFonts w:hint="eastAsia"/>
+          <w:rFonts w:hint="eastAsia" w:eastAsia="黑体"/>
           <w:b/>
           <w:bCs/>
         </w:rPr>
@@ -123,11 +138,14 @@
       </w:r>
       <w:r>
         <w:rPr>
-          <w:rFonts w:hint="eastAsia"/>
+          <w:rFonts w:hint="eastAsia" w:eastAsia="黑体"/>
         </w:rPr>
         <w:t xml:space="preserve">（如参考信号</w:t>
       </w:r>
       <w:r>
+        <w:rPr>
+          <w:rFonts w:eastAsia="黑体"/>
+        </w:rPr>
         <w:t xml:space="preserve"> </w:t>
       </w:r>
       <m:oMath>
@@ -145,17 +163,20 @@
         </m:sSub>
       </m:oMath>
       <w:r>
+        <w:rPr>
+          <w:rFonts w:eastAsia="黑体"/>
+        </w:rPr>
         <w:t xml:space="preserve"> </w:t>
       </w:r>
       <w:r>
         <w:rPr>
-          <w:rFonts w:hint="eastAsia"/>
+          <w:rFonts w:hint="eastAsia" w:eastAsia="黑体"/>
         </w:rPr>
         <w:t xml:space="preserve">接鉴相器）；</w:t>
       </w:r>
       <w:r>
         <w:rPr>
-          <w:rFonts w:hint="eastAsia"/>
+          <w:rFonts w:hint="eastAsia" w:eastAsia="黑体"/>
           <w:b/>
           <w:bCs/>
         </w:rPr>
@@ -163,6 +184,7 @@
       </w:r>
       <w:r>
         <w:rPr>
+          <w:rFonts w:eastAsia="黑体"/>
           <w:b/>
           <w:bCs/>
         </w:rPr>
@@ -170,7 +192,7 @@
       </w:r>
       <w:r>
         <w:rPr>
-          <w:rFonts w:hint="eastAsia"/>
+          <w:rFonts w:hint="eastAsia" w:eastAsia="黑体"/>
           <w:b/>
           <w:bCs/>
         </w:rPr>
@@ -178,20 +200,26 @@
       </w:r>
       <w:r>
         <w:rPr>
-          <w:rFonts w:hint="eastAsia"/>
+          <w:rFonts w:hint="eastAsia" w:eastAsia="黑体"/>
         </w:rPr>
         <w:t xml:space="preserve">（如</w:t>
       </w:r>
       <w:r>
+        <w:rPr>
+          <w:rFonts w:eastAsia="黑体"/>
+        </w:rPr>
         <w:t xml:space="preserve"> </w:t>
       </w:r>
       <w:r>
         <w:rPr>
-          <w:rFonts w:hint="eastAsia"/>
+          <w:rFonts w:hint="eastAsia" w:eastAsia="黑体"/>
         </w:rPr>
         <w:t xml:space="preserve">VCO/反馈信号</w:t>
       </w:r>
       <w:r>
+        <w:rPr>
+          <w:rFonts w:eastAsia="黑体"/>
+        </w:rPr>
         <w:t xml:space="preserve"> </w:t>
       </w:r>
       <m:oMath>
@@ -209,17 +237,20 @@
         </m:sSub>
       </m:oMath>
       <w:r>
+        <w:rPr>
+          <w:rFonts w:eastAsia="黑体"/>
+        </w:rPr>
         <w:t xml:space="preserve"> </w:t>
       </w:r>
       <w:r>
         <w:rPr>
-          <w:rFonts w:hint="eastAsia"/>
+          <w:rFonts w:hint="eastAsia" w:eastAsia="黑体"/>
         </w:rPr>
         <w:t xml:space="preserve">接鉴相器）；</w:t>
       </w:r>
       <w:r>
         <w:rPr>
-          <w:rFonts w:hint="eastAsia"/>
+          <w:rFonts w:hint="eastAsia" w:eastAsia="黑体"/>
           <w:b/>
           <w:bCs/>
         </w:rPr>
@@ -227,6 +258,7 @@
       </w:r>
       <w:r>
         <w:rPr>
+          <w:rFonts w:eastAsia="黑体"/>
           <w:b/>
           <w:bCs/>
         </w:rPr>
@@ -234,7 +266,7 @@
       </w:r>
       <w:r>
         <w:rPr>
-          <w:rFonts w:hint="eastAsia"/>
+          <w:rFonts w:hint="eastAsia" w:eastAsia="黑体"/>
           <w:b/>
           <w:bCs/>
         </w:rPr>
@@ -242,13 +274,13 @@
       </w:r>
       <w:r>
         <w:rPr>
-          <w:rFonts w:hint="eastAsia"/>
+          <w:rFonts w:hint="eastAsia" w:eastAsia="黑体"/>
         </w:rPr>
         <w:t xml:space="preserve">（乘法器或异或门输出）；</w:t>
       </w:r>
       <w:r>
         <w:rPr>
-          <w:rFonts w:hint="eastAsia"/>
+          <w:rFonts w:hint="eastAsia" w:eastAsia="黑体"/>
           <w:b/>
           <w:bCs/>
         </w:rPr>
@@ -256,6 +288,7 @@
       </w:r>
       <w:r>
         <w:rPr>
+          <w:rFonts w:eastAsia="黑体"/>
           <w:b/>
           <w:bCs/>
         </w:rPr>
@@ -263,7 +296,7 @@
       </w:r>
       <w:r>
         <w:rPr>
-          <w:rFonts w:hint="eastAsia"/>
+          <w:rFonts w:hint="eastAsia" w:eastAsia="黑体"/>
           <w:b/>
           <w:bCs/>
         </w:rPr>
@@ -271,11 +304,14 @@
       </w:r>
       <w:r>
         <w:rPr>
-          <w:rFonts w:hint="eastAsia"/>
+          <w:rFonts w:hint="eastAsia" w:eastAsia="黑体"/>
         </w:rPr>
         <w:t xml:space="preserve">（低通输出为鉴相电压</w:t>
       </w:r>
       <w:r>
+        <w:rPr>
+          <w:rFonts w:eastAsia="黑体"/>
+        </w:rPr>
         <w:t xml:space="preserve"> </w:t>
       </w:r>
       <m:oMath>
@@ -294,13 +330,13 @@
       </m:oMath>
       <w:r>
         <w:rPr>
-          <w:rFonts w:hint="eastAsia"/>
+          <w:rFonts w:hint="eastAsia" w:eastAsia="黑体"/>
         </w:rPr>
         <w:t xml:space="preserve">）；</w:t>
       </w:r>
       <w:r>
         <w:rPr>
-          <w:rFonts w:hint="eastAsia"/>
+          <w:rFonts w:hint="eastAsia" w:eastAsia="黑体"/>
           <w:b/>
           <w:bCs/>
         </w:rPr>
@@ -308,6 +344,7 @@
       </w:r>
       <w:r>
         <w:rPr>
+          <w:rFonts w:eastAsia="黑体"/>
           <w:b/>
           <w:bCs/>
         </w:rPr>
@@ -315,7 +352,7 @@
       </w:r>
       <w:r>
         <w:rPr>
-          <w:rFonts w:hint="eastAsia"/>
+          <w:rFonts w:hint="eastAsia" w:eastAsia="黑体"/>
           <w:b/>
           <w:bCs/>
         </w:rPr>
@@ -323,6 +360,7 @@
       </w:r>
       <w:r>
         <w:rPr>
+          <w:rFonts w:eastAsia="黑体"/>
           <w:b/>
           <w:bCs/>
         </w:rPr>
@@ -330,13 +368,13 @@
       </w:r>
       <w:r>
         <w:rPr>
-          <w:rFonts w:hint="eastAsia"/>
+          <w:rFonts w:hint="eastAsia" w:eastAsia="黑体"/>
         </w:rPr>
         <w:t xml:space="preserve">；</w:t>
       </w:r>
       <w:r>
         <w:rPr>
-          <w:rFonts w:hint="eastAsia"/>
+          <w:rFonts w:hint="eastAsia" w:eastAsia="黑体"/>
           <w:b/>
           <w:bCs/>
         </w:rPr>
@@ -344,6 +382,7 @@
       </w:r>
       <w:r>
         <w:rPr>
+          <w:rFonts w:eastAsia="黑体"/>
           <w:b/>
           <w:bCs/>
         </w:rPr>
@@ -351,7 +390,7 @@
       </w:r>
       <w:r>
         <w:rPr>
-          <w:rFonts w:hint="eastAsia"/>
+          <w:rFonts w:hint="eastAsia" w:eastAsia="黑体"/>
           <w:b/>
           <w:bCs/>
         </w:rPr>
@@ -359,12 +398,16 @@
       </w:r>
       <w:r>
         <w:rPr>
+          <w:rFonts w:eastAsia="黑体"/>
           <w:b/>
           <w:bCs/>
         </w:rPr>
         <w:t xml:space="preserve"> GND</w:t>
       </w:r>
       <w:r>
+        <w:rPr>
+          <w:rFonts w:eastAsia="黑体"/>
+        </w:rPr>
         <w:t xml:space="preserve">。</w:t>
       </w:r>
     </w:p>
@@ -372,94 +415,115 @@
       <w:pPr/>
       <w:r>
         <w:rPr>
-          <w:rFonts w:hint="eastAsia"/>
+          <w:rFonts w:hint="eastAsia" w:eastAsia="黑体"/>
         </w:rPr>
         <w:t xml:space="preserve">各元件管脚连接：</w:t>
       </w:r>
       <w:r>
         <w:rPr>
-          <w:rFonts w:hint="eastAsia"/>
+          <w:rFonts w:hint="eastAsia" w:eastAsia="黑体"/>
           <w:b/>
           <w:bCs/>
         </w:rPr>
         <w:t xml:space="preserve">M1（模拟乘法器/鉴相器）</w:t>
       </w:r>
       <w:r>
+        <w:rPr>
+          <w:rFonts w:eastAsia="黑体"/>
+        </w:rPr>
         <w:t xml:space="preserve"> </w:t>
       </w:r>
       <w:r>
         <w:rPr>
-          <w:rFonts w:hint="eastAsia"/>
+          <w:rFonts w:hint="eastAsia" w:eastAsia="黑体"/>
         </w:rPr>
         <w:t xml:space="preserve">的两个输入脚</w:t>
       </w:r>
       <w:r>
+        <w:rPr>
+          <w:rFonts w:eastAsia="黑体"/>
+        </w:rPr>
         <w:t xml:space="preserve"> X、Y </w:t>
       </w:r>
       <w:r>
         <w:rPr>
-          <w:rFonts w:hint="eastAsia"/>
+          <w:rFonts w:hint="eastAsia" w:eastAsia="黑体"/>
         </w:rPr>
         <w:t xml:space="preserve">分别接节点①与节点②、输出脚</w:t>
       </w:r>
       <w:r>
+        <w:rPr>
+          <w:rFonts w:eastAsia="黑体"/>
+        </w:rPr>
         <w:t xml:space="preserve"> OUT </w:t>
       </w:r>
       <w:r>
         <w:rPr>
-          <w:rFonts w:hint="eastAsia"/>
+          <w:rFonts w:hint="eastAsia" w:eastAsia="黑体"/>
         </w:rPr>
         <w:t xml:space="preserve">接节点③，电源脚接节点⑤、地脚接节点⑥；</w:t>
       </w:r>
       <w:r>
         <w:rPr>
-          <w:rFonts w:hint="eastAsia"/>
+          <w:rFonts w:hint="eastAsia" w:eastAsia="黑体"/>
           <w:b/>
           <w:bCs/>
         </w:rPr>
         <w:t xml:space="preserve">U1（异或门/数字鉴相器）</w:t>
       </w:r>
       <w:r>
+        <w:rPr>
+          <w:rFonts w:eastAsia="黑体"/>
+        </w:rPr>
         <w:t xml:space="preserve"> </w:t>
       </w:r>
       <w:r>
         <w:rPr>
-          <w:rFonts w:hint="eastAsia"/>
+          <w:rFonts w:hint="eastAsia" w:eastAsia="黑体"/>
         </w:rPr>
         <w:t xml:space="preserve">的两个输入脚分别接节点①与节点②、输出脚接节点③，电源脚接节点⑤、地脚接节点⑥；</w:t>
       </w:r>
       <w:r>
         <w:rPr>
-          <w:rFonts w:hint="eastAsia"/>
+          <w:rFonts w:hint="eastAsia" w:eastAsia="黑体"/>
           <w:b/>
           <w:bCs/>
         </w:rPr>
         <w:t xml:space="preserve">A1（低通滤波器）</w:t>
       </w:r>
       <w:r>
+        <w:rPr>
+          <w:rFonts w:eastAsia="黑体"/>
+        </w:rPr>
         <w:t xml:space="preserve"> </w:t>
       </w:r>
       <w:r>
         <w:rPr>
-          <w:rFonts w:hint="eastAsia"/>
+          <w:rFonts w:hint="eastAsia" w:eastAsia="黑体"/>
         </w:rPr>
         <w:t xml:space="preserve">的输入脚接节点③、输出脚接节点④，滤除和频分量；节点④</w:t>
       </w:r>
       <w:r>
+        <w:rPr>
+          <w:rFonts w:eastAsia="黑体"/>
+        </w:rPr>
         <w:t xml:space="preserve"> </w:t>
       </w:r>
       <w:r>
         <w:rPr>
-          <w:rFonts w:hint="eastAsia"/>
+          <w:rFonts w:hint="eastAsia" w:eastAsia="黑体"/>
         </w:rPr>
         <w:t xml:space="preserve">输出接</w:t>
       </w:r>
       <w:r>
+        <w:rPr>
+          <w:rFonts w:eastAsia="黑体"/>
+        </w:rPr>
         <w:t xml:space="preserve"> VCO </w:t>
       </w:r>
       <w:r>
         <w:rPr>
-          <w:rFonts w:hint="eastAsia"/>
+          <w:rFonts w:hint="eastAsia" w:eastAsia="黑体"/>
         </w:rPr>
         <w:t xml:space="preserve">的控制输入端以闭合环路。</w:t>
       </w:r>
@@ -468,20 +532,26 @@
       <w:pPr/>
       <w:r>
         <w:rPr>
-          <w:rFonts w:hint="eastAsia"/>
+          <w:rFonts w:hint="eastAsia" w:eastAsia="黑体"/>
         </w:rPr>
         <w:t xml:space="preserve">由此构成”乘法器（或异或门）比较两信号相位差、经低通输出与相位差成正比的电压”的鉴相电路，作为</w:t>
       </w:r>
       <w:r>
+        <w:rPr>
+          <w:rFonts w:eastAsia="黑体"/>
+        </w:rPr>
         <w:t xml:space="preserve"> PLL </w:t>
       </w:r>
       <w:r>
         <w:rPr>
-          <w:rFonts w:hint="eastAsia"/>
+          <w:rFonts w:hint="eastAsia" w:eastAsia="黑体"/>
         </w:rPr>
         <w:t xml:space="preserve">的相位比较单元；模拟乘法输出</w:t>
       </w:r>
       <w:r>
+        <w:rPr>
+          <w:rFonts w:eastAsia="黑体"/>
+        </w:rPr>
         <w:t xml:space="preserve"> </w:t>
       </w:r>
       <m:oMath>
@@ -557,11 +627,14 @@
       </m:oMath>
       <w:r>
         <w:rPr>
-          <w:rFonts w:hint="eastAsia"/>
+          <w:rFonts w:hint="eastAsia" w:eastAsia="黑体"/>
         </w:rPr>
         <w:t xml:space="preserve">，数字异或输出平均电压</w:t>
       </w:r>
       <w:r>
+        <w:rPr>
+          <w:rFonts w:eastAsia="黑体"/>
+        </w:rPr>
         <w:t xml:space="preserve"> </w:t>
       </w:r>
       <m:oMath>
@@ -621,6 +694,9 @@
         </m:f>
       </m:oMath>
       <w:r>
+        <w:rPr>
+          <w:rFonts w:eastAsia="黑体"/>
+        </w:rPr>
         <w:t xml:space="preserve">。</w:t>
       </w:r>
     </w:p>
@@ -632,7 +708,7 @@
       </w:pPr>
       <w:r>
         <w:rPr>
-          <w:rFonts w:hint="eastAsia"/>
+          <w:rFonts w:hint="eastAsia" w:eastAsia="黑体"/>
         </w:rPr>
         <w:t xml:space="preserve">工作原理</w:t>
       </w:r>
@@ -643,11 +719,14 @@
       </w:pPr>
       <w:r>
         <w:rPr>
-          <w:rFonts w:hint="eastAsia"/>
+          <w:rFonts w:hint="eastAsia" w:eastAsia="黑体"/>
         </w:rPr>
         <w:t xml:space="preserve">模拟鉴相器将两信号相乘，输出含相位差项与和频项，低通滤波后得到与</w:t>
       </w:r>
       <w:r>
+        <w:rPr>
+          <w:rFonts w:eastAsia="黑体"/>
+        </w:rPr>
         <w:t xml:space="preserve"> </w:t>
       </w:r>
       <m:oMath>
@@ -669,11 +748,14 @@
       </m:oMath>
       <w:r>
         <w:rPr>
-          <w:rFonts w:hint="eastAsia"/>
+          <w:rFonts w:hint="eastAsia" w:eastAsia="黑体"/>
         </w:rPr>
         <w:t xml:space="preserve">（或</w:t>
       </w:r>
       <w:r>
+        <w:rPr>
+          <w:rFonts w:eastAsia="黑体"/>
+        </w:rPr>
         <w:t xml:space="preserve"> </w:t>
       </w:r>
       <m:oMath>
@@ -695,7 +777,7 @@
       </m:oMath>
       <w:r>
         <w:rPr>
-          <w:rFonts w:hint="eastAsia"/>
+          <w:rFonts w:hint="eastAsia" w:eastAsia="黑体"/>
         </w:rPr>
         <w:t xml:space="preserve">）成正比的中频电压；数字鉴相器用异或门或触发器直接输出与相位差宽度对应的脉冲，经平均得到电压。</w:t>
       </w:r>
@@ -708,7 +790,7 @@
       </w:pPr>
       <w:r>
         <w:rPr>
-          <w:rFonts w:hint="eastAsia"/>
+          <w:rFonts w:hint="eastAsia" w:eastAsia="黑体"/>
         </w:rPr>
         <w:t xml:space="preserve">关键计算公式</w:t>
       </w:r>
@@ -722,7 +804,7 @@
       </w:pPr>
       <w:r>
         <w:rPr>
-          <w:rFonts w:hint="eastAsia"/>
+          <w:rFonts w:hint="eastAsia" w:eastAsia="黑体"/>
         </w:rPr>
         <w:t xml:space="preserve">相乘鉴相器输出（</w:t>
       </w:r>
@@ -741,11 +823,14 @@
         </m:sSub>
       </m:oMath>
       <w:r>
+        <w:rPr>
+          <w:rFonts w:eastAsia="黑体"/>
+        </w:rPr>
         <w:t xml:space="preserve"> </w:t>
       </w:r>
       <w:r>
         <w:rPr>
-          <w:rFonts w:hint="eastAsia"/>
+          <w:rFonts w:hint="eastAsia" w:eastAsia="黑体"/>
         </w:rPr>
         <w:t xml:space="preserve">乘法器增益，</w:t>
       </w:r>
@@ -761,11 +846,14 @@
         </m:r>
       </m:oMath>
       <w:r>
+        <w:rPr>
+          <w:rFonts w:eastAsia="黑体"/>
+        </w:rPr>
         <w:t xml:space="preserve"> </w:t>
       </w:r>
       <w:r>
         <w:rPr>
-          <w:rFonts w:hint="eastAsia"/>
+          <w:rFonts w:hint="eastAsia" w:eastAsia="黑体"/>
         </w:rPr>
         <w:t xml:space="preserve">相位差）：</w:t>
       </w:r>
@@ -876,7 +964,7 @@
       </w:pPr>
       <w:r>
         <w:rPr>
-          <w:rFonts w:hint="eastAsia"/>
+          <w:rFonts w:hint="eastAsia" w:eastAsia="黑体"/>
         </w:rPr>
         <w:t xml:space="preserve">小相位差时近似线性：</w:t>
       </w:r>
@@ -972,7 +1060,7 @@
       </w:pPr>
       <w:r>
         <w:rPr>
-          <w:rFonts w:hint="eastAsia"/>
+          <w:rFonts w:hint="eastAsia" w:eastAsia="黑体"/>
         </w:rPr>
         <w:t xml:space="preserve">鉴相灵敏度：</w:t>
       </w:r>
@@ -1053,11 +1141,14 @@
       </w:pPr>
       <w:r>
         <w:rPr>
-          <w:rFonts w:hint="eastAsia"/>
+          <w:rFonts w:hint="eastAsia" w:eastAsia="黑体"/>
         </w:rPr>
         <w:t xml:space="preserve">异或鉴相器平均输出（占空比</w:t>
       </w:r>
       <w:r>
+        <w:rPr>
+          <w:rFonts w:eastAsia="黑体"/>
+        </w:rPr>
         <w:t xml:space="preserve"> </w:t>
       </w:r>
       <m:oMath>
@@ -1069,11 +1160,14 @@
         </m:r>
       </m:oMath>
       <w:r>
+        <w:rPr>
+          <w:rFonts w:eastAsia="黑体"/>
+        </w:rPr>
         <w:t xml:space="preserve"> </w:t>
       </w:r>
       <w:r>
         <w:rPr>
-          <w:rFonts w:hint="eastAsia"/>
+          <w:rFonts w:hint="eastAsia" w:eastAsia="黑体"/>
         </w:rPr>
         <w:t xml:space="preserve">相位差）：</w:t>
       </w:r>
@@ -1186,7 +1280,7 @@
             </w:pPr>
             <w:r>
               <w:rPr>
-                <w:rFonts w:hint="eastAsia"/>
+                <w:rFonts w:hint="eastAsia" w:eastAsia="黑体"/>
               </w:rPr>
               <w:t xml:space="preserve">符号</w:t>
             </w:r>
@@ -1200,7 +1294,7 @@
             </w:pPr>
             <w:r>
               <w:rPr>
-                <w:rFonts w:hint="eastAsia"/>
+                <w:rFonts w:hint="eastAsia" w:eastAsia="黑体"/>
               </w:rPr>
               <w:t xml:space="preserve">含义</w:t>
             </w:r>
@@ -1214,7 +1308,7 @@
             </w:pPr>
             <w:r>
               <w:rPr>
-                <w:rFonts w:hint="eastAsia"/>
+                <w:rFonts w:hint="eastAsia" w:eastAsia="黑体"/>
               </w:rPr>
               <w:t xml:space="preserve">单位</w:t>
             </w:r>
@@ -1243,6 +1337,9 @@
               </m:sSub>
             </m:oMath>
             <w:r>
+              <w:rPr>
+                <w:rFonts w:eastAsia="黑体"/>
+              </w:rPr>
               <w:t xml:space="preserve">​</w:t>
             </w:r>
           </w:p>
@@ -1255,7 +1352,7 @@
             </w:pPr>
             <w:r>
               <w:rPr>
-                <w:rFonts w:hint="eastAsia"/>
+                <w:rFonts w:hint="eastAsia" w:eastAsia="黑体"/>
               </w:rPr>
               <w:t xml:space="preserve">乘法器增益</w:t>
             </w:r>
@@ -1268,6 +1365,9 @@
               <w:pStyle w:val="Compact"/>
             </w:pPr>
             <w:r>
+              <w:rPr>
+                <w:rFonts w:eastAsia="黑体"/>
+              </w:rPr>
               <w:t xml:space="preserve">1/V</w:t>
             </w:r>
           </w:p>
@@ -1313,6 +1413,9 @@
               </m:sSub>
             </m:oMath>
             <w:r>
+              <w:rPr>
+                <w:rFonts w:eastAsia="黑体"/>
+              </w:rPr>
               <w:t xml:space="preserve">​</w:t>
             </w:r>
           </w:p>
@@ -1325,7 +1428,7 @@
             </w:pPr>
             <w:r>
               <w:rPr>
-                <w:rFonts w:hint="eastAsia"/>
+                <w:rFonts w:hint="eastAsia" w:eastAsia="黑体"/>
               </w:rPr>
               <w:t xml:space="preserve">两输入幅度</w:t>
             </w:r>
@@ -1338,6 +1441,9 @@
               <w:pStyle w:val="Compact"/>
             </w:pPr>
             <w:r>
+              <w:rPr>
+                <w:rFonts w:eastAsia="黑体"/>
+              </w:rPr>
               <w:t xml:space="preserve">V</w:t>
             </w:r>
           </w:p>
@@ -1362,6 +1468,9 @@
               </m:r>
             </m:oMath>
             <w:r>
+              <w:rPr>
+                <w:rFonts w:eastAsia="黑体"/>
+              </w:rPr>
               <w:t xml:space="preserve">​</w:t>
             </w:r>
           </w:p>
@@ -1374,7 +1483,7 @@
             </w:pPr>
             <w:r>
               <w:rPr>
-                <w:rFonts w:hint="eastAsia"/>
+                <w:rFonts w:hint="eastAsia" w:eastAsia="黑体"/>
               </w:rPr>
               <w:t xml:space="preserve">相位差</w:t>
             </w:r>
@@ -1387,6 +1496,9 @@
               <w:pStyle w:val="Compact"/>
             </w:pPr>
             <w:r>
+              <w:rPr>
+                <w:rFonts w:eastAsia="黑体"/>
+              </w:rPr>
               <w:t xml:space="preserve">rad</w:t>
             </w:r>
           </w:p>
@@ -1414,6 +1526,9 @@
               </m:sSub>
             </m:oMath>
             <w:r>
+              <w:rPr>
+                <w:rFonts w:eastAsia="黑体"/>
+              </w:rPr>
               <w:t xml:space="preserve">​</w:t>
             </w:r>
           </w:p>
@@ -1426,7 +1541,7 @@
             </w:pPr>
             <w:r>
               <w:rPr>
-                <w:rFonts w:hint="eastAsia"/>
+                <w:rFonts w:hint="eastAsia" w:eastAsia="黑体"/>
               </w:rPr>
               <w:t xml:space="preserve">鉴相灵敏度</w:t>
             </w:r>
@@ -1439,6 +1554,9 @@
               <w:pStyle w:val="Compact"/>
             </w:pPr>
             <w:r>
+              <w:rPr>
+                <w:rFonts w:eastAsia="黑体"/>
+              </w:rPr>
               <w:t xml:space="preserve">V/rad</w:t>
             </w:r>
           </w:p>
@@ -1469,6 +1587,9 @@
               </m:sSub>
             </m:oMath>
             <w:r>
+              <w:rPr>
+                <w:rFonts w:eastAsia="黑体"/>
+              </w:rPr>
               <w:t xml:space="preserve">​</w:t>
             </w:r>
           </w:p>
@@ -1481,7 +1602,7 @@
             </w:pPr>
             <w:r>
               <w:rPr>
-                <w:rFonts w:hint="eastAsia"/>
+                <w:rFonts w:hint="eastAsia" w:eastAsia="黑体"/>
               </w:rPr>
               <w:t xml:space="preserve">数字电源电压</w:t>
             </w:r>
@@ -1494,6 +1615,9 @@
               <w:pStyle w:val="Compact"/>
             </w:pPr>
             <w:r>
+              <w:rPr>
+                <w:rFonts w:eastAsia="黑体"/>
+              </w:rPr>
               <w:t xml:space="preserve">V</w:t>
             </w:r>
           </w:p>
@@ -1508,7 +1632,7 @@
       </w:pPr>
       <w:r>
         <w:rPr>
-          <w:rFonts w:hint="eastAsia"/>
+          <w:rFonts w:hint="eastAsia" w:eastAsia="黑体"/>
         </w:rPr>
         <w:t xml:space="preserve">元件调整影响</w:t>
       </w:r>
@@ -1523,21 +1647,27 @@
       </w:pPr>
       <w:r>
         <w:rPr>
-          <w:rFonts w:hint="eastAsia"/>
+          <w:rFonts w:hint="eastAsia" w:eastAsia="黑体"/>
           <w:b/>
           <w:bCs/>
         </w:rPr>
         <w:t xml:space="preserve">乘法器增益或输入幅度增大</w:t>
       </w:r>
       <w:r>
+        <w:rPr>
+          <w:rFonts w:eastAsia="黑体"/>
+        </w:rPr>
         <w:t xml:space="preserve"> </w:t>
       </w:r>
       <w:r>
+        <w:rPr>
+          <w:rFonts w:eastAsia="黑体"/>
+        </w:rPr>
         <w:t xml:space="preserve">→ </w:t>
       </w:r>
       <w:r>
         <w:rPr>
-          <w:rFonts w:hint="eastAsia"/>
+          <w:rFonts w:hint="eastAsia" w:eastAsia="黑体"/>
         </w:rPr>
         <w:t xml:space="preserve">鉴相灵敏度提高，但可能超出线性区。</w:t>
       </w:r>
@@ -1552,21 +1682,27 @@
       </w:pPr>
       <w:r>
         <w:rPr>
-          <w:rFonts w:hint="eastAsia"/>
+          <w:rFonts w:hint="eastAsia" w:eastAsia="黑体"/>
           <w:b/>
           <w:bCs/>
         </w:rPr>
         <w:t xml:space="preserve">低通滤波器带宽过窄</w:t>
       </w:r>
       <w:r>
+        <w:rPr>
+          <w:rFonts w:eastAsia="黑体"/>
+        </w:rPr>
         <w:t xml:space="preserve"> </w:t>
       </w:r>
       <w:r>
+        <w:rPr>
+          <w:rFonts w:eastAsia="黑体"/>
+        </w:rPr>
         <w:t xml:space="preserve">→ </w:t>
       </w:r>
       <w:r>
         <w:rPr>
-          <w:rFonts w:hint="eastAsia"/>
+          <w:rFonts w:hint="eastAsia" w:eastAsia="黑体"/>
         </w:rPr>
         <w:t xml:space="preserve">纹波光滑但环路响应慢；过宽则纹波与噪声大。</w:t>
       </w:r>
@@ -1581,21 +1717,27 @@
       </w:pPr>
       <w:r>
         <w:rPr>
-          <w:rFonts w:hint="eastAsia"/>
+          <w:rFonts w:hint="eastAsia" w:eastAsia="黑体"/>
           <w:b/>
           <w:bCs/>
         </w:rPr>
         <w:t xml:space="preserve">乘法器非线性/不对称</w:t>
       </w:r>
       <w:r>
+        <w:rPr>
+          <w:rFonts w:eastAsia="黑体"/>
+        </w:rPr>
         <w:t xml:space="preserve"> </w:t>
       </w:r>
       <w:r>
+        <w:rPr>
+          <w:rFonts w:eastAsia="黑体"/>
+        </w:rPr>
         <w:t xml:space="preserve">→ </w:t>
       </w:r>
       <w:r>
         <w:rPr>
-          <w:rFonts w:hint="eastAsia"/>
+          <w:rFonts w:hint="eastAsia" w:eastAsia="黑体"/>
         </w:rPr>
         <w:t xml:space="preserve">引入相位偏移误差，锁相产生稳态相位差。</w:t>
       </w:r>
@@ -1610,21 +1752,27 @@
       </w:pPr>
       <w:r>
         <w:rPr>
-          <w:rFonts w:hint="eastAsia"/>
+          <w:rFonts w:hint="eastAsia" w:eastAsia="黑体"/>
           <w:b/>
           <w:bCs/>
         </w:rPr>
         <w:t xml:space="preserve">数字鉴相器（异或）占空比失真</w:t>
       </w:r>
       <w:r>
+        <w:rPr>
+          <w:rFonts w:eastAsia="黑体"/>
+        </w:rPr>
         <w:t xml:space="preserve"> </w:t>
       </w:r>
       <w:r>
+        <w:rPr>
+          <w:rFonts w:eastAsia="黑体"/>
+        </w:rPr>
         <w:t xml:space="preserve">→ </w:t>
       </w:r>
       <w:r>
         <w:rPr>
-          <w:rFonts w:hint="eastAsia"/>
+          <w:rFonts w:hint="eastAsia" w:eastAsia="黑体"/>
         </w:rPr>
         <w:t xml:space="preserve">输出平均电压与相位差偏离线性。</w:t>
       </w:r>
@@ -1639,7 +1787,7 @@
       </w:pPr>
       <w:r>
         <w:rPr>
-          <w:rFonts w:hint="eastAsia"/>
+          <w:rFonts w:hint="eastAsia" w:eastAsia="黑体"/>
           <w:b/>
           <w:bCs/>
         </w:rPr>
@@ -1647,6 +1795,7 @@
       </w:r>
       <w:r>
         <w:rPr>
+          <w:rFonts w:eastAsia="黑体"/>
           <w:b/>
           <w:bCs/>
         </w:rPr>
@@ -1668,6 +1817,7 @@
       </m:oMath>
       <w:r>
         <w:rPr>
+          <w:rFonts w:eastAsia="黑体"/>
           <w:b/>
           <w:bCs/>
         </w:rPr>
@@ -1675,21 +1825,27 @@
       </w:r>
       <w:r>
         <w:rPr>
-          <w:rFonts w:hint="eastAsia"/>
+          <w:rFonts w:hint="eastAsia" w:eastAsia="黑体"/>
           <w:b/>
           <w:bCs/>
         </w:rPr>
         <w:t xml:space="preserve">变化</w:t>
       </w:r>
       <w:r>
+        <w:rPr>
+          <w:rFonts w:eastAsia="黑体"/>
+        </w:rPr>
         <w:t xml:space="preserve"> </w:t>
       </w:r>
       <w:r>
+        <w:rPr>
+          <w:rFonts w:eastAsia="黑体"/>
+        </w:rPr>
         <w:t xml:space="preserve">→ </w:t>
       </w:r>
       <w:r>
         <w:rPr>
-          <w:rFonts w:hint="eastAsia"/>
+          <w:rFonts w:hint="eastAsia" w:eastAsia="黑体"/>
         </w:rPr>
         <w:t xml:space="preserve">影响锁相环环路增益与稳定性。</w:t>
       </w:r>
@@ -1702,7 +1858,7 @@
       </w:pPr>
       <w:r>
         <w:rPr>
-          <w:rFonts w:hint="eastAsia"/>
+          <w:rFonts w:hint="eastAsia" w:eastAsia="黑体"/>
         </w:rPr>
         <w:t xml:space="preserve">典型参数示例</w:t>
       </w:r>
@@ -1717,11 +1873,14 @@
       </w:pPr>
       <w:r>
         <w:rPr>
-          <w:rFonts w:hint="eastAsia"/>
+          <w:rFonts w:hint="eastAsia" w:eastAsia="黑体"/>
         </w:rPr>
         <w:t xml:space="preserve">取</w:t>
       </w:r>
       <w:r>
+        <w:rPr>
+          <w:rFonts w:eastAsia="黑体"/>
+        </w:rPr>
         <w:t xml:space="preserve"> </w:t>
       </w:r>
       <m:oMath>
@@ -1773,6 +1932,9 @@
         </m:sSup>
       </m:oMath>
       <w:r>
+        <w:rPr>
+          <w:rFonts w:eastAsia="黑体"/>
+        </w:rPr>
         <w:t xml:space="preserve">、</w:t>
       </w:r>
       <m:oMath>
@@ -1827,6 +1989,9 @@
         </m:r>
       </m:oMath>
       <w:r>
+        <w:rPr>
+          <w:rFonts w:eastAsia="黑体"/>
+        </w:rPr>
         <w:t xml:space="preserve">、</w:t>
       </w:r>
       <m:oMath>
@@ -1857,7 +2022,7 @@
       </m:oMath>
       <w:r>
         <w:rPr>
-          <w:rFonts w:hint="eastAsia"/>
+          <w:rFonts w:hint="eastAsia" w:eastAsia="黑体"/>
         </w:rPr>
         <w:t xml:space="preserve">：</w:t>
       </w:r>
@@ -1943,6 +2108,9 @@
         </m:r>
       </m:oMath>
       <w:r>
+        <w:rPr>
+          <w:rFonts w:eastAsia="黑体"/>
+        </w:rPr>
         <w:t xml:space="preserve">。</w:t>
       </w:r>
     </w:p>
@@ -1956,11 +2124,14 @@
       </w:pPr>
       <w:r>
         <w:rPr>
-          <w:rFonts w:hint="eastAsia"/>
+          <w:rFonts w:hint="eastAsia" w:eastAsia="黑体"/>
         </w:rPr>
         <w:t xml:space="preserve">取</w:t>
       </w:r>
       <w:r>
+        <w:rPr>
+          <w:rFonts w:eastAsia="黑体"/>
+        </w:rPr>
         <w:t xml:space="preserve"> </w:t>
       </w:r>
       <m:oMath>
@@ -2000,6 +2171,9 @@
         </m:r>
       </m:oMath>
       <w:r>
+        <w:rPr>
+          <w:rFonts w:eastAsia="黑体"/>
+        </w:rPr>
         <w:t xml:space="preserve">、</w:t>
       </w:r>
       <m:oMath>
@@ -2030,7 +2204,7 @@
       </m:oMath>
       <w:r>
         <w:rPr>
-          <w:rFonts w:hint="eastAsia"/>
+          <w:rFonts w:hint="eastAsia" w:eastAsia="黑体"/>
         </w:rPr>
         <w:t xml:space="preserve">（异或）：</w:t>
       </w:r>
@@ -2098,6 +2272,9 @@
         </m:r>
       </m:oMath>
       <w:r>
+        <w:rPr>
+          <w:rFonts w:eastAsia="黑体"/>
+        </w:rPr>
         <w:t xml:space="preserve">。</w:t>
       </w:r>
     </w:p>
@@ -2109,7 +2286,7 @@
       </w:pPr>
       <w:r>
         <w:rPr>
-          <w:rFonts w:hint="eastAsia"/>
+          <w:rFonts w:hint="eastAsia" w:eastAsia="黑体"/>
         </w:rPr>
         <w:t xml:space="preserve">常见器件型号</w:t>
       </w:r>
@@ -2124,7 +2301,7 @@
       </w:pPr>
       <w:r>
         <w:rPr>
-          <w:rFonts w:hint="eastAsia"/>
+          <w:rFonts w:hint="eastAsia" w:eastAsia="黑体"/>
         </w:rPr>
         <w:t xml:space="preserve">模拟乘法器：MC1496、AD633。</w:t>
       </w:r>
@@ -2139,16 +2316,19 @@
       </w:pPr>
       <w:r>
         <w:rPr>
-          <w:rFonts w:hint="eastAsia"/>
+          <w:rFonts w:hint="eastAsia" w:eastAsia="黑体"/>
         </w:rPr>
         <w:t xml:space="preserve">数字鉴相器：74HC86（异或门）、74HC4046（含</w:t>
       </w:r>
       <w:r>
+        <w:rPr>
+          <w:rFonts w:eastAsia="黑体"/>
+        </w:rPr>
         <w:t xml:space="preserve"> </w:t>
       </w:r>
       <w:r>
         <w:rPr>
-          <w:rFonts w:hint="eastAsia"/>
+          <w:rFonts w:hint="eastAsia" w:eastAsia="黑体"/>
         </w:rPr>
         <w:t xml:space="preserve">PFD）。</w:t>
       </w:r>
@@ -2162,11 +2342,14 @@
         </w:numPr>
       </w:pPr>
       <w:r>
+        <w:rPr>
+          <w:rFonts w:eastAsia="黑体"/>
+        </w:rPr>
         <w:t xml:space="preserve">PLL </w:t>
       </w:r>
       <w:r>
         <w:rPr>
-          <w:rFonts w:hint="eastAsia"/>
+          <w:rFonts w:hint="eastAsia" w:eastAsia="黑体"/>
         </w:rPr>
         <w:t xml:space="preserve">芯片：CD4046、NE565。</w:t>
       </w:r>
@@ -2179,7 +2362,7 @@
       </w:pPr>
       <w:r>
         <w:rPr>
-          <w:rFonts w:hint="eastAsia"/>
+          <w:rFonts w:hint="eastAsia" w:eastAsia="黑体"/>
         </w:rPr>
         <w:t xml:space="preserve">注意事项</w:t>
       </w:r>
@@ -2194,7 +2377,7 @@
       </w:pPr>
       <w:r>
         <w:rPr>
-          <w:rFonts w:hint="eastAsia"/>
+          <w:rFonts w:hint="eastAsia" w:eastAsia="黑体"/>
         </w:rPr>
         <w:t xml:space="preserve">相乘鉴相器输出含二倍频分量，需低通滤波滤除。</w:t>
       </w:r>
@@ -2209,25 +2392,31 @@
       </w:pPr>
       <w:r>
         <w:rPr>
-          <w:rFonts w:hint="eastAsia"/>
+          <w:rFonts w:hint="eastAsia" w:eastAsia="黑体"/>
         </w:rPr>
         <w:t xml:space="preserve">模拟鉴相器的线性范围通常为</w:t>
       </w:r>
       <w:r>
+        <w:rPr>
+          <w:rFonts w:eastAsia="黑体"/>
+        </w:rPr>
         <w:t xml:space="preserve"> </w:t>
       </w:r>
       <w:r>
         <w:rPr>
-          <w:rFonts w:hint="eastAsia"/>
+          <w:rFonts w:hint="eastAsia" w:eastAsia="黑体"/>
         </w:rPr>
         <w:t xml:space="preserve">±90°（正弦特性为</w:t>
       </w:r>
       <w:r>
+        <w:rPr>
+          <w:rFonts w:eastAsia="黑体"/>
+        </w:rPr>
         <w:t xml:space="preserve"> ±π/2 </w:t>
       </w:r>
       <w:r>
         <w:rPr>
-          <w:rFonts w:hint="eastAsia"/>
+          <w:rFonts w:hint="eastAsia" w:eastAsia="黑体"/>
         </w:rPr>
         <w:t xml:space="preserve">近似线性区）。</w:t>
       </w:r>
@@ -2242,16 +2431,19 @@
       </w:pPr>
       <w:r>
         <w:rPr>
-          <w:rFonts w:hint="eastAsia"/>
+          <w:rFonts w:hint="eastAsia" w:eastAsia="黑体"/>
         </w:rPr>
         <w:t xml:space="preserve">数字</w:t>
       </w:r>
       <w:r>
+        <w:rPr>
+          <w:rFonts w:eastAsia="黑体"/>
+        </w:rPr>
         <w:t xml:space="preserve"> </w:t>
       </w:r>
       <w:r>
         <w:rPr>
-          <w:rFonts w:hint="eastAsia"/>
+          <w:rFonts w:hint="eastAsia" w:eastAsia="黑体"/>
         </w:rPr>
         <w:t xml:space="preserve">PFD（鉴频鉴相器）可同时完成鉴频与鉴相，锁定范围更宽。</w:t>
       </w:r>
@@ -2266,25 +2458,31 @@
       </w:pPr>
       <w:r>
         <w:rPr>
-          <w:rFonts w:hint="eastAsia"/>
+          <w:rFonts w:hint="eastAsia" w:eastAsia="黑体"/>
         </w:rPr>
         <w:t xml:space="preserve">鉴相灵敏度直接决定</w:t>
       </w:r>
       <w:r>
+        <w:rPr>
+          <w:rFonts w:eastAsia="黑体"/>
+        </w:rPr>
         <w:t xml:space="preserve"> PLL </w:t>
       </w:r>
       <w:r>
         <w:rPr>
-          <w:rFonts w:hint="eastAsia"/>
+          <w:rFonts w:hint="eastAsia" w:eastAsia="黑体"/>
         </w:rPr>
         <w:t xml:space="preserve">环路增益，设计时需与</w:t>
       </w:r>
       <w:r>
+        <w:rPr>
+          <w:rFonts w:eastAsia="黑体"/>
+        </w:rPr>
         <w:t xml:space="preserve"> VCO </w:t>
       </w:r>
       <w:r>
         <w:rPr>
-          <w:rFonts w:hint="eastAsia"/>
+          <w:rFonts w:hint="eastAsia" w:eastAsia="黑体"/>
         </w:rPr>
         <w:t xml:space="preserve">增益配合。</w:t>
       </w:r>
@@ -2297,7 +2495,7 @@
       </w:pPr>
       <w:r>
         <w:rPr>
-          <w:rFonts w:hint="eastAsia"/>
+          <w:rFonts w:hint="eastAsia" w:eastAsia="黑体"/>
         </w:rPr>
         <w:t xml:space="preserve">参考资料</w:t>
       </w:r>
@@ -2311,6 +2509,9 @@
         </w:numPr>
       </w:pPr>
       <w:r>
+        <w:rPr>
+          <w:rFonts w:eastAsia="黑体"/>
+        </w:rPr>
         <w:t xml:space="preserve">Wikipedia: Phase detector。</w:t>
       </w:r>
     </w:p>
@@ -2324,16 +2525,19 @@
       </w:pPr>
       <w:r>
         <w:rPr>
-          <w:rFonts w:hint="eastAsia"/>
+          <w:rFonts w:hint="eastAsia" w:eastAsia="黑体"/>
         </w:rPr>
         <w:t xml:space="preserve">《锁相环技术》（Floyd</w:t>
       </w:r>
       <w:r>
+        <w:rPr>
+          <w:rFonts w:eastAsia="黑体"/>
+        </w:rPr>
         <w:t xml:space="preserve"> M. </w:t>
       </w:r>
       <w:r>
         <w:rPr>
-          <w:rFonts w:hint="eastAsia"/>
+          <w:rFonts w:hint="eastAsia" w:eastAsia="黑体"/>
         </w:rPr>
         <w:t xml:space="preserve">Gardner，中译本）。</w:t>
       </w:r>
@@ -2347,11 +2551,14 @@
         </w:numPr>
       </w:pPr>
       <w:r>
+        <w:rPr>
+          <w:rFonts w:eastAsia="黑体"/>
+        </w:rPr>
         <w:t xml:space="preserve">TI CD4046 </w:t>
       </w:r>
       <w:r>
         <w:rPr>
-          <w:rFonts w:hint="eastAsia"/>
+          <w:rFonts w:hint="eastAsia" w:eastAsia="黑体"/>
         </w:rPr>
         <w:t xml:space="preserve">数据手册。</w:t>
       </w:r>
@@ -2365,11 +2572,11 @@
       </w:pPr>
       <w:r>
         <w:rPr>
-          <w:rFonts w:ascii="Times New Roman" w:hAnsi="Times New Roman"/>
+          <w:rFonts w:ascii="Times New Roman" w:hAnsi="Times New Roman" w:eastAsia="黑体"/>
           <w:color w:val="555555"/>
           <w:sz w:val="21"/>
         </w:rPr>
-        <w:t>材料收集者：杜文杰</w:t>
+        <w:t>材料收集者：杜文杰，WX手机：19519196569，QQ:3478827729</w:t>
       </w:r>
     </w:p>
     <w:sectPr>
@@ -2389,7 +2596,7 @@
 </file>
 
 <file path=word/footer1.xml><?xml version="1.0" encoding="utf-8"?>
-<w:ftr xmlns:m="http://schemas.openxmlformats.org/officeDocument/2006/math" xmlns:mc="http://schemas.openxmlformats.org/markup-compatibility/2006" xmlns:mo="http://schemas.microsoft.com/office/mac/office/2008/main" xmlns:mv="urn:schemas-microsoft-com:mac:vml" xmlns:o="urn:schemas-microsoft-com:office:office" xmlns:r="http://schemas.openxmlformats.org/officeDocument/2006/relationships" xmlns:v="urn:schemas-microsoft-com:vml" xmlns:w10="urn:schemas-microsoft-com:office:word" xmlns:w14="http://schemas.microsoft.com/office/word/2010/wordml" xmlns:w="http://schemas.openxmlformats.org/wordprocessingml/2006/main" xmlns:wne="http://schemas.microsoft.com/office/word/2006/wordml" xmlns:wp14="http://schemas.microsoft.com/office/word/2010/wordprocessingDrawing" xmlns:wp="http://schemas.openxmlformats.org/drawingml/2006/wordprocessingDrawing" xmlns:wpc="http://schemas.microsoft.com/office/word/2010/wordprocessingCanvas" xmlns:wpg="http://schemas.microsoft.com/office/word/2010/wordprocessingGroup" xmlns:wpi="http://schemas.microsoft.com/office/word/2010/wordprocessingInk" xmlns:wps="http://schemas.microsoft.com/office/word/2010/wordprocessingShape" mc:Ignorable="w14 wp14">
+<w:ftr xmlns:mc="http://schemas.openxmlformats.org/markup-compatibility/2006" xmlns:w="http://schemas.openxmlformats.org/wordprocessingml/2006/main" xmlns:m="http://schemas.openxmlformats.org/officeDocument/2006/math" xmlns:mo="http://schemas.microsoft.com/office/mac/office/2008/main" xmlns:mv="urn:schemas-microsoft-com:mac:vml" xmlns:o="urn:schemas-microsoft-com:office:office" xmlns:r="http://schemas.openxmlformats.org/officeDocument/2006/relationships" xmlns:v="urn:schemas-microsoft-com:vml" xmlns:w10="urn:schemas-microsoft-com:office:word" xmlns:w14="http://schemas.microsoft.com/office/word/2010/wordml" xmlns:wne="http://schemas.microsoft.com/office/word/2006/wordml" xmlns:wp14="http://schemas.microsoft.com/office/word/2010/wordprocessingDrawing" xmlns:wp="http://schemas.openxmlformats.org/drawingml/2006/wordprocessingDrawing" xmlns:wpc="http://schemas.microsoft.com/office/word/2010/wordprocessingCanvas" xmlns:wpg="http://schemas.microsoft.com/office/word/2010/wordprocessingGroup" xmlns:wpi="http://schemas.microsoft.com/office/word/2010/wordprocessingInk" xmlns:wps="http://schemas.microsoft.com/office/word/2010/wordprocessingShape" mc:Ignorable="w14 wp14">
   <w:p>
     <w:pPr>
       <w:pStyle w:val="Footer"/>
@@ -2397,12 +2604,14 @@
     </w:pPr>
     <w:r>
       <w:rPr>
+        <w:rFonts w:eastAsia="黑体"/>
         <w:sz w:val="18"/>
       </w:rPr>
       <w:t xml:space="preserve">第 </w:t>
     </w:r>
     <w:r>
       <w:rPr>
+        <w:rFonts w:eastAsia="黑体"/>
         <w:sz w:val="18"/>
       </w:rPr>
       <w:fldChar w:fldCharType="begin"/>
@@ -2411,6 +2620,7 @@
     </w:r>
     <w:r>
       <w:rPr>
+        <w:rFonts w:eastAsia="黑体"/>
         <w:sz w:val="18"/>
       </w:rPr>
       <w:t xml:space="preserve"> 页</w:t>
@@ -2424,6 +2634,9 @@
   <w:footnote w:type="continuationSeparator" w:id="0">
     <w:p>
       <w:r>
+        <w:rPr>
+          <w:rFonts w:eastAsia="黑体"/>
+        </w:rPr>
         <w:continuationSeparator/>
       </w:r>
     </w:p>
@@ -2431,6 +2644,9 @@
   <w:footnote w:type="separator" w:id="-1">
     <w:p>
       <w:r>
+        <w:rPr>
+          <w:rFonts w:eastAsia="黑体"/>
+        </w:rPr>
         <w:separator/>
       </w:r>
     </w:p>
@@ -2439,7 +2655,7 @@
 </file>
 
 <file path=word/header1.xml><?xml version="1.0" encoding="utf-8"?>
-<w:hdr xmlns:m="http://schemas.openxmlformats.org/officeDocument/2006/math" xmlns:mc="http://schemas.openxmlformats.org/markup-compatibility/2006" xmlns:mo="http://schemas.microsoft.com/office/mac/office/2008/main" xmlns:mv="urn:schemas-microsoft-com:mac:vml" xmlns:o="urn:schemas-microsoft-com:office:office" xmlns:r="http://schemas.openxmlformats.org/officeDocument/2006/relationships" xmlns:v="urn:schemas-microsoft-com:vml" xmlns:w10="urn:schemas-microsoft-com:office:word" xmlns:w14="http://schemas.microsoft.com/office/word/2010/wordml" xmlns:w="http://schemas.openxmlformats.org/wordprocessingml/2006/main" xmlns:wne="http://schemas.microsoft.com/office/word/2006/wordml" xmlns:wp14="http://schemas.microsoft.com/office/word/2010/wordprocessingDrawing" xmlns:wp="http://schemas.openxmlformats.org/drawingml/2006/wordprocessingDrawing" xmlns:wpc="http://schemas.microsoft.com/office/word/2010/wordprocessingCanvas" xmlns:wpg="http://schemas.microsoft.com/office/word/2010/wordprocessingGroup" xmlns:wpi="http://schemas.microsoft.com/office/word/2010/wordprocessingInk" xmlns:wps="http://schemas.microsoft.com/office/word/2010/wordprocessingShape" mc:Ignorable="w14 wp14">
+<w:hdr xmlns:mc="http://schemas.openxmlformats.org/markup-compatibility/2006" xmlns:w="http://schemas.openxmlformats.org/wordprocessingml/2006/main" xmlns:m="http://schemas.openxmlformats.org/officeDocument/2006/math" xmlns:mo="http://schemas.microsoft.com/office/mac/office/2008/main" xmlns:mv="urn:schemas-microsoft-com:mac:vml" xmlns:o="urn:schemas-microsoft-com:office:office" xmlns:r="http://schemas.openxmlformats.org/officeDocument/2006/relationships" xmlns:v="urn:schemas-microsoft-com:vml" xmlns:w10="urn:schemas-microsoft-com:office:word" xmlns:w14="http://schemas.microsoft.com/office/word/2010/wordml" xmlns:wne="http://schemas.microsoft.com/office/word/2006/wordml" xmlns:wp14="http://schemas.microsoft.com/office/word/2010/wordprocessingDrawing" xmlns:wp="http://schemas.openxmlformats.org/drawingml/2006/wordprocessingDrawing" xmlns:wpc="http://schemas.microsoft.com/office/word/2010/wordprocessingCanvas" xmlns:wpg="http://schemas.microsoft.com/office/word/2010/wordprocessingGroup" xmlns:wpi="http://schemas.microsoft.com/office/word/2010/wordprocessingInk" xmlns:wps="http://schemas.microsoft.com/office/word/2010/wordprocessingShape" mc:Ignorable="w14 wp14">
   <w:p>
     <w:pPr>
       <w:pStyle w:val="Header"/>
@@ -2447,7 +2663,7 @@
     </w:pPr>
     <w:r>
       <w:rPr>
-        <w:rFonts w:ascii="Times New Roman" w:hAnsi="Times New Roman"/>
+        <w:rFonts w:ascii="Times New Roman" w:hAnsi="Times New Roman" w:eastAsia="黑体"/>
         <w:sz w:val="18"/>
         <w:rFonts w:eastAsia="黑体"/>
         <w:rFonts w:eastAsia="黑体"/>
@@ -2459,7 +2675,7 @@
 </file>
 
 <file path=word/numbering.xml><?xml version="1.0" encoding="utf-8"?>
-<w:numbering xmlns:m="http://schemas.openxmlformats.org/officeDocument/2006/math" xmlns:mc="http://schemas.openxmlformats.org/markup-compatibility/2006" xmlns:mo="http://schemas.microsoft.com/office/mac/office/2008/main" xmlns:mv="urn:schemas-microsoft-com:mac:vml" xmlns:o="urn:schemas-microsoft-com:office:office" xmlns:r="http://schemas.openxmlformats.org/officeDocument/2006/relationships" xmlns:v="urn:schemas-microsoft-com:vml" xmlns:w="http://schemas.openxmlformats.org/wordprocessingml/2006/main" xmlns:w10="urn:schemas-microsoft-com:office:word" xmlns:w14="http://schemas.microsoft.com/office/word/2010/wordml" xmlns:wne="http://schemas.microsoft.com/office/word/2006/wordml" xmlns:wp="http://schemas.openxmlformats.org/drawingml/2006/wordprocessingDrawing" xmlns:wp14="http://schemas.microsoft.com/office/word/2010/wordprocessingDrawing" xmlns:wpc="http://schemas.microsoft.com/office/word/2010/wordprocessingCanvas" xmlns:wpg="http://schemas.microsoft.com/office/word/2010/wordprocessingGroup" xmlns:wpi="http://schemas.microsoft.com/office/word/2010/wordprocessingInk" xmlns:wps="http://schemas.microsoft.com/office/word/2010/wordprocessingShape" mc:Ignorable="w14 wp14">
+<w:numbering xmlns:mc="http://schemas.openxmlformats.org/markup-compatibility/2006" xmlns:w="http://schemas.openxmlformats.org/wordprocessingml/2006/main" xmlns:m="http://schemas.openxmlformats.org/officeDocument/2006/math" xmlns:mo="http://schemas.microsoft.com/office/mac/office/2008/main" xmlns:mv="urn:schemas-microsoft-com:mac:vml" xmlns:o="urn:schemas-microsoft-com:office:office" xmlns:r="http://schemas.openxmlformats.org/officeDocument/2006/relationships" xmlns:v="urn:schemas-microsoft-com:vml" xmlns:w10="urn:schemas-microsoft-com:office:word" xmlns:w14="http://schemas.microsoft.com/office/word/2010/wordml" xmlns:wne="http://schemas.microsoft.com/office/word/2006/wordml" xmlns:wp="http://schemas.openxmlformats.org/drawingml/2006/wordprocessingDrawing" xmlns:wp14="http://schemas.microsoft.com/office/word/2010/wordprocessingDrawing" xmlns:wpc="http://schemas.microsoft.com/office/word/2010/wordprocessingCanvas" xmlns:wpg="http://schemas.microsoft.com/office/word/2010/wordprocessingGroup" xmlns:wpi="http://schemas.microsoft.com/office/word/2010/wordprocessingInk" xmlns:wps="http://schemas.microsoft.com/office/word/2010/wordprocessingShape" mc:Ignorable="w14 wp14">
   <w:abstractNum w:abstractNumId="0">
     <w:nsid w:val="FFFFFF7C"/>
     <w:multiLevelType w:val="singleLevel"/>
@@ -2546,7 +2762,7 @@
         <w:ind w:hanging="360" w:left="1440"/>
       </w:pPr>
       <w:rPr>
-        <w:rFonts w:ascii="Symbol" w:hAnsi="Symbol" w:hint="default"/>
+        <w:rFonts w:ascii="Symbol" w:hAnsi="Symbol" w:hint="default" w:eastAsia="黑体"/>
       </w:rPr>
     </w:lvl>
   </w:abstractNum>
@@ -2567,7 +2783,7 @@
         <w:ind w:hanging="360" w:left="1080"/>
       </w:pPr>
       <w:rPr>
-        <w:rFonts w:ascii="Symbol" w:hAnsi="Symbol" w:hint="default"/>
+        <w:rFonts w:ascii="Symbol" w:hAnsi="Symbol" w:hint="default" w:eastAsia="黑体"/>
       </w:rPr>
     </w:lvl>
   </w:abstractNum>
@@ -2588,7 +2804,7 @@
         <w:ind w:hanging="360" w:left="720"/>
       </w:pPr>
       <w:rPr>
-        <w:rFonts w:ascii="Symbol" w:hAnsi="Symbol" w:hint="default"/>
+        <w:rFonts w:ascii="Symbol" w:hAnsi="Symbol" w:hint="default" w:eastAsia="黑体"/>
       </w:rPr>
     </w:lvl>
   </w:abstractNum>
@@ -2627,7 +2843,7 @@
         <w:ind w:hanging="360" w:left="360"/>
       </w:pPr>
       <w:rPr>
-        <w:rFonts w:ascii="Symbol" w:hAnsi="Symbol" w:hint="default"/>
+        <w:rFonts w:ascii="Symbol" w:hAnsi="Symbol" w:hint="default" w:eastAsia="黑体"/>
       </w:rPr>
     </w:lvl>
   </w:abstractNum>
@@ -2718,7 +2934,7 @@
         <w:ind w:left="720" w:hanging="360"/>
       </w:pPr>
       <w:rPr>
-        <w:rFonts w:ascii="Symbol" w:hAnsi="Symbol" w:cs="Symbol" w:hint="default"/>
+        <w:rFonts w:ascii="Symbol" w:hAnsi="Symbol" w:cs="Symbol" w:hint="default" w:eastAsia="黑体"/>
       </w:rPr>
     </w:lvl>
     <w:lvl w:ilvl="1">
@@ -2729,7 +2945,7 @@
         <w:ind w:left="1440" w:hanging="360"/>
       </w:pPr>
       <w:rPr>
-        <w:rFonts w:ascii="Courier New" w:hAnsi="Courier New" w:cs="Courier New" w:hint="default"/>
+        <w:rFonts w:ascii="Courier New" w:hAnsi="Courier New" w:cs="Courier New" w:hint="default" w:eastAsia="黑体"/>
       </w:rPr>
     </w:lvl>
     <w:lvl w:ilvl="2">
@@ -2740,7 +2956,7 @@
         <w:ind w:left="2160" w:hanging="360"/>
       </w:pPr>
       <w:rPr>
-        <w:rFonts w:ascii="Wingdings" w:hAnsi="Wingdings" w:cs="Wingdings" w:hint="default"/>
+        <w:rFonts w:ascii="Wingdings" w:hAnsi="Wingdings" w:cs="Wingdings" w:hint="default" w:eastAsia="黑体"/>
       </w:rPr>
     </w:lvl>
     <w:lvl w:ilvl="3">
@@ -2751,7 +2967,7 @@
         <w:ind w:left="2880" w:hanging="360"/>
       </w:pPr>
       <w:rPr>
-        <w:rFonts w:ascii="Symbol" w:hAnsi="Symbol" w:cs="Symbol" w:hint="default"/>
+        <w:rFonts w:ascii="Symbol" w:hAnsi="Symbol" w:cs="Symbol" w:hint="default" w:eastAsia="黑体"/>
       </w:rPr>
     </w:lvl>
     <w:lvl w:ilvl="4">
@@ -2762,7 +2978,7 @@
         <w:ind w:left="3600" w:hanging="360"/>
       </w:pPr>
       <w:rPr>
-        <w:rFonts w:ascii="Courier New" w:hAnsi="Courier New" w:cs="Courier New" w:hint="default"/>
+        <w:rFonts w:ascii="Courier New" w:hAnsi="Courier New" w:cs="Courier New" w:hint="default" w:eastAsia="黑体"/>
       </w:rPr>
     </w:lvl>
     <w:lvl w:ilvl="5">
@@ -2773,7 +2989,7 @@
         <w:ind w:left="4320" w:hanging="360"/>
       </w:pPr>
       <w:rPr>
-        <w:rFonts w:ascii="Wingdings" w:hAnsi="Wingdings" w:cs="Wingdings" w:hint="default"/>
+        <w:rFonts w:ascii="Wingdings" w:hAnsi="Wingdings" w:cs="Wingdings" w:hint="default" w:eastAsia="黑体"/>
       </w:rPr>
     </w:lvl>
     <w:lvl w:ilvl="6">
@@ -2784,7 +3000,7 @@
         <w:ind w:left="5040" w:hanging="360"/>
       </w:pPr>
       <w:rPr>
-        <w:rFonts w:ascii="Symbol" w:hAnsi="Symbol" w:cs="Symbol" w:hint="default"/>
+        <w:rFonts w:ascii="Symbol" w:hAnsi="Symbol" w:cs="Symbol" w:hint="default" w:eastAsia="黑体"/>
       </w:rPr>
     </w:lvl>
     <w:lvl w:ilvl="7">
@@ -2795,7 +3011,7 @@
         <w:ind w:left="5760" w:hanging="360"/>
       </w:pPr>
       <w:rPr>
-        <w:rFonts w:ascii="Courier New" w:hAnsi="Courier New" w:cs="Courier New" w:hint="default"/>
+        <w:rFonts w:ascii="Courier New" w:hAnsi="Courier New" w:cs="Courier New" w:hint="default" w:eastAsia="黑体"/>
       </w:rPr>
     </w:lvl>
     <w:lvl w:ilvl="8">
@@ -2806,7 +3022,7 @@
         <w:ind w:left="6480" w:hanging="360"/>
       </w:pPr>
       <w:rPr>
-        <w:rFonts w:ascii="Wingdings" w:hAnsi="Wingdings" w:cs="Wingdings" w:hint="default"/>
+        <w:rFonts w:ascii="Wingdings" w:hAnsi="Wingdings" w:cs="Wingdings" w:hint="default" w:eastAsia="黑体"/>
       </w:rPr>
     </w:lvl>
   </w:abstractNum>
@@ -2862,11 +3078,11 @@
 </file>
 
 <file path=word/styles.xml><?xml version="1.0" encoding="utf-8"?>
-<w:styles xmlns:mc="http://schemas.openxmlformats.org/markup-compatibility/2006" xmlns:r="http://schemas.openxmlformats.org/officeDocument/2006/relationships" xmlns:w="http://schemas.openxmlformats.org/wordprocessingml/2006/main" xmlns:w14="http://schemas.microsoft.com/office/word/2010/wordml" mc:Ignorable="w14">
+<w:styles xmlns:mc="http://schemas.openxmlformats.org/markup-compatibility/2006" xmlns:w="http://schemas.openxmlformats.org/wordprocessingml/2006/main" xmlns:r="http://schemas.openxmlformats.org/officeDocument/2006/relationships" xmlns:w14="http://schemas.microsoft.com/office/word/2010/wordml" mc:Ignorable="w14">
   <w:docDefaults>
     <w:rPrDefault>
       <w:rPr>
-        <w:rFonts w:asciiTheme="minorHAnsi" w:cstheme="minorBidi" w:eastAsiaTheme="minorEastAsia" w:hAnsiTheme="minorHAnsi"/>
+        <w:rFonts w:asciiTheme="minorHAnsi" w:cstheme="minorBidi" w:hAnsiTheme="minorHAnsi" w:eastAsia="黑体"/>
         <w:sz w:val="22"/>
         <w:szCs w:val="22"/>
         <w:lang w:bidi="ar-SA" w:eastAsia="en-US" w:val="en-US"/>
@@ -3088,7 +3304,7 @@
       <w:outlineLvl w:val="0"/>
     </w:pPr>
     <w:rPr>
-      <w:rFonts w:ascii="Times New Roman" w:asciiTheme="majorHAnsi" w:cstheme="majorBidi" w:eastAsia="黑体" w:eastAsiaTheme="majorEastAsia" w:hAnsi="Times New Roman" w:hAnsiTheme="majorHAnsi"/>
+      <w:rFonts w:ascii="Times New Roman" w:asciiTheme="majorHAnsi" w:cstheme="majorBidi" w:eastAsia="黑体" w:hAnsi="Times New Roman" w:hAnsiTheme="majorHAnsi"/>
       <w:b/>
       <w:bCs/>
       <w:color w:val="1F3864"/>
@@ -3112,7 +3328,7 @@
       <w:outlineLvl w:val="1"/>
     </w:pPr>
     <w:rPr>
-      <w:rFonts w:ascii="Times New Roman" w:asciiTheme="majorHAnsi" w:cstheme="majorBidi" w:eastAsia="黑体" w:eastAsiaTheme="majorEastAsia" w:hAnsi="Times New Roman" w:hAnsiTheme="majorHAnsi"/>
+      <w:rFonts w:ascii="Times New Roman" w:asciiTheme="majorHAnsi" w:cstheme="majorBidi" w:eastAsia="黑体" w:hAnsi="Times New Roman" w:hAnsiTheme="majorHAnsi"/>
       <w:b/>
       <w:bCs/>
       <w:color w:val="2E4E7E"/>
@@ -3136,7 +3352,7 @@
       <w:outlineLvl w:val="2"/>
     </w:pPr>
     <w:rPr>
-      <w:rFonts w:ascii="Times New Roman" w:asciiTheme="majorHAnsi" w:cstheme="majorBidi" w:eastAsia="黑体" w:eastAsiaTheme="majorEastAsia" w:hAnsi="Times New Roman" w:hAnsiTheme="majorHAnsi"/>
+      <w:rFonts w:ascii="Times New Roman" w:asciiTheme="majorHAnsi" w:cstheme="majorBidi" w:eastAsia="黑体" w:hAnsi="Times New Roman" w:hAnsiTheme="majorHAnsi"/>
       <w:b/>
       <w:bCs/>
       <w:color w:val="2E4E7E"/>
@@ -3160,7 +3376,7 @@
       <w:outlineLvl w:val="3"/>
     </w:pPr>
     <w:rPr>
-      <w:rFonts w:ascii="Times New Roman" w:asciiTheme="majorHAnsi" w:cstheme="majorBidi" w:eastAsia="黑体" w:eastAsiaTheme="majorEastAsia" w:hAnsi="Times New Roman" w:hAnsiTheme="majorHAnsi"/>
+      <w:rFonts w:ascii="Times New Roman" w:asciiTheme="majorHAnsi" w:cstheme="majorBidi" w:eastAsia="黑体" w:hAnsi="Times New Roman" w:hAnsiTheme="majorHAnsi"/>
       <w:b/>
       <w:bCs/>
       <w:i/>
@@ -3186,7 +3402,7 @@
       <w:outlineLvl w:val="4"/>
     </w:pPr>
     <w:rPr>
-      <w:rFonts w:ascii="Times New Roman" w:asciiTheme="majorHAnsi" w:cstheme="majorBidi" w:eastAsia="黑体" w:eastAsiaTheme="majorEastAsia" w:hAnsi="Times New Roman" w:hAnsiTheme="majorHAnsi"/>
+      <w:rFonts w:ascii="Times New Roman" w:asciiTheme="majorHAnsi" w:cstheme="majorBidi" w:eastAsia="黑体" w:hAnsi="Times New Roman" w:hAnsiTheme="majorHAnsi"/>
       <w:b/>
       <w:color w:val="333333"/>
       <w:sz w:val="22"/>
@@ -3209,7 +3425,7 @@
       <w:outlineLvl w:val="5"/>
     </w:pPr>
     <w:rPr>
-      <w:rFonts w:asciiTheme="majorHAnsi" w:cstheme="majorBidi" w:eastAsiaTheme="majorEastAsia" w:hAnsiTheme="majorHAnsi"/>
+      <w:rFonts w:asciiTheme="majorHAnsi" w:cstheme="majorBidi" w:hAnsiTheme="majorHAnsi" w:eastAsia="黑体"/>
       <w:i/>
       <w:iCs/>
       <w:color w:themeColor="accent1" w:themeShade="7F" w:val="243F60"/>
@@ -3232,7 +3448,7 @@
       <w:outlineLvl w:val="6"/>
     </w:pPr>
     <w:rPr>
-      <w:rFonts w:asciiTheme="majorHAnsi" w:cstheme="majorBidi" w:eastAsiaTheme="majorEastAsia" w:hAnsiTheme="majorHAnsi"/>
+      <w:rFonts w:asciiTheme="majorHAnsi" w:cstheme="majorBidi" w:hAnsiTheme="majorHAnsi" w:eastAsia="黑体"/>
       <w:i/>
       <w:iCs/>
       <w:color w:themeColor="text1" w:themeTint="BF" w:val="404040"/>
@@ -3255,7 +3471,7 @@
       <w:outlineLvl w:val="7"/>
     </w:pPr>
     <w:rPr>
-      <w:rFonts w:asciiTheme="majorHAnsi" w:cstheme="majorBidi" w:eastAsiaTheme="majorEastAsia" w:hAnsiTheme="majorHAnsi"/>
+      <w:rFonts w:asciiTheme="majorHAnsi" w:cstheme="majorBidi" w:hAnsiTheme="majorHAnsi" w:eastAsia="黑体"/>
       <w:color w:themeColor="accent1" w:val="4F81BD"/>
       <w:sz w:val="20"/>
       <w:szCs w:val="20"/>
@@ -3278,7 +3494,7 @@
       <w:outlineLvl w:val="8"/>
     </w:pPr>
     <w:rPr>
-      <w:rFonts w:asciiTheme="majorHAnsi" w:cstheme="majorBidi" w:eastAsiaTheme="majorEastAsia" w:hAnsiTheme="majorHAnsi"/>
+      <w:rFonts w:asciiTheme="majorHAnsi" w:cstheme="majorBidi" w:hAnsiTheme="majorHAnsi" w:eastAsia="黑体"/>
       <w:i/>
       <w:iCs/>
       <w:color w:themeColor="text1" w:themeTint="BF" w:val="404040"/>
@@ -3329,7 +3545,7 @@
     <w:uiPriority w:val="9"/>
     <w:rsid w:val="00FC693F"/>
     <w:rPr>
-      <w:rFonts w:asciiTheme="majorHAnsi" w:cstheme="majorBidi" w:eastAsiaTheme="majorEastAsia" w:hAnsiTheme="majorHAnsi"/>
+      <w:rFonts w:asciiTheme="majorHAnsi" w:cstheme="majorBidi" w:hAnsiTheme="majorHAnsi" w:eastAsia="黑体"/>
       <w:b/>
       <w:bCs/>
       <w:color w:themeColor="accent1" w:themeShade="BF" w:val="365F91"/>
@@ -3344,7 +3560,7 @@
     <w:uiPriority w:val="9"/>
     <w:rsid w:val="00FC693F"/>
     <w:rPr>
-      <w:rFonts w:asciiTheme="majorHAnsi" w:cstheme="majorBidi" w:eastAsiaTheme="majorEastAsia" w:hAnsiTheme="majorHAnsi"/>
+      <w:rFonts w:asciiTheme="majorHAnsi" w:cstheme="majorBidi" w:hAnsiTheme="majorHAnsi" w:eastAsia="黑体"/>
       <w:b/>
       <w:bCs/>
       <w:color w:themeColor="accent1" w:val="4F81BD"/>
@@ -3359,7 +3575,7 @@
     <w:uiPriority w:val="9"/>
     <w:rsid w:val="00FC693F"/>
     <w:rPr>
-      <w:rFonts w:asciiTheme="majorHAnsi" w:cstheme="majorBidi" w:eastAsiaTheme="majorEastAsia" w:hAnsiTheme="majorHAnsi"/>
+      <w:rFonts w:asciiTheme="majorHAnsi" w:cstheme="majorBidi" w:hAnsiTheme="majorHAnsi" w:eastAsia="黑体"/>
       <w:b/>
       <w:bCs/>
       <w:color w:themeColor="accent1" w:val="4F81BD"/>
@@ -3382,7 +3598,7 @@
       <w:contextualSpacing/>
     </w:pPr>
     <w:rPr>
-      <w:rFonts w:ascii="Times New Roman" w:asciiTheme="majorHAnsi" w:cstheme="majorBidi" w:eastAsia="黑体" w:eastAsiaTheme="majorEastAsia" w:hAnsi="Times New Roman" w:hAnsiTheme="majorHAnsi"/>
+      <w:rFonts w:ascii="Times New Roman" w:asciiTheme="majorHAnsi" w:cstheme="majorBidi" w:eastAsia="黑体" w:hAnsi="Times New Roman" w:hAnsiTheme="majorHAnsi"/>
       <w:b/>
       <w:color w:val="1F3864"/>
       <w:spacing w:val="5"/>
@@ -3398,7 +3614,7 @@
     <w:uiPriority w:val="10"/>
     <w:rsid w:val="00FC693F"/>
     <w:rPr>
-      <w:rFonts w:asciiTheme="majorHAnsi" w:cstheme="majorBidi" w:eastAsiaTheme="majorEastAsia" w:hAnsiTheme="majorHAnsi"/>
+      <w:rFonts w:asciiTheme="majorHAnsi" w:cstheme="majorBidi" w:hAnsiTheme="majorHAnsi" w:eastAsia="黑体"/>
       <w:color w:themeColor="text2" w:themeShade="BF" w:val="17365D"/>
       <w:spacing w:val="5"/>
       <w:kern w:val="28"/>
@@ -3420,7 +3636,7 @@
       </w:numPr>
     </w:pPr>
     <w:rPr>
-      <w:rFonts w:asciiTheme="majorHAnsi" w:cstheme="majorBidi" w:eastAsiaTheme="majorEastAsia" w:hAnsiTheme="majorHAnsi"/>
+      <w:rFonts w:asciiTheme="majorHAnsi" w:cstheme="majorBidi" w:hAnsiTheme="majorHAnsi" w:eastAsia="黑体"/>
       <w:i/>
       <w:iCs/>
       <w:color w:themeColor="accent1" w:val="4F81BD"/>
@@ -3436,7 +3652,7 @@
     <w:uiPriority w:val="11"/>
     <w:rsid w:val="00FC693F"/>
     <w:rPr>
-      <w:rFonts w:asciiTheme="majorHAnsi" w:cstheme="majorBidi" w:eastAsiaTheme="majorEastAsia" w:hAnsiTheme="majorHAnsi"/>
+      <w:rFonts w:asciiTheme="majorHAnsi" w:cstheme="majorBidi" w:hAnsiTheme="majorHAnsi" w:eastAsia="黑体"/>
       <w:i/>
       <w:iCs/>
       <w:color w:themeColor="accent1" w:val="4F81BD"/>
@@ -3503,6 +3719,7 @@
       <w:spacing w:after="120"/>
     </w:pPr>
     <w:rPr>
+      <w:rFonts w:eastAsia="黑体"/>
       <w:sz w:val="16"/>
       <w:szCs w:val="16"/>
     </w:rPr>
@@ -3514,6 +3731,7 @@
     <w:uiPriority w:val="99"/>
     <w:rsid w:val="00AA1D8D"/>
     <w:rPr>
+      <w:rFonts w:eastAsia="黑体"/>
       <w:sz w:val="16"/>
       <w:szCs w:val="16"/>
     </w:rPr>
@@ -3683,7 +3901,7 @@
       </w:tabs>
     </w:pPr>
     <w:rPr>
-      <w:rFonts w:ascii="Courier" w:hAnsi="Courier"/>
+      <w:rFonts w:ascii="Courier" w:hAnsi="Courier" w:eastAsia="黑体"/>
       <w:sz w:val="20"/>
       <w:szCs w:val="20"/>
     </w:rPr>
@@ -3695,7 +3913,7 @@
     <w:uiPriority w:val="99"/>
     <w:rsid w:val="0029639D"/>
     <w:rPr>
-      <w:rFonts w:ascii="Courier" w:hAnsi="Courier"/>
+      <w:rFonts w:ascii="Courier" w:hAnsi="Courier" w:eastAsia="黑体"/>
       <w:sz w:val="20"/>
       <w:szCs w:val="20"/>
     </w:rPr>
@@ -3731,6 +3949,7 @@
     <w:uiPriority w:val="29"/>
     <w:rsid w:val="00FC693F"/>
     <w:rPr>
+      <w:rFonts w:eastAsia="黑体"/>
       <w:i/>
       <w:iCs/>
       <w:color w:themeColor="text1" w:val="000000"/>
@@ -3744,7 +3963,7 @@
     <w:semiHidden/>
     <w:rsid w:val="00FC693F"/>
     <w:rPr>
-      <w:rFonts w:asciiTheme="majorHAnsi" w:cstheme="majorBidi" w:eastAsiaTheme="majorEastAsia" w:hAnsiTheme="majorHAnsi"/>
+      <w:rFonts w:asciiTheme="majorHAnsi" w:cstheme="majorBidi" w:hAnsiTheme="majorHAnsi" w:eastAsia="黑体"/>
       <w:b/>
       <w:bCs/>
       <w:i/>
@@ -3760,7 +3979,7 @@
     <w:semiHidden/>
     <w:rsid w:val="00FC693F"/>
     <w:rPr>
-      <w:rFonts w:asciiTheme="majorHAnsi" w:cstheme="majorBidi" w:eastAsiaTheme="majorEastAsia" w:hAnsiTheme="majorHAnsi"/>
+      <w:rFonts w:asciiTheme="majorHAnsi" w:cstheme="majorBidi" w:hAnsiTheme="majorHAnsi" w:eastAsia="黑体"/>
       <w:color w:themeColor="accent1" w:themeShade="7F" w:val="243F60"/>
     </w:rPr>
   </w:style>
@@ -3772,7 +3991,7 @@
     <w:semiHidden/>
     <w:rsid w:val="00FC693F"/>
     <w:rPr>
-      <w:rFonts w:asciiTheme="majorHAnsi" w:cstheme="majorBidi" w:eastAsiaTheme="majorEastAsia" w:hAnsiTheme="majorHAnsi"/>
+      <w:rFonts w:asciiTheme="majorHAnsi" w:cstheme="majorBidi" w:hAnsiTheme="majorHAnsi" w:eastAsia="黑体"/>
       <w:i/>
       <w:iCs/>
       <w:color w:themeColor="accent1" w:themeShade="7F" w:val="243F60"/>
@@ -3786,7 +4005,7 @@
     <w:semiHidden/>
     <w:rsid w:val="00FC693F"/>
     <w:rPr>
-      <w:rFonts w:asciiTheme="majorHAnsi" w:cstheme="majorBidi" w:eastAsiaTheme="majorEastAsia" w:hAnsiTheme="majorHAnsi"/>
+      <w:rFonts w:asciiTheme="majorHAnsi" w:cstheme="majorBidi" w:hAnsiTheme="majorHAnsi" w:eastAsia="黑体"/>
       <w:i/>
       <w:iCs/>
       <w:color w:themeColor="text1" w:themeTint="BF" w:val="404040"/>
@@ -3800,7 +4019,7 @@
     <w:semiHidden/>
     <w:rsid w:val="00FC693F"/>
     <w:rPr>
-      <w:rFonts w:asciiTheme="majorHAnsi" w:cstheme="majorBidi" w:eastAsiaTheme="majorEastAsia" w:hAnsiTheme="majorHAnsi"/>
+      <w:rFonts w:asciiTheme="majorHAnsi" w:cstheme="majorBidi" w:hAnsiTheme="majorHAnsi" w:eastAsia="黑体"/>
       <w:color w:themeColor="accent1" w:val="4F81BD"/>
       <w:sz w:val="20"/>
       <w:szCs w:val="20"/>
@@ -3814,7 +4033,7 @@
     <w:semiHidden/>
     <w:rsid w:val="00FC693F"/>
     <w:rPr>
-      <w:rFonts w:asciiTheme="majorHAnsi" w:cstheme="majorBidi" w:eastAsiaTheme="majorEastAsia" w:hAnsiTheme="majorHAnsi"/>
+      <w:rFonts w:asciiTheme="majorHAnsi" w:cstheme="majorBidi" w:hAnsiTheme="majorHAnsi" w:eastAsia="黑体"/>
       <w:i/>
       <w:iCs/>
       <w:color w:themeColor="text1" w:themeTint="BF" w:val="404040"/>
@@ -3835,6 +4054,7 @@
       <w:spacing w:line="240" w:lineRule="auto"/>
     </w:pPr>
     <w:rPr>
+      <w:rFonts w:eastAsia="黑体"/>
       <w:b/>
       <w:bCs/>
       <w:color w:themeColor="accent1" w:val="4F81BD"/>
@@ -3849,6 +4069,7 @@
     <w:qFormat/>
     <w:rsid w:val="00FC693F"/>
     <w:rPr>
+      <w:rFonts w:eastAsia="黑体"/>
       <w:b/>
       <w:bCs/>
     </w:rPr>
@@ -3860,6 +4081,7 @@
     <w:qFormat/>
     <w:rsid w:val="00FC693F"/>
     <w:rPr>
+      <w:rFonts w:eastAsia="黑体"/>
       <w:i/>
       <w:iCs/>
     </w:rPr>
@@ -3880,6 +4102,7 @@
       <w:ind w:left="936" w:right="936"/>
     </w:pPr>
     <w:rPr>
+      <w:rFonts w:eastAsia="黑体"/>
       <w:b/>
       <w:bCs/>
       <w:i/>
@@ -3894,6 +4117,7 @@
     <w:uiPriority w:val="30"/>
     <w:rsid w:val="00FC693F"/>
     <w:rPr>
+      <w:rFonts w:eastAsia="黑体"/>
       <w:b/>
       <w:bCs/>
       <w:i/>
@@ -3908,6 +4132,7 @@
     <w:qFormat/>
     <w:rsid w:val="00FC693F"/>
     <w:rPr>
+      <w:rFonts w:eastAsia="黑体"/>
       <w:i/>
       <w:iCs/>
       <w:color w:themeColor="text1" w:themeTint="7F" w:val="808080"/>
@@ -3920,6 +4145,7 @@
     <w:qFormat/>
     <w:rsid w:val="00FC693F"/>
     <w:rPr>
+      <w:rFonts w:eastAsia="黑体"/>
       <w:b/>
       <w:bCs/>
       <w:i/>
@@ -3934,6 +4160,7 @@
     <w:qFormat/>
     <w:rsid w:val="00FC693F"/>
     <w:rPr>
+      <w:rFonts w:eastAsia="黑体"/>
       <w:smallCaps/>
       <w:color w:themeColor="accent2" w:val="C0504D"/>
       <w:u w:val="single"/>
@@ -3946,6 +4173,7 @@
     <w:qFormat/>
     <w:rsid w:val="00FC693F"/>
     <w:rPr>
+      <w:rFonts w:eastAsia="黑体"/>
       <w:b/>
       <w:bCs/>
       <w:smallCaps/>
@@ -3961,6 +4189,7 @@
     <w:qFormat/>
     <w:rsid w:val="00FC693F"/>
     <w:rPr>
+      <w:rFonts w:eastAsia="黑体"/>
       <w:b/>
       <w:bCs/>
       <w:smallCaps/>
@@ -4015,6 +4244,7 @@
       <w:spacing w:after="0" w:line="240" w:lineRule="auto"/>
     </w:pPr>
     <w:rPr>
+      <w:rFonts w:eastAsia="黑体"/>
       <w:color w:themeColor="text1" w:themeShade="BF" w:val="000000"/>
     </w:rPr>
     <w:tblPr>
@@ -4037,6 +4267,7 @@
         <w:spacing w:after="0" w:before="0" w:line="240" w:lineRule="auto"/>
       </w:pPr>
       <w:rPr>
+        <w:rFonts w:eastAsia="黑体"/>
         <w:b/>
         <w:bCs/>
       </w:rPr>
@@ -4057,6 +4288,7 @@
         <w:spacing w:after="0" w:before="0" w:line="240" w:lineRule="auto"/>
       </w:pPr>
       <w:rPr>
+        <w:rFonts w:eastAsia="黑体"/>
         <w:b/>
         <w:bCs/>
       </w:rPr>
@@ -4074,12 +4306,14 @@
     </w:tblStylePr>
     <w:tblStylePr w:type="firstCol">
       <w:rPr>
+        <w:rFonts w:eastAsia="黑体"/>
         <w:b/>
         <w:bCs/>
       </w:rPr>
     </w:tblStylePr>
     <w:tblStylePr w:type="lastCol">
       <w:rPr>
+        <w:rFonts w:eastAsia="黑体"/>
         <w:b/>
         <w:bCs/>
       </w:rPr>
@@ -4118,6 +4352,7 @@
       <w:spacing w:after="0" w:line="240" w:lineRule="auto"/>
     </w:pPr>
     <w:rPr>
+      <w:rFonts w:eastAsia="黑体"/>
       <w:color w:themeColor="accent1" w:themeShade="BF" w:val="365F91"/>
     </w:rPr>
     <w:tblPr>
@@ -4140,6 +4375,7 @@
         <w:spacing w:after="0" w:before="0" w:line="240" w:lineRule="auto"/>
       </w:pPr>
       <w:rPr>
+        <w:rFonts w:eastAsia="黑体"/>
         <w:b/>
         <w:bCs/>
       </w:rPr>
@@ -4160,6 +4396,7 @@
         <w:spacing w:after="0" w:before="0" w:line="240" w:lineRule="auto"/>
       </w:pPr>
       <w:rPr>
+        <w:rFonts w:eastAsia="黑体"/>
         <w:b/>
         <w:bCs/>
       </w:rPr>
@@ -4177,12 +4414,14 @@
     </w:tblStylePr>
     <w:tblStylePr w:type="firstCol">
       <w:rPr>
+        <w:rFonts w:eastAsia="黑体"/>
         <w:b/>
         <w:bCs/>
       </w:rPr>
     </w:tblStylePr>
     <w:tblStylePr w:type="lastCol">
       <w:rPr>
+        <w:rFonts w:eastAsia="黑体"/>
         <w:b/>
         <w:bCs/>
       </w:rPr>
@@ -4221,6 +4460,7 @@
       <w:spacing w:after="0" w:line="240" w:lineRule="auto"/>
     </w:pPr>
     <w:rPr>
+      <w:rFonts w:eastAsia="黑体"/>
       <w:color w:themeColor="accent2" w:themeShade="BF" w:val="943634"/>
     </w:rPr>
     <w:tblPr>
@@ -4243,6 +4483,7 @@
         <w:spacing w:after="0" w:before="0" w:line="240" w:lineRule="auto"/>
       </w:pPr>
       <w:rPr>
+        <w:rFonts w:eastAsia="黑体"/>
         <w:b/>
         <w:bCs/>
       </w:rPr>
@@ -4263,6 +4504,7 @@
         <w:spacing w:after="0" w:before="0" w:line="240" w:lineRule="auto"/>
       </w:pPr>
       <w:rPr>
+        <w:rFonts w:eastAsia="黑体"/>
         <w:b/>
         <w:bCs/>
       </w:rPr>
@@ -4280,12 +4522,14 @@
     </w:tblStylePr>
     <w:tblStylePr w:type="firstCol">
       <w:rPr>
+        <w:rFonts w:eastAsia="黑体"/>
         <w:b/>
         <w:bCs/>
       </w:rPr>
     </w:tblStylePr>
     <w:tblStylePr w:type="lastCol">
       <w:rPr>
+        <w:rFonts w:eastAsia="黑体"/>
         <w:b/>
         <w:bCs/>
       </w:rPr>
@@ -4324,6 +4568,7 @@
       <w:spacing w:after="0" w:line="240" w:lineRule="auto"/>
     </w:pPr>
     <w:rPr>
+      <w:rFonts w:eastAsia="黑体"/>
       <w:color w:themeColor="accent3" w:themeShade="BF" w:val="76923C"/>
     </w:rPr>
     <w:tblPr>
@@ -4346,6 +4591,7 @@
         <w:spacing w:after="0" w:before="0" w:line="240" w:lineRule="auto"/>
       </w:pPr>
       <w:rPr>
+        <w:rFonts w:eastAsia="黑体"/>
         <w:b/>
         <w:bCs/>
       </w:rPr>
@@ -4366,6 +4612,7 @@
         <w:spacing w:after="0" w:before="0" w:line="240" w:lineRule="auto"/>
       </w:pPr>
       <w:rPr>
+        <w:rFonts w:eastAsia="黑体"/>
         <w:b/>
         <w:bCs/>
       </w:rPr>
@@ -4383,12 +4630,14 @@
     </w:tblStylePr>
     <w:tblStylePr w:type="firstCol">
       <w:rPr>
+        <w:rFonts w:eastAsia="黑体"/>
         <w:b/>
         <w:bCs/>
       </w:rPr>
     </w:tblStylePr>
     <w:tblStylePr w:type="lastCol">
       <w:rPr>
+        <w:rFonts w:eastAsia="黑体"/>
         <w:b/>
         <w:bCs/>
       </w:rPr>
@@ -4427,6 +4676,7 @@
       <w:spacing w:after="0" w:line="240" w:lineRule="auto"/>
     </w:pPr>
     <w:rPr>
+      <w:rFonts w:eastAsia="黑体"/>
       <w:color w:themeColor="accent4" w:themeShade="BF" w:val="5F497A"/>
     </w:rPr>
     <w:tblPr>
@@ -4449,6 +4699,7 @@
         <w:spacing w:after="0" w:before="0" w:line="240" w:lineRule="auto"/>
       </w:pPr>
       <w:rPr>
+        <w:rFonts w:eastAsia="黑体"/>
         <w:b/>
         <w:bCs/>
       </w:rPr>
@@ -4469,6 +4720,7 @@
         <w:spacing w:after="0" w:before="0" w:line="240" w:lineRule="auto"/>
       </w:pPr>
       <w:rPr>
+        <w:rFonts w:eastAsia="黑体"/>
         <w:b/>
         <w:bCs/>
       </w:rPr>
@@ -4486,12 +4738,14 @@
     </w:tblStylePr>
     <w:tblStylePr w:type="firstCol">
       <w:rPr>
+        <w:rFonts w:eastAsia="黑体"/>
         <w:b/>
         <w:bCs/>
       </w:rPr>
     </w:tblStylePr>
     <w:tblStylePr w:type="lastCol">
       <w:rPr>
+        <w:rFonts w:eastAsia="黑体"/>
         <w:b/>
         <w:bCs/>
       </w:rPr>
@@ -4530,6 +4784,7 @@
       <w:spacing w:after="0" w:line="240" w:lineRule="auto"/>
     </w:pPr>
     <w:rPr>
+      <w:rFonts w:eastAsia="黑体"/>
       <w:color w:themeColor="accent5" w:themeShade="BF" w:val="31849B"/>
     </w:rPr>
     <w:tblPr>
@@ -4552,6 +4807,7 @@
         <w:spacing w:after="0" w:before="0" w:line="240" w:lineRule="auto"/>
       </w:pPr>
       <w:rPr>
+        <w:rFonts w:eastAsia="黑体"/>
         <w:b/>
         <w:bCs/>
       </w:rPr>
@@ -4572,6 +4828,7 @@
         <w:spacing w:after="0" w:before="0" w:line="240" w:lineRule="auto"/>
       </w:pPr>
       <w:rPr>
+        <w:rFonts w:eastAsia="黑体"/>
         <w:b/>
         <w:bCs/>
       </w:rPr>
@@ -4589,12 +4846,14 @@
     </w:tblStylePr>
     <w:tblStylePr w:type="firstCol">
       <w:rPr>
+        <w:rFonts w:eastAsia="黑体"/>
         <w:b/>
         <w:bCs/>
       </w:rPr>
     </w:tblStylePr>
     <w:tblStylePr w:type="lastCol">
       <w:rPr>
+        <w:rFonts w:eastAsia="黑体"/>
         <w:b/>
         <w:bCs/>
       </w:rPr>
@@ -4633,6 +4892,7 @@
       <w:spacing w:after="0" w:line="240" w:lineRule="auto"/>
     </w:pPr>
     <w:rPr>
+      <w:rFonts w:eastAsia="黑体"/>
       <w:color w:themeColor="accent6" w:themeShade="BF" w:val="E36C0A"/>
     </w:rPr>
     <w:tblPr>
@@ -4655,6 +4915,7 @@
         <w:spacing w:after="0" w:before="0" w:line="240" w:lineRule="auto"/>
       </w:pPr>
       <w:rPr>
+        <w:rFonts w:eastAsia="黑体"/>
         <w:b/>
         <w:bCs/>
       </w:rPr>
@@ -4675,6 +4936,7 @@
         <w:spacing w:after="0" w:before="0" w:line="240" w:lineRule="auto"/>
       </w:pPr>
       <w:rPr>
+        <w:rFonts w:eastAsia="黑体"/>
         <w:b/>
         <w:bCs/>
       </w:rPr>
@@ -4692,12 +4954,14 @@
     </w:tblStylePr>
     <w:tblStylePr w:type="firstCol">
       <w:rPr>
+        <w:rFonts w:eastAsia="黑体"/>
         <w:b/>
         <w:bCs/>
       </w:rPr>
     </w:tblStylePr>
     <w:tblStylePr w:type="lastCol">
       <w:rPr>
+        <w:rFonts w:eastAsia="黑体"/>
         <w:b/>
         <w:bCs/>
       </w:rPr>
@@ -4757,6 +5021,7 @@
         <w:spacing w:after="0" w:before="0" w:line="240" w:lineRule="auto"/>
       </w:pPr>
       <w:rPr>
+        <w:rFonts w:eastAsia="黑体"/>
         <w:b/>
         <w:bCs/>
         <w:color w:themeColor="background1" w:val="FFFFFF"/>
@@ -4771,6 +5036,7 @@
         <w:spacing w:after="0" w:before="0" w:line="240" w:lineRule="auto"/>
       </w:pPr>
       <w:rPr>
+        <w:rFonts w:eastAsia="黑体"/>
         <w:b/>
         <w:bCs/>
       </w:rPr>
@@ -4786,12 +5052,14 @@
     </w:tblStylePr>
     <w:tblStylePr w:type="firstCol">
       <w:rPr>
+        <w:rFonts w:eastAsia="黑体"/>
         <w:b/>
         <w:bCs/>
       </w:rPr>
     </w:tblStylePr>
     <w:tblStylePr w:type="lastCol">
       <w:rPr>
+        <w:rFonts w:eastAsia="黑体"/>
         <w:b/>
         <w:bCs/>
       </w:rPr>
@@ -4849,6 +5117,7 @@
         <w:spacing w:after="0" w:before="0" w:line="240" w:lineRule="auto"/>
       </w:pPr>
       <w:rPr>
+        <w:rFonts w:eastAsia="黑体"/>
         <w:b/>
         <w:bCs/>
         <w:color w:themeColor="background1" w:val="FFFFFF"/>
@@ -4863,6 +5132,7 @@
         <w:spacing w:after="0" w:before="0" w:line="240" w:lineRule="auto"/>
       </w:pPr>
       <w:rPr>
+        <w:rFonts w:eastAsia="黑体"/>
         <w:b/>
         <w:bCs/>
       </w:rPr>
@@ -4878,12 +5148,14 @@
     </w:tblStylePr>
     <w:tblStylePr w:type="firstCol">
       <w:rPr>
+        <w:rFonts w:eastAsia="黑体"/>
         <w:b/>
         <w:bCs/>
       </w:rPr>
     </w:tblStylePr>
     <w:tblStylePr w:type="lastCol">
       <w:rPr>
+        <w:rFonts w:eastAsia="黑体"/>
         <w:b/>
         <w:bCs/>
       </w:rPr>
@@ -4941,6 +5213,7 @@
         <w:spacing w:after="0" w:before="0" w:line="240" w:lineRule="auto"/>
       </w:pPr>
       <w:rPr>
+        <w:rFonts w:eastAsia="黑体"/>
         <w:b/>
         <w:bCs/>
         <w:color w:themeColor="background1" w:val="FFFFFF"/>
@@ -4955,6 +5228,7 @@
         <w:spacing w:after="0" w:before="0" w:line="240" w:lineRule="auto"/>
       </w:pPr>
       <w:rPr>
+        <w:rFonts w:eastAsia="黑体"/>
         <w:b/>
         <w:bCs/>
       </w:rPr>
@@ -4970,12 +5244,14 @@
     </w:tblStylePr>
     <w:tblStylePr w:type="firstCol">
       <w:rPr>
+        <w:rFonts w:eastAsia="黑体"/>
         <w:b/>
         <w:bCs/>
       </w:rPr>
     </w:tblStylePr>
     <w:tblStylePr w:type="lastCol">
       <w:rPr>
+        <w:rFonts w:eastAsia="黑体"/>
         <w:b/>
         <w:bCs/>
       </w:rPr>
@@ -5033,6 +5309,7 @@
         <w:spacing w:after="0" w:before="0" w:line="240" w:lineRule="auto"/>
       </w:pPr>
       <w:rPr>
+        <w:rFonts w:eastAsia="黑体"/>
         <w:b/>
         <w:bCs/>
         <w:color w:themeColor="background1" w:val="FFFFFF"/>
@@ -5047,6 +5324,7 @@
         <w:spacing w:after="0" w:before="0" w:line="240" w:lineRule="auto"/>
       </w:pPr>
       <w:rPr>
+        <w:rFonts w:eastAsia="黑体"/>
         <w:b/>
         <w:bCs/>
       </w:rPr>
@@ -5062,12 +5340,14 @@
     </w:tblStylePr>
     <w:tblStylePr w:type="firstCol">
       <w:rPr>
+        <w:rFonts w:eastAsia="黑体"/>
         <w:b/>
         <w:bCs/>
       </w:rPr>
     </w:tblStylePr>
     <w:tblStylePr w:type="lastCol">
       <w:rPr>
+        <w:rFonts w:eastAsia="黑体"/>
         <w:b/>
         <w:bCs/>
       </w:rPr>
@@ -5125,6 +5405,7 @@
         <w:spacing w:after="0" w:before="0" w:line="240" w:lineRule="auto"/>
       </w:pPr>
       <w:rPr>
+        <w:rFonts w:eastAsia="黑体"/>
         <w:b/>
         <w:bCs/>
         <w:color w:themeColor="background1" w:val="FFFFFF"/>
@@ -5139,6 +5420,7 @@
         <w:spacing w:after="0" w:before="0" w:line="240" w:lineRule="auto"/>
       </w:pPr>
       <w:rPr>
+        <w:rFonts w:eastAsia="黑体"/>
         <w:b/>
         <w:bCs/>
       </w:rPr>
@@ -5154,12 +5436,14 @@
     </w:tblStylePr>
     <w:tblStylePr w:type="firstCol">
       <w:rPr>
+        <w:rFonts w:eastAsia="黑体"/>
         <w:b/>
         <w:bCs/>
       </w:rPr>
     </w:tblStylePr>
     <w:tblStylePr w:type="lastCol">
       <w:rPr>
+        <w:rFonts w:eastAsia="黑体"/>
         <w:b/>
         <w:bCs/>
       </w:rPr>
@@ -5217,6 +5501,7 @@
         <w:spacing w:after="0" w:before="0" w:line="240" w:lineRule="auto"/>
       </w:pPr>
       <w:rPr>
+        <w:rFonts w:eastAsia="黑体"/>
         <w:b/>
         <w:bCs/>
         <w:color w:themeColor="background1" w:val="FFFFFF"/>
@@ -5231,6 +5516,7 @@
         <w:spacing w:after="0" w:before="0" w:line="240" w:lineRule="auto"/>
       </w:pPr>
       <w:rPr>
+        <w:rFonts w:eastAsia="黑体"/>
         <w:b/>
         <w:bCs/>
       </w:rPr>
@@ -5246,12 +5532,14 @@
     </w:tblStylePr>
     <w:tblStylePr w:type="firstCol">
       <w:rPr>
+        <w:rFonts w:eastAsia="黑体"/>
         <w:b/>
         <w:bCs/>
       </w:rPr>
     </w:tblStylePr>
     <w:tblStylePr w:type="lastCol">
       <w:rPr>
+        <w:rFonts w:eastAsia="黑体"/>
         <w:b/>
         <w:bCs/>
       </w:rPr>
@@ -5309,6 +5597,7 @@
         <w:spacing w:after="0" w:before="0" w:line="240" w:lineRule="auto"/>
       </w:pPr>
       <w:rPr>
+        <w:rFonts w:eastAsia="黑体"/>
         <w:b/>
         <w:bCs/>
         <w:color w:themeColor="background1" w:val="FFFFFF"/>
@@ -5323,6 +5612,7 @@
         <w:spacing w:after="0" w:before="0" w:line="240" w:lineRule="auto"/>
       </w:pPr>
       <w:rPr>
+        <w:rFonts w:eastAsia="黑体"/>
         <w:b/>
         <w:bCs/>
       </w:rPr>
@@ -5338,12 +5628,14 @@
     </w:tblStylePr>
     <w:tblStylePr w:type="firstCol">
       <w:rPr>
+        <w:rFonts w:eastAsia="黑体"/>
         <w:b/>
         <w:bCs/>
       </w:rPr>
     </w:tblStylePr>
     <w:tblStylePr w:type="lastCol">
       <w:rPr>
+        <w:rFonts w:eastAsia="黑体"/>
         <w:b/>
         <w:bCs/>
       </w:rPr>
@@ -5403,7 +5695,7 @@
         <w:spacing w:after="0" w:before="0" w:line="240" w:lineRule="auto"/>
       </w:pPr>
       <w:rPr>
-        <w:rFonts w:asciiTheme="majorHAnsi" w:cstheme="majorBidi" w:eastAsiaTheme="majorEastAsia" w:hAnsiTheme="majorHAnsi"/>
+        <w:rFonts w:asciiTheme="majorHAnsi" w:cstheme="majorBidi" w:hAnsiTheme="majorHAnsi" w:eastAsia="黑体"/>
         <w:b/>
         <w:bCs/>
       </w:rPr>
@@ -5424,7 +5716,7 @@
         <w:spacing w:after="0" w:before="0" w:line="240" w:lineRule="auto"/>
       </w:pPr>
       <w:rPr>
-        <w:rFonts w:asciiTheme="majorHAnsi" w:cstheme="majorBidi" w:eastAsiaTheme="majorEastAsia" w:hAnsiTheme="majorHAnsi"/>
+        <w:rFonts w:asciiTheme="majorHAnsi" w:cstheme="majorBidi" w:hAnsiTheme="majorHAnsi" w:eastAsia="黑体"/>
         <w:b/>
         <w:bCs/>
       </w:rPr>
@@ -5442,14 +5734,14 @@
     </w:tblStylePr>
     <w:tblStylePr w:type="firstCol">
       <w:rPr>
-        <w:rFonts w:asciiTheme="majorHAnsi" w:cstheme="majorBidi" w:eastAsiaTheme="majorEastAsia" w:hAnsiTheme="majorHAnsi"/>
+        <w:rFonts w:asciiTheme="majorHAnsi" w:cstheme="majorBidi" w:hAnsiTheme="majorHAnsi" w:eastAsia="黑体"/>
         <w:b/>
         <w:bCs/>
       </w:rPr>
     </w:tblStylePr>
     <w:tblStylePr w:type="lastCol">
       <w:rPr>
-        <w:rFonts w:asciiTheme="majorHAnsi" w:cstheme="majorBidi" w:eastAsiaTheme="majorEastAsia" w:hAnsiTheme="majorHAnsi"/>
+        <w:rFonts w:asciiTheme="majorHAnsi" w:cstheme="majorBidi" w:hAnsiTheme="majorHAnsi" w:eastAsia="黑体"/>
         <w:b/>
         <w:bCs/>
       </w:rPr>
@@ -5533,7 +5825,7 @@
         <w:spacing w:after="0" w:before="0" w:line="240" w:lineRule="auto"/>
       </w:pPr>
       <w:rPr>
-        <w:rFonts w:asciiTheme="majorHAnsi" w:cstheme="majorBidi" w:eastAsiaTheme="majorEastAsia" w:hAnsiTheme="majorHAnsi"/>
+        <w:rFonts w:asciiTheme="majorHAnsi" w:cstheme="majorBidi" w:hAnsiTheme="majorHAnsi" w:eastAsia="黑体"/>
         <w:b/>
         <w:bCs/>
       </w:rPr>
@@ -5554,7 +5846,7 @@
         <w:spacing w:after="0" w:before="0" w:line="240" w:lineRule="auto"/>
       </w:pPr>
       <w:rPr>
-        <w:rFonts w:asciiTheme="majorHAnsi" w:cstheme="majorBidi" w:eastAsiaTheme="majorEastAsia" w:hAnsiTheme="majorHAnsi"/>
+        <w:rFonts w:asciiTheme="majorHAnsi" w:cstheme="majorBidi" w:hAnsiTheme="majorHAnsi" w:eastAsia="黑体"/>
         <w:b/>
         <w:bCs/>
       </w:rPr>
@@ -5572,14 +5864,14 @@
     </w:tblStylePr>
     <w:tblStylePr w:type="firstCol">
       <w:rPr>
-        <w:rFonts w:asciiTheme="majorHAnsi" w:cstheme="majorBidi" w:eastAsiaTheme="majorEastAsia" w:hAnsiTheme="majorHAnsi"/>
+        <w:rFonts w:asciiTheme="majorHAnsi" w:cstheme="majorBidi" w:hAnsiTheme="majorHAnsi" w:eastAsia="黑体"/>
         <w:b/>
         <w:bCs/>
       </w:rPr>
     </w:tblStylePr>
     <w:tblStylePr w:type="lastCol">
       <w:rPr>
-        <w:rFonts w:asciiTheme="majorHAnsi" w:cstheme="majorBidi" w:eastAsiaTheme="majorEastAsia" w:hAnsiTheme="majorHAnsi"/>
+        <w:rFonts w:asciiTheme="majorHAnsi" w:cstheme="majorBidi" w:hAnsiTheme="majorHAnsi" w:eastAsia="黑体"/>
         <w:b/>
         <w:bCs/>
       </w:rPr>
@@ -5663,7 +5955,7 @@
         <w:spacing w:after="0" w:before="0" w:line="240" w:lineRule="auto"/>
       </w:pPr>
       <w:rPr>
-        <w:rFonts w:asciiTheme="majorHAnsi" w:cstheme="majorBidi" w:eastAsiaTheme="majorEastAsia" w:hAnsiTheme="majorHAnsi"/>
+        <w:rFonts w:asciiTheme="majorHAnsi" w:cstheme="majorBidi" w:hAnsiTheme="majorHAnsi" w:eastAsia="黑体"/>
         <w:b/>
         <w:bCs/>
       </w:rPr>
@@ -5684,7 +5976,7 @@
         <w:spacing w:after="0" w:before="0" w:line="240" w:lineRule="auto"/>
       </w:pPr>
       <w:rPr>
-        <w:rFonts w:asciiTheme="majorHAnsi" w:cstheme="majorBidi" w:eastAsiaTheme="majorEastAsia" w:hAnsiTheme="majorHAnsi"/>
+        <w:rFonts w:asciiTheme="majorHAnsi" w:cstheme="majorBidi" w:hAnsiTheme="majorHAnsi" w:eastAsia="黑体"/>
         <w:b/>
         <w:bCs/>
       </w:rPr>
@@ -5702,14 +5994,14 @@
     </w:tblStylePr>
     <w:tblStylePr w:type="firstCol">
       <w:rPr>
-        <w:rFonts w:asciiTheme="majorHAnsi" w:cstheme="majorBidi" w:eastAsiaTheme="majorEastAsia" w:hAnsiTheme="majorHAnsi"/>
+        <w:rFonts w:asciiTheme="majorHAnsi" w:cstheme="majorBidi" w:hAnsiTheme="majorHAnsi" w:eastAsia="黑体"/>
         <w:b/>
         <w:bCs/>
       </w:rPr>
     </w:tblStylePr>
     <w:tblStylePr w:type="lastCol">
       <w:rPr>
-        <w:rFonts w:asciiTheme="majorHAnsi" w:cstheme="majorBidi" w:eastAsiaTheme="majorEastAsia" w:hAnsiTheme="majorHAnsi"/>
+        <w:rFonts w:asciiTheme="majorHAnsi" w:cstheme="majorBidi" w:hAnsiTheme="majorHAnsi" w:eastAsia="黑体"/>
         <w:b/>
         <w:bCs/>
       </w:rPr>
@@ -5793,7 +6085,7 @@
         <w:spacing w:after="0" w:before="0" w:line="240" w:lineRule="auto"/>
       </w:pPr>
       <w:rPr>
-        <w:rFonts w:asciiTheme="majorHAnsi" w:cstheme="majorBidi" w:eastAsiaTheme="majorEastAsia" w:hAnsiTheme="majorHAnsi"/>
+        <w:rFonts w:asciiTheme="majorHAnsi" w:cstheme="majorBidi" w:hAnsiTheme="majorHAnsi" w:eastAsia="黑体"/>
         <w:b/>
         <w:bCs/>
       </w:rPr>
@@ -5814,7 +6106,7 @@
         <w:spacing w:after="0" w:before="0" w:line="240" w:lineRule="auto"/>
       </w:pPr>
       <w:rPr>
-        <w:rFonts w:asciiTheme="majorHAnsi" w:cstheme="majorBidi" w:eastAsiaTheme="majorEastAsia" w:hAnsiTheme="majorHAnsi"/>
+        <w:rFonts w:asciiTheme="majorHAnsi" w:cstheme="majorBidi" w:hAnsiTheme="majorHAnsi" w:eastAsia="黑体"/>
         <w:b/>
         <w:bCs/>
       </w:rPr>
@@ -5832,14 +6124,14 @@
     </w:tblStylePr>
     <w:tblStylePr w:type="firstCol">
       <w:rPr>
-        <w:rFonts w:asciiTheme="majorHAnsi" w:cstheme="majorBidi" w:eastAsiaTheme="majorEastAsia" w:hAnsiTheme="majorHAnsi"/>
+        <w:rFonts w:asciiTheme="majorHAnsi" w:cstheme="majorBidi" w:hAnsiTheme="majorHAnsi" w:eastAsia="黑体"/>
         <w:b/>
         <w:bCs/>
       </w:rPr>
     </w:tblStylePr>
     <w:tblStylePr w:type="lastCol">
       <w:rPr>
-        <w:rFonts w:asciiTheme="majorHAnsi" w:cstheme="majorBidi" w:eastAsiaTheme="majorEastAsia" w:hAnsiTheme="majorHAnsi"/>
+        <w:rFonts w:asciiTheme="majorHAnsi" w:cstheme="majorBidi" w:hAnsiTheme="majorHAnsi" w:eastAsia="黑体"/>
         <w:b/>
         <w:bCs/>
       </w:rPr>
@@ -5923,7 +6215,7 @@
         <w:spacing w:after="0" w:before="0" w:line="240" w:lineRule="auto"/>
       </w:pPr>
       <w:rPr>
-        <w:rFonts w:asciiTheme="majorHAnsi" w:cstheme="majorBidi" w:eastAsiaTheme="majorEastAsia" w:hAnsiTheme="majorHAnsi"/>
+        <w:rFonts w:asciiTheme="majorHAnsi" w:cstheme="majorBidi" w:hAnsiTheme="majorHAnsi" w:eastAsia="黑体"/>
         <w:b/>
         <w:bCs/>
       </w:rPr>
@@ -5944,7 +6236,7 @@
         <w:spacing w:after="0" w:before="0" w:line="240" w:lineRule="auto"/>
       </w:pPr>
       <w:rPr>
-        <w:rFonts w:asciiTheme="majorHAnsi" w:cstheme="majorBidi" w:eastAsiaTheme="majorEastAsia" w:hAnsiTheme="majorHAnsi"/>
+        <w:rFonts w:asciiTheme="majorHAnsi" w:cstheme="majorBidi" w:hAnsiTheme="majorHAnsi" w:eastAsia="黑体"/>
         <w:b/>
         <w:bCs/>
       </w:rPr>
@@ -5962,14 +6254,14 @@
     </w:tblStylePr>
     <w:tblStylePr w:type="firstCol">
       <w:rPr>
-        <w:rFonts w:asciiTheme="majorHAnsi" w:cstheme="majorBidi" w:eastAsiaTheme="majorEastAsia" w:hAnsiTheme="majorHAnsi"/>
+        <w:rFonts w:asciiTheme="majorHAnsi" w:cstheme="majorBidi" w:hAnsiTheme="majorHAnsi" w:eastAsia="黑体"/>
         <w:b/>
         <w:bCs/>
       </w:rPr>
     </w:tblStylePr>
     <w:tblStylePr w:type="lastCol">
       <w:rPr>
-        <w:rFonts w:asciiTheme="majorHAnsi" w:cstheme="majorBidi" w:eastAsiaTheme="majorEastAsia" w:hAnsiTheme="majorHAnsi"/>
+        <w:rFonts w:asciiTheme="majorHAnsi" w:cstheme="majorBidi" w:hAnsiTheme="majorHAnsi" w:eastAsia="黑体"/>
         <w:b/>
         <w:bCs/>
       </w:rPr>
@@ -6053,7 +6345,7 @@
         <w:spacing w:after="0" w:before="0" w:line="240" w:lineRule="auto"/>
       </w:pPr>
       <w:rPr>
-        <w:rFonts w:asciiTheme="majorHAnsi" w:cstheme="majorBidi" w:eastAsiaTheme="majorEastAsia" w:hAnsiTheme="majorHAnsi"/>
+        <w:rFonts w:asciiTheme="majorHAnsi" w:cstheme="majorBidi" w:hAnsiTheme="majorHAnsi" w:eastAsia="黑体"/>
         <w:b/>
         <w:bCs/>
       </w:rPr>
@@ -6074,7 +6366,7 @@
         <w:spacing w:after="0" w:before="0" w:line="240" w:lineRule="auto"/>
       </w:pPr>
       <w:rPr>
-        <w:rFonts w:asciiTheme="majorHAnsi" w:cstheme="majorBidi" w:eastAsiaTheme="majorEastAsia" w:hAnsiTheme="majorHAnsi"/>
+        <w:rFonts w:asciiTheme="majorHAnsi" w:cstheme="majorBidi" w:hAnsiTheme="majorHAnsi" w:eastAsia="黑体"/>
         <w:b/>
         <w:bCs/>
       </w:rPr>
@@ -6092,14 +6384,14 @@
     </w:tblStylePr>
     <w:tblStylePr w:type="firstCol">
       <w:rPr>
-        <w:rFonts w:asciiTheme="majorHAnsi" w:cstheme="majorBidi" w:eastAsiaTheme="majorEastAsia" w:hAnsiTheme="majorHAnsi"/>
+        <w:rFonts w:asciiTheme="majorHAnsi" w:cstheme="majorBidi" w:hAnsiTheme="majorHAnsi" w:eastAsia="黑体"/>
         <w:b/>
         <w:bCs/>
       </w:rPr>
     </w:tblStylePr>
     <w:tblStylePr w:type="lastCol">
       <w:rPr>
-        <w:rFonts w:asciiTheme="majorHAnsi" w:cstheme="majorBidi" w:eastAsiaTheme="majorEastAsia" w:hAnsiTheme="majorHAnsi"/>
+        <w:rFonts w:asciiTheme="majorHAnsi" w:cstheme="majorBidi" w:hAnsiTheme="majorHAnsi" w:eastAsia="黑体"/>
         <w:b/>
         <w:bCs/>
       </w:rPr>
@@ -6183,7 +6475,7 @@
         <w:spacing w:after="0" w:before="0" w:line="240" w:lineRule="auto"/>
       </w:pPr>
       <w:rPr>
-        <w:rFonts w:asciiTheme="majorHAnsi" w:cstheme="majorBidi" w:eastAsiaTheme="majorEastAsia" w:hAnsiTheme="majorHAnsi"/>
+        <w:rFonts w:asciiTheme="majorHAnsi" w:cstheme="majorBidi" w:hAnsiTheme="majorHAnsi" w:eastAsia="黑体"/>
         <w:b/>
         <w:bCs/>
       </w:rPr>
@@ -6204,7 +6496,7 @@
         <w:spacing w:after="0" w:before="0" w:line="240" w:lineRule="auto"/>
       </w:pPr>
       <w:rPr>
-        <w:rFonts w:asciiTheme="majorHAnsi" w:cstheme="majorBidi" w:eastAsiaTheme="majorEastAsia" w:hAnsiTheme="majorHAnsi"/>
+        <w:rFonts w:asciiTheme="majorHAnsi" w:cstheme="majorBidi" w:hAnsiTheme="majorHAnsi" w:eastAsia="黑体"/>
         <w:b/>
         <w:bCs/>
       </w:rPr>
@@ -6222,14 +6514,14 @@
     </w:tblStylePr>
     <w:tblStylePr w:type="firstCol">
       <w:rPr>
-        <w:rFonts w:asciiTheme="majorHAnsi" w:cstheme="majorBidi" w:eastAsiaTheme="majorEastAsia" w:hAnsiTheme="majorHAnsi"/>
+        <w:rFonts w:asciiTheme="majorHAnsi" w:cstheme="majorBidi" w:hAnsiTheme="majorHAnsi" w:eastAsia="黑体"/>
         <w:b/>
         <w:bCs/>
       </w:rPr>
     </w:tblStylePr>
     <w:tblStylePr w:type="lastCol">
       <w:rPr>
-        <w:rFonts w:asciiTheme="majorHAnsi" w:cstheme="majorBidi" w:eastAsiaTheme="majorEastAsia" w:hAnsiTheme="majorHAnsi"/>
+        <w:rFonts w:asciiTheme="majorHAnsi" w:cstheme="majorBidi" w:hAnsiTheme="majorHAnsi" w:eastAsia="黑体"/>
         <w:b/>
         <w:bCs/>
       </w:rPr>
@@ -6312,6 +6604,7 @@
         <w:spacing w:after="0" w:before="0" w:line="240" w:lineRule="auto"/>
       </w:pPr>
       <w:rPr>
+        <w:rFonts w:eastAsia="黑体"/>
         <w:b/>
         <w:bCs/>
         <w:color w:themeColor="background1" w:val="FFFFFF"/>
@@ -6334,6 +6627,7 @@
         <w:spacing w:after="0" w:before="0" w:line="240" w:lineRule="auto"/>
       </w:pPr>
       <w:rPr>
+        <w:rFonts w:eastAsia="黑体"/>
         <w:b/>
         <w:bCs/>
       </w:rPr>
@@ -6351,12 +6645,14 @@
     </w:tblStylePr>
     <w:tblStylePr w:type="firstCol">
       <w:rPr>
+        <w:rFonts w:eastAsia="黑体"/>
         <w:b/>
         <w:bCs/>
       </w:rPr>
     </w:tblStylePr>
     <w:tblStylePr w:type="lastCol">
       <w:rPr>
+        <w:rFonts w:eastAsia="黑体"/>
         <w:b/>
         <w:bCs/>
       </w:rPr>
@@ -6418,6 +6714,7 @@
         <w:spacing w:after="0" w:before="0" w:line="240" w:lineRule="auto"/>
       </w:pPr>
       <w:rPr>
+        <w:rFonts w:eastAsia="黑体"/>
         <w:b/>
         <w:bCs/>
         <w:color w:themeColor="background1" w:val="FFFFFF"/>
@@ -6440,6 +6737,7 @@
         <w:spacing w:after="0" w:before="0" w:line="240" w:lineRule="auto"/>
       </w:pPr>
       <w:rPr>
+        <w:rFonts w:eastAsia="黑体"/>
         <w:b/>
         <w:bCs/>
       </w:rPr>
@@ -6457,12 +6755,14 @@
     </w:tblStylePr>
     <w:tblStylePr w:type="firstCol">
       <w:rPr>
+        <w:rFonts w:eastAsia="黑体"/>
         <w:b/>
         <w:bCs/>
       </w:rPr>
     </w:tblStylePr>
     <w:tblStylePr w:type="lastCol">
       <w:rPr>
+        <w:rFonts w:eastAsia="黑体"/>
         <w:b/>
         <w:bCs/>
       </w:rPr>
@@ -6524,6 +6824,7 @@
         <w:spacing w:after="0" w:before="0" w:line="240" w:lineRule="auto"/>
       </w:pPr>
       <w:rPr>
+        <w:rFonts w:eastAsia="黑体"/>
         <w:b/>
         <w:bCs/>
         <w:color w:themeColor="background1" w:val="FFFFFF"/>
@@ -6546,6 +6847,7 @@
         <w:spacing w:after="0" w:before="0" w:line="240" w:lineRule="auto"/>
       </w:pPr>
       <w:rPr>
+        <w:rFonts w:eastAsia="黑体"/>
         <w:b/>
         <w:bCs/>
       </w:rPr>
@@ -6563,12 +6865,14 @@
     </w:tblStylePr>
     <w:tblStylePr w:type="firstCol">
       <w:rPr>
+        <w:rFonts w:eastAsia="黑体"/>
         <w:b/>
         <w:bCs/>
       </w:rPr>
     </w:tblStylePr>
     <w:tblStylePr w:type="lastCol">
       <w:rPr>
+        <w:rFonts w:eastAsia="黑体"/>
         <w:b/>
         <w:bCs/>
       </w:rPr>
@@ -6630,6 +6934,7 @@
         <w:spacing w:after="0" w:before="0" w:line="240" w:lineRule="auto"/>
       </w:pPr>
       <w:rPr>
+        <w:rFonts w:eastAsia="黑体"/>
         <w:b/>
         <w:bCs/>
         <w:color w:themeColor="background1" w:val="FFFFFF"/>
@@ -6652,6 +6957,7 @@
         <w:spacing w:after="0" w:before="0" w:line="240" w:lineRule="auto"/>
       </w:pPr>
       <w:rPr>
+        <w:rFonts w:eastAsia="黑体"/>
         <w:b/>
         <w:bCs/>
       </w:rPr>
@@ -6669,12 +6975,14 @@
     </w:tblStylePr>
     <w:tblStylePr w:type="firstCol">
       <w:rPr>
+        <w:rFonts w:eastAsia="黑体"/>
         <w:b/>
         <w:bCs/>
       </w:rPr>
     </w:tblStylePr>
     <w:tblStylePr w:type="lastCol">
       <w:rPr>
+        <w:rFonts w:eastAsia="黑体"/>
         <w:b/>
         <w:bCs/>
       </w:rPr>
@@ -6736,6 +7044,7 @@
         <w:spacing w:after="0" w:before="0" w:line="240" w:lineRule="auto"/>
       </w:pPr>
       <w:rPr>
+        <w:rFonts w:eastAsia="黑体"/>
         <w:b/>
         <w:bCs/>
         <w:color w:themeColor="background1" w:val="FFFFFF"/>
@@ -6758,6 +7067,7 @@
         <w:spacing w:after="0" w:before="0" w:line="240" w:lineRule="auto"/>
       </w:pPr>
       <w:rPr>
+        <w:rFonts w:eastAsia="黑体"/>
         <w:b/>
         <w:bCs/>
       </w:rPr>
@@ -6775,12 +7085,14 @@
     </w:tblStylePr>
     <w:tblStylePr w:type="firstCol">
       <w:rPr>
+        <w:rFonts w:eastAsia="黑体"/>
         <w:b/>
         <w:bCs/>
       </w:rPr>
     </w:tblStylePr>
     <w:tblStylePr w:type="lastCol">
       <w:rPr>
+        <w:rFonts w:eastAsia="黑体"/>
         <w:b/>
         <w:bCs/>
       </w:rPr>
@@ -6842,6 +7154,7 @@
         <w:spacing w:after="0" w:before="0" w:line="240" w:lineRule="auto"/>
       </w:pPr>
       <w:rPr>
+        <w:rFonts w:eastAsia="黑体"/>
         <w:b/>
         <w:bCs/>
         <w:color w:themeColor="background1" w:val="FFFFFF"/>
@@ -6864,6 +7177,7 @@
         <w:spacing w:after="0" w:before="0" w:line="240" w:lineRule="auto"/>
       </w:pPr>
       <w:rPr>
+        <w:rFonts w:eastAsia="黑体"/>
         <w:b/>
         <w:bCs/>
       </w:rPr>
@@ -6881,12 +7195,14 @@
     </w:tblStylePr>
     <w:tblStylePr w:type="firstCol">
       <w:rPr>
+        <w:rFonts w:eastAsia="黑体"/>
         <w:b/>
         <w:bCs/>
       </w:rPr>
     </w:tblStylePr>
     <w:tblStylePr w:type="lastCol">
       <w:rPr>
+        <w:rFonts w:eastAsia="黑体"/>
         <w:b/>
         <w:bCs/>
       </w:rPr>
@@ -6948,6 +7264,7 @@
         <w:spacing w:after="0" w:before="0" w:line="240" w:lineRule="auto"/>
       </w:pPr>
       <w:rPr>
+        <w:rFonts w:eastAsia="黑体"/>
         <w:b/>
         <w:bCs/>
         <w:color w:themeColor="background1" w:val="FFFFFF"/>
@@ -6970,6 +7287,7 @@
         <w:spacing w:after="0" w:before="0" w:line="240" w:lineRule="auto"/>
       </w:pPr>
       <w:rPr>
+        <w:rFonts w:eastAsia="黑体"/>
         <w:b/>
         <w:bCs/>
       </w:rPr>
@@ -6987,12 +7305,14 @@
     </w:tblStylePr>
     <w:tblStylePr w:type="firstCol">
       <w:rPr>
+        <w:rFonts w:eastAsia="黑体"/>
         <w:b/>
         <w:bCs/>
       </w:rPr>
     </w:tblStylePr>
     <w:tblStylePr w:type="lastCol">
       <w:rPr>
+        <w:rFonts w:eastAsia="黑体"/>
         <w:b/>
         <w:bCs/>
       </w:rPr>
@@ -7051,6 +7371,7 @@
         <w:spacing w:after="0" w:before="0" w:line="240" w:lineRule="auto"/>
       </w:pPr>
       <w:rPr>
+        <w:rFonts w:eastAsia="黑体"/>
         <w:b/>
         <w:bCs/>
         <w:color w:themeColor="background1" w:val="FFFFFF"/>
@@ -7073,6 +7394,7 @@
         <w:spacing w:after="0" w:before="0" w:line="240" w:lineRule="auto"/>
       </w:pPr>
       <w:rPr>
+        <w:rFonts w:eastAsia="黑体"/>
         <w:color w:val="auto"/>
       </w:rPr>
       <w:tblPr/>
@@ -7090,6 +7412,7 @@
     </w:tblStylePr>
     <w:tblStylePr w:type="firstCol">
       <w:rPr>
+        <w:rFonts w:eastAsia="黑体"/>
         <w:b/>
         <w:bCs/>
         <w:color w:themeColor="background1" w:val="FFFFFF"/>
@@ -7109,6 +7432,7 @@
     </w:tblStylePr>
     <w:tblStylePr w:type="lastCol">
       <w:rPr>
+        <w:rFonts w:eastAsia="黑体"/>
         <w:b/>
         <w:bCs/>
         <w:color w:themeColor="background1" w:val="FFFFFF"/>
@@ -7157,6 +7481,7 @@
     </w:tblStylePr>
     <w:tblStylePr w:type="nwCell">
       <w:rPr>
+        <w:rFonts w:eastAsia="黑体"/>
         <w:color w:themeColor="background1" w:val="FFFFFF"/>
       </w:rPr>
       <w:tblPr/>
@@ -7200,6 +7525,7 @@
         <w:spacing w:after="0" w:before="0" w:line="240" w:lineRule="auto"/>
       </w:pPr>
       <w:rPr>
+        <w:rFonts w:eastAsia="黑体"/>
         <w:b/>
         <w:bCs/>
         <w:color w:themeColor="background1" w:val="FFFFFF"/>
@@ -7222,6 +7548,7 @@
         <w:spacing w:after="0" w:before="0" w:line="240" w:lineRule="auto"/>
       </w:pPr>
       <w:rPr>
+        <w:rFonts w:eastAsia="黑体"/>
         <w:color w:val="auto"/>
       </w:rPr>
       <w:tblPr/>
@@ -7239,6 +7566,7 @@
     </w:tblStylePr>
     <w:tblStylePr w:type="firstCol">
       <w:rPr>
+        <w:rFonts w:eastAsia="黑体"/>
         <w:b/>
         <w:bCs/>
         <w:color w:themeColor="background1" w:val="FFFFFF"/>
@@ -7258,6 +7586,7 @@
     </w:tblStylePr>
     <w:tblStylePr w:type="lastCol">
       <w:rPr>
+        <w:rFonts w:eastAsia="黑体"/>
         <w:b/>
         <w:bCs/>
         <w:color w:themeColor="background1" w:val="FFFFFF"/>
@@ -7306,6 +7635,7 @@
     </w:tblStylePr>
     <w:tblStylePr w:type="nwCell">
       <w:rPr>
+        <w:rFonts w:eastAsia="黑体"/>
         <w:color w:themeColor="background1" w:val="FFFFFF"/>
       </w:rPr>
       <w:tblPr/>
@@ -7349,6 +7679,7 @@
         <w:spacing w:after="0" w:before="0" w:line="240" w:lineRule="auto"/>
       </w:pPr>
       <w:rPr>
+        <w:rFonts w:eastAsia="黑体"/>
         <w:b/>
         <w:bCs/>
         <w:color w:themeColor="background1" w:val="FFFFFF"/>
@@ -7371,6 +7702,7 @@
         <w:spacing w:after="0" w:before="0" w:line="240" w:lineRule="auto"/>
       </w:pPr>
       <w:rPr>
+        <w:rFonts w:eastAsia="黑体"/>
         <w:color w:val="auto"/>
       </w:rPr>
       <w:tblPr/>
@@ -7388,6 +7720,7 @@
     </w:tblStylePr>
     <w:tblStylePr w:type="firstCol">
       <w:rPr>
+        <w:rFonts w:eastAsia="黑体"/>
         <w:b/>
         <w:bCs/>
         <w:color w:themeColor="background1" w:val="FFFFFF"/>
@@ -7407,6 +7740,7 @@
     </w:tblStylePr>
     <w:tblStylePr w:type="lastCol">
       <w:rPr>
+        <w:rFonts w:eastAsia="黑体"/>
         <w:b/>
         <w:bCs/>
         <w:color w:themeColor="background1" w:val="FFFFFF"/>
@@ -7455,6 +7789,7 @@
     </w:tblStylePr>
     <w:tblStylePr w:type="nwCell">
       <w:rPr>
+        <w:rFonts w:eastAsia="黑体"/>
         <w:color w:themeColor="background1" w:val="FFFFFF"/>
       </w:rPr>
       <w:tblPr/>
@@ -7498,6 +7833,7 @@
         <w:spacing w:after="0" w:before="0" w:line="240" w:lineRule="auto"/>
       </w:pPr>
       <w:rPr>
+        <w:rFonts w:eastAsia="黑体"/>
         <w:b/>
         <w:bCs/>
         <w:color w:themeColor="background1" w:val="FFFFFF"/>
@@ -7520,6 +7856,7 @@
         <w:spacing w:after="0" w:before="0" w:line="240" w:lineRule="auto"/>
       </w:pPr>
       <w:rPr>
+        <w:rFonts w:eastAsia="黑体"/>
         <w:color w:val="auto"/>
       </w:rPr>
       <w:tblPr/>
@@ -7537,6 +7874,7 @@
     </w:tblStylePr>
     <w:tblStylePr w:type="firstCol">
       <w:rPr>
+        <w:rFonts w:eastAsia="黑体"/>
         <w:b/>
         <w:bCs/>
         <w:color w:themeColor="background1" w:val="FFFFFF"/>
@@ -7556,6 +7894,7 @@
     </w:tblStylePr>
     <w:tblStylePr w:type="lastCol">
       <w:rPr>
+        <w:rFonts w:eastAsia="黑体"/>
         <w:b/>
         <w:bCs/>
         <w:color w:themeColor="background1" w:val="FFFFFF"/>
@@ -7604,6 +7943,7 @@
     </w:tblStylePr>
     <w:tblStylePr w:type="nwCell">
       <w:rPr>
+        <w:rFonts w:eastAsia="黑体"/>
         <w:color w:themeColor="background1" w:val="FFFFFF"/>
       </w:rPr>
       <w:tblPr/>
@@ -7647,6 +7987,7 @@
         <w:spacing w:after="0" w:before="0" w:line="240" w:lineRule="auto"/>
       </w:pPr>
       <w:rPr>
+        <w:rFonts w:eastAsia="黑体"/>
         <w:b/>
         <w:bCs/>
         <w:color w:themeColor="background1" w:val="FFFFFF"/>
@@ -7669,6 +8010,7 @@
         <w:spacing w:after="0" w:before="0" w:line="240" w:lineRule="auto"/>
       </w:pPr>
       <w:rPr>
+        <w:rFonts w:eastAsia="黑体"/>
         <w:color w:val="auto"/>
       </w:rPr>
       <w:tblPr/>
@@ -7686,6 +8028,7 @@
     </w:tblStylePr>
     <w:tblStylePr w:type="firstCol">
       <w:rPr>
+        <w:rFonts w:eastAsia="黑体"/>
         <w:b/>
         <w:bCs/>
         <w:color w:themeColor="background1" w:val="FFFFFF"/>
@@ -7705,6 +8048,7 @@
     </w:tblStylePr>
     <w:tblStylePr w:type="lastCol">
       <w:rPr>
+        <w:rFonts w:eastAsia="黑体"/>
         <w:b/>
         <w:bCs/>
         <w:color w:themeColor="background1" w:val="FFFFFF"/>
@@ -7753,6 +8097,7 @@
     </w:tblStylePr>
     <w:tblStylePr w:type="nwCell">
       <w:rPr>
+        <w:rFonts w:eastAsia="黑体"/>
         <w:color w:themeColor="background1" w:val="FFFFFF"/>
       </w:rPr>
       <w:tblPr/>
@@ -7796,6 +8141,7 @@
         <w:spacing w:after="0" w:before="0" w:line="240" w:lineRule="auto"/>
       </w:pPr>
       <w:rPr>
+        <w:rFonts w:eastAsia="黑体"/>
         <w:b/>
         <w:bCs/>
         <w:color w:themeColor="background1" w:val="FFFFFF"/>
@@ -7818,6 +8164,7 @@
         <w:spacing w:after="0" w:before="0" w:line="240" w:lineRule="auto"/>
       </w:pPr>
       <w:rPr>
+        <w:rFonts w:eastAsia="黑体"/>
         <w:color w:val="auto"/>
       </w:rPr>
       <w:tblPr/>
@@ -7835,6 +8182,7 @@
     </w:tblStylePr>
     <w:tblStylePr w:type="firstCol">
       <w:rPr>
+        <w:rFonts w:eastAsia="黑体"/>
         <w:b/>
         <w:bCs/>
         <w:color w:themeColor="background1" w:val="FFFFFF"/>
@@ -7854,6 +8202,7 @@
     </w:tblStylePr>
     <w:tblStylePr w:type="lastCol">
       <w:rPr>
+        <w:rFonts w:eastAsia="黑体"/>
         <w:b/>
         <w:bCs/>
         <w:color w:themeColor="background1" w:val="FFFFFF"/>
@@ -7902,6 +8251,7 @@
     </w:tblStylePr>
     <w:tblStylePr w:type="nwCell">
       <w:rPr>
+        <w:rFonts w:eastAsia="黑体"/>
         <w:color w:themeColor="background1" w:val="FFFFFF"/>
       </w:rPr>
       <w:tblPr/>
@@ -7945,6 +8295,7 @@
         <w:spacing w:after="0" w:before="0" w:line="240" w:lineRule="auto"/>
       </w:pPr>
       <w:rPr>
+        <w:rFonts w:eastAsia="黑体"/>
         <w:b/>
         <w:bCs/>
         <w:color w:themeColor="background1" w:val="FFFFFF"/>
@@ -7967,6 +8318,7 @@
         <w:spacing w:after="0" w:before="0" w:line="240" w:lineRule="auto"/>
       </w:pPr>
       <w:rPr>
+        <w:rFonts w:eastAsia="黑体"/>
         <w:color w:val="auto"/>
       </w:rPr>
       <w:tblPr/>
@@ -7984,6 +8336,7 @@
     </w:tblStylePr>
     <w:tblStylePr w:type="firstCol">
       <w:rPr>
+        <w:rFonts w:eastAsia="黑体"/>
         <w:b/>
         <w:bCs/>
         <w:color w:themeColor="background1" w:val="FFFFFF"/>
@@ -8003,6 +8356,7 @@
     </w:tblStylePr>
     <w:tblStylePr w:type="lastCol">
       <w:rPr>
+        <w:rFonts w:eastAsia="黑体"/>
         <w:b/>
         <w:bCs/>
         <w:color w:themeColor="background1" w:val="FFFFFF"/>
@@ -8051,6 +8405,7 @@
     </w:tblStylePr>
     <w:tblStylePr w:type="nwCell">
       <w:rPr>
+        <w:rFonts w:eastAsia="黑体"/>
         <w:color w:themeColor="background1" w:val="FFFFFF"/>
       </w:rPr>
       <w:tblPr/>
@@ -8075,6 +8430,7 @@
       <w:spacing w:after="0" w:line="240" w:lineRule="auto"/>
     </w:pPr>
     <w:rPr>
+      <w:rFonts w:eastAsia="黑体"/>
       <w:color w:themeColor="text1" w:val="000000"/>
     </w:rPr>
     <w:tblPr>
@@ -8094,7 +8450,7 @@
     </w:tblPr>
     <w:tblStylePr w:type="firstRow">
       <w:rPr>
-        <w:rFonts w:asciiTheme="majorHAnsi" w:cstheme="majorBidi" w:eastAsiaTheme="majorEastAsia" w:hAnsiTheme="majorHAnsi"/>
+        <w:rFonts w:asciiTheme="majorHAnsi" w:cstheme="majorBidi" w:hAnsiTheme="majorHAnsi" w:eastAsia="黑体"/>
       </w:rPr>
       <w:tblPr/>
       <w:tcPr>
@@ -8106,6 +8462,7 @@
     </w:tblStylePr>
     <w:tblStylePr w:type="lastRow">
       <w:rPr>
+        <w:rFonts w:eastAsia="黑体"/>
         <w:b/>
         <w:bCs/>
         <w:color w:themeColor="text2" w:val="1F497D"/>
@@ -8120,12 +8477,14 @@
     </w:tblStylePr>
     <w:tblStylePr w:type="firstCol">
       <w:rPr>
+        <w:rFonts w:eastAsia="黑体"/>
         <w:b/>
         <w:bCs/>
       </w:rPr>
     </w:tblStylePr>
     <w:tblStylePr w:type="lastCol">
       <w:rPr>
+        <w:rFonts w:eastAsia="黑体"/>
         <w:b/>
         <w:bCs/>
       </w:rPr>
@@ -8159,6 +8518,7 @@
       <w:spacing w:after="0" w:line="240" w:lineRule="auto"/>
     </w:pPr>
     <w:rPr>
+      <w:rFonts w:eastAsia="黑体"/>
       <w:color w:themeColor="text1" w:val="000000"/>
     </w:rPr>
     <w:tblPr>
@@ -8178,7 +8538,7 @@
     </w:tblPr>
     <w:tblStylePr w:type="firstRow">
       <w:rPr>
-        <w:rFonts w:asciiTheme="majorHAnsi" w:cstheme="majorBidi" w:eastAsiaTheme="majorEastAsia" w:hAnsiTheme="majorHAnsi"/>
+        <w:rFonts w:asciiTheme="majorHAnsi" w:cstheme="majorBidi" w:hAnsiTheme="majorHAnsi" w:eastAsia="黑体"/>
       </w:rPr>
       <w:tblPr/>
       <w:tcPr>
@@ -8190,6 +8550,7 @@
     </w:tblStylePr>
     <w:tblStylePr w:type="lastRow">
       <w:rPr>
+        <w:rFonts w:eastAsia="黑体"/>
         <w:b/>
         <w:bCs/>
         <w:color w:themeColor="text2" w:val="1F497D"/>
@@ -8204,12 +8565,14 @@
     </w:tblStylePr>
     <w:tblStylePr w:type="firstCol">
       <w:rPr>
+        <w:rFonts w:eastAsia="黑体"/>
         <w:b/>
         <w:bCs/>
       </w:rPr>
     </w:tblStylePr>
     <w:tblStylePr w:type="lastCol">
       <w:rPr>
+        <w:rFonts w:eastAsia="黑体"/>
         <w:b/>
         <w:bCs/>
       </w:rPr>
@@ -8243,6 +8606,7 @@
       <w:spacing w:after="0" w:line="240" w:lineRule="auto"/>
     </w:pPr>
     <w:rPr>
+      <w:rFonts w:eastAsia="黑体"/>
       <w:color w:themeColor="text1" w:val="000000"/>
     </w:rPr>
     <w:tblPr>
@@ -8262,7 +8626,7 @@
     </w:tblPr>
     <w:tblStylePr w:type="firstRow">
       <w:rPr>
-        <w:rFonts w:asciiTheme="majorHAnsi" w:cstheme="majorBidi" w:eastAsiaTheme="majorEastAsia" w:hAnsiTheme="majorHAnsi"/>
+        <w:rFonts w:asciiTheme="majorHAnsi" w:cstheme="majorBidi" w:hAnsiTheme="majorHAnsi" w:eastAsia="黑体"/>
       </w:rPr>
       <w:tblPr/>
       <w:tcPr>
@@ -8274,6 +8638,7 @@
     </w:tblStylePr>
     <w:tblStylePr w:type="lastRow">
       <w:rPr>
+        <w:rFonts w:eastAsia="黑体"/>
         <w:b/>
         <w:bCs/>
         <w:color w:themeColor="text2" w:val="1F497D"/>
@@ -8288,12 +8653,14 @@
     </w:tblStylePr>
     <w:tblStylePr w:type="firstCol">
       <w:rPr>
+        <w:rFonts w:eastAsia="黑体"/>
         <w:b/>
         <w:bCs/>
       </w:rPr>
     </w:tblStylePr>
     <w:tblStylePr w:type="lastCol">
       <w:rPr>
+        <w:rFonts w:eastAsia="黑体"/>
         <w:b/>
         <w:bCs/>
       </w:rPr>
@@ -8327,6 +8694,7 @@
       <w:spacing w:after="0" w:line="240" w:lineRule="auto"/>
     </w:pPr>
     <w:rPr>
+      <w:rFonts w:eastAsia="黑体"/>
       <w:color w:themeColor="text1" w:val="000000"/>
     </w:rPr>
     <w:tblPr>
@@ -8346,7 +8714,7 @@
     </w:tblPr>
     <w:tblStylePr w:type="firstRow">
       <w:rPr>
-        <w:rFonts w:asciiTheme="majorHAnsi" w:cstheme="majorBidi" w:eastAsiaTheme="majorEastAsia" w:hAnsiTheme="majorHAnsi"/>
+        <w:rFonts w:asciiTheme="majorHAnsi" w:cstheme="majorBidi" w:hAnsiTheme="majorHAnsi" w:eastAsia="黑体"/>
       </w:rPr>
       <w:tblPr/>
       <w:tcPr>
@@ -8358,6 +8726,7 @@
     </w:tblStylePr>
     <w:tblStylePr w:type="lastRow">
       <w:rPr>
+        <w:rFonts w:eastAsia="黑体"/>
         <w:b/>
         <w:bCs/>
         <w:color w:themeColor="text2" w:val="1F497D"/>
@@ -8372,12 +8741,14 @@
     </w:tblStylePr>
     <w:tblStylePr w:type="firstCol">
       <w:rPr>
+        <w:rFonts w:eastAsia="黑体"/>
         <w:b/>
         <w:bCs/>
       </w:rPr>
     </w:tblStylePr>
     <w:tblStylePr w:type="lastCol">
       <w:rPr>
+        <w:rFonts w:eastAsia="黑体"/>
         <w:b/>
         <w:bCs/>
       </w:rPr>
@@ -8411,6 +8782,7 @@
       <w:spacing w:after="0" w:line="240" w:lineRule="auto"/>
     </w:pPr>
     <w:rPr>
+      <w:rFonts w:eastAsia="黑体"/>
       <w:color w:themeColor="text1" w:val="000000"/>
     </w:rPr>
     <w:tblPr>
@@ -8430,7 +8802,7 @@
     </w:tblPr>
     <w:tblStylePr w:type="firstRow">
       <w:rPr>
-        <w:rFonts w:asciiTheme="majorHAnsi" w:cstheme="majorBidi" w:eastAsiaTheme="majorEastAsia" w:hAnsiTheme="majorHAnsi"/>
+        <w:rFonts w:asciiTheme="majorHAnsi" w:cstheme="majorBidi" w:hAnsiTheme="majorHAnsi" w:eastAsia="黑体"/>
       </w:rPr>
       <w:tblPr/>
       <w:tcPr>
@@ -8442,6 +8814,7 @@
     </w:tblStylePr>
     <w:tblStylePr w:type="lastRow">
       <w:rPr>
+        <w:rFonts w:eastAsia="黑体"/>
         <w:b/>
         <w:bCs/>
         <w:color w:themeColor="text2" w:val="1F497D"/>
@@ -8456,12 +8829,14 @@
     </w:tblStylePr>
     <w:tblStylePr w:type="firstCol">
       <w:rPr>
+        <w:rFonts w:eastAsia="黑体"/>
         <w:b/>
         <w:bCs/>
       </w:rPr>
     </w:tblStylePr>
     <w:tblStylePr w:type="lastCol">
       <w:rPr>
+        <w:rFonts w:eastAsia="黑体"/>
         <w:b/>
         <w:bCs/>
       </w:rPr>
@@ -8495,6 +8870,7 @@
       <w:spacing w:after="0" w:line="240" w:lineRule="auto"/>
     </w:pPr>
     <w:rPr>
+      <w:rFonts w:eastAsia="黑体"/>
       <w:color w:themeColor="text1" w:val="000000"/>
     </w:rPr>
     <w:tblPr>
@@ -8514,7 +8890,7 @@
     </w:tblPr>
     <w:tblStylePr w:type="firstRow">
       <w:rPr>
-        <w:rFonts w:asciiTheme="majorHAnsi" w:cstheme="majorBidi" w:eastAsiaTheme="majorEastAsia" w:hAnsiTheme="majorHAnsi"/>
+        <w:rFonts w:asciiTheme="majorHAnsi" w:cstheme="majorBidi" w:hAnsiTheme="majorHAnsi" w:eastAsia="黑体"/>
       </w:rPr>
       <w:tblPr/>
       <w:tcPr>
@@ -8526,6 +8902,7 @@
     </w:tblStylePr>
     <w:tblStylePr w:type="lastRow">
       <w:rPr>
+        <w:rFonts w:eastAsia="黑体"/>
         <w:b/>
         <w:bCs/>
         <w:color w:themeColor="text2" w:val="1F497D"/>
@@ -8540,12 +8917,14 @@
     </w:tblStylePr>
     <w:tblStylePr w:type="firstCol">
       <w:rPr>
+        <w:rFonts w:eastAsia="黑体"/>
         <w:b/>
         <w:bCs/>
       </w:rPr>
     </w:tblStylePr>
     <w:tblStylePr w:type="lastCol">
       <w:rPr>
+        <w:rFonts w:eastAsia="黑体"/>
         <w:b/>
         <w:bCs/>
       </w:rPr>
@@ -8579,6 +8958,7 @@
       <w:spacing w:after="0" w:line="240" w:lineRule="auto"/>
     </w:pPr>
     <w:rPr>
+      <w:rFonts w:eastAsia="黑体"/>
       <w:color w:themeColor="text1" w:val="000000"/>
     </w:rPr>
     <w:tblPr>
@@ -8598,7 +8978,7 @@
     </w:tblPr>
     <w:tblStylePr w:type="firstRow">
       <w:rPr>
-        <w:rFonts w:asciiTheme="majorHAnsi" w:cstheme="majorBidi" w:eastAsiaTheme="majorEastAsia" w:hAnsiTheme="majorHAnsi"/>
+        <w:rFonts w:asciiTheme="majorHAnsi" w:cstheme="majorBidi" w:hAnsiTheme="majorHAnsi" w:eastAsia="黑体"/>
       </w:rPr>
       <w:tblPr/>
       <w:tcPr>
@@ -8610,6 +8990,7 @@
     </w:tblStylePr>
     <w:tblStylePr w:type="lastRow">
       <w:rPr>
+        <w:rFonts w:eastAsia="黑体"/>
         <w:b/>
         <w:bCs/>
         <w:color w:themeColor="text2" w:val="1F497D"/>
@@ -8624,12 +9005,14 @@
     </w:tblStylePr>
     <w:tblStylePr w:type="firstCol">
       <w:rPr>
+        <w:rFonts w:eastAsia="黑体"/>
         <w:b/>
         <w:bCs/>
       </w:rPr>
     </w:tblStylePr>
     <w:tblStylePr w:type="lastCol">
       <w:rPr>
+        <w:rFonts w:eastAsia="黑体"/>
         <w:b/>
         <w:bCs/>
       </w:rPr>
@@ -8663,7 +9046,7 @@
       <w:spacing w:after="0" w:line="240" w:lineRule="auto"/>
     </w:pPr>
     <w:rPr>
-      <w:rFonts w:asciiTheme="majorHAnsi" w:cstheme="majorBidi" w:eastAsiaTheme="majorEastAsia" w:hAnsiTheme="majorHAnsi"/>
+      <w:rFonts w:asciiTheme="majorHAnsi" w:cstheme="majorBidi" w:hAnsiTheme="majorHAnsi" w:eastAsia="黑体"/>
       <w:color w:themeColor="text1" w:val="000000"/>
     </w:rPr>
     <w:tblPr>
@@ -8685,6 +9068,7 @@
     </w:tblPr>
     <w:tblStylePr w:type="firstRow">
       <w:rPr>
+        <w:rFonts w:eastAsia="黑体"/>
         <w:sz w:val="24"/>
         <w:szCs w:val="24"/>
       </w:rPr>
@@ -8791,7 +9175,7 @@
       <w:spacing w:after="0" w:line="240" w:lineRule="auto"/>
     </w:pPr>
     <w:rPr>
-      <w:rFonts w:asciiTheme="majorHAnsi" w:cstheme="majorBidi" w:eastAsiaTheme="majorEastAsia" w:hAnsiTheme="majorHAnsi"/>
+      <w:rFonts w:asciiTheme="majorHAnsi" w:cstheme="majorBidi" w:hAnsiTheme="majorHAnsi" w:eastAsia="黑体"/>
       <w:color w:themeColor="text1" w:val="000000"/>
     </w:rPr>
     <w:tblPr>
@@ -8813,6 +9197,7 @@
     </w:tblPr>
     <w:tblStylePr w:type="firstRow">
       <w:rPr>
+        <w:rFonts w:eastAsia="黑体"/>
         <w:sz w:val="24"/>
         <w:szCs w:val="24"/>
       </w:rPr>
@@ -8919,7 +9304,7 @@
       <w:spacing w:after="0" w:line="240" w:lineRule="auto"/>
     </w:pPr>
     <w:rPr>
-      <w:rFonts w:asciiTheme="majorHAnsi" w:cstheme="majorBidi" w:eastAsiaTheme="majorEastAsia" w:hAnsiTheme="majorHAnsi"/>
+      <w:rFonts w:asciiTheme="majorHAnsi" w:cstheme="majorBidi" w:hAnsiTheme="majorHAnsi" w:eastAsia="黑体"/>
       <w:color w:themeColor="text1" w:val="000000"/>
     </w:rPr>
     <w:tblPr>
@@ -8941,6 +9326,7 @@
     </w:tblPr>
     <w:tblStylePr w:type="firstRow">
       <w:rPr>
+        <w:rFonts w:eastAsia="黑体"/>
         <w:sz w:val="24"/>
         <w:szCs w:val="24"/>
       </w:rPr>
@@ -9047,7 +9433,7 @@
       <w:spacing w:after="0" w:line="240" w:lineRule="auto"/>
     </w:pPr>
     <w:rPr>
-      <w:rFonts w:asciiTheme="majorHAnsi" w:cstheme="majorBidi" w:eastAsiaTheme="majorEastAsia" w:hAnsiTheme="majorHAnsi"/>
+      <w:rFonts w:asciiTheme="majorHAnsi" w:cstheme="majorBidi" w:hAnsiTheme="majorHAnsi" w:eastAsia="黑体"/>
       <w:color w:themeColor="text1" w:val="000000"/>
     </w:rPr>
     <w:tblPr>
@@ -9069,6 +9455,7 @@
     </w:tblPr>
     <w:tblStylePr w:type="firstRow">
       <w:rPr>
+        <w:rFonts w:eastAsia="黑体"/>
         <w:sz w:val="24"/>
         <w:szCs w:val="24"/>
       </w:rPr>
@@ -9175,7 +9562,7 @@
       <w:spacing w:after="0" w:line="240" w:lineRule="auto"/>
     </w:pPr>
     <w:rPr>
-      <w:rFonts w:asciiTheme="majorHAnsi" w:cstheme="majorBidi" w:eastAsiaTheme="majorEastAsia" w:hAnsiTheme="majorHAnsi"/>
+      <w:rFonts w:asciiTheme="majorHAnsi" w:cstheme="majorBidi" w:hAnsiTheme="majorHAnsi" w:eastAsia="黑体"/>
       <w:color w:themeColor="text1" w:val="000000"/>
     </w:rPr>
     <w:tblPr>
@@ -9197,6 +9584,7 @@
     </w:tblPr>
     <w:tblStylePr w:type="firstRow">
       <w:rPr>
+        <w:rFonts w:eastAsia="黑体"/>
         <w:sz w:val="24"/>
         <w:szCs w:val="24"/>
       </w:rPr>
@@ -9303,7 +9691,7 @@
       <w:spacing w:after="0" w:line="240" w:lineRule="auto"/>
     </w:pPr>
     <w:rPr>
-      <w:rFonts w:asciiTheme="majorHAnsi" w:cstheme="majorBidi" w:eastAsiaTheme="majorEastAsia" w:hAnsiTheme="majorHAnsi"/>
+      <w:rFonts w:asciiTheme="majorHAnsi" w:cstheme="majorBidi" w:hAnsiTheme="majorHAnsi" w:eastAsia="黑体"/>
       <w:color w:themeColor="text1" w:val="000000"/>
     </w:rPr>
     <w:tblPr>
@@ -9325,6 +9713,7 @@
     </w:tblPr>
     <w:tblStylePr w:type="firstRow">
       <w:rPr>
+        <w:rFonts w:eastAsia="黑体"/>
         <w:sz w:val="24"/>
         <w:szCs w:val="24"/>
       </w:rPr>
@@ -9431,7 +9820,7 @@
       <w:spacing w:after="0" w:line="240" w:lineRule="auto"/>
     </w:pPr>
     <w:rPr>
-      <w:rFonts w:asciiTheme="majorHAnsi" w:cstheme="majorBidi" w:eastAsiaTheme="majorEastAsia" w:hAnsiTheme="majorHAnsi"/>
+      <w:rFonts w:asciiTheme="majorHAnsi" w:cstheme="majorBidi" w:hAnsiTheme="majorHAnsi" w:eastAsia="黑体"/>
       <w:color w:themeColor="text1" w:val="000000"/>
     </w:rPr>
     <w:tblPr>
@@ -9453,6 +9842,7 @@
     </w:tblPr>
     <w:tblStylePr w:type="firstRow">
       <w:rPr>
+        <w:rFonts w:eastAsia="黑体"/>
         <w:sz w:val="24"/>
         <w:szCs w:val="24"/>
       </w:rPr>
@@ -9582,12 +9972,14 @@
     </w:tcPr>
     <w:tblStylePr w:type="firstRow">
       <w:rPr>
+        <w:rFonts w:eastAsia="黑体"/>
         <w:b/>
         <w:bCs/>
       </w:rPr>
     </w:tblStylePr>
     <w:tblStylePr w:type="lastRow">
       <w:rPr>
+        <w:rFonts w:eastAsia="黑体"/>
         <w:b/>
         <w:bCs/>
       </w:rPr>
@@ -9600,12 +9992,14 @@
     </w:tblStylePr>
     <w:tblStylePr w:type="firstCol">
       <w:rPr>
+        <w:rFonts w:eastAsia="黑体"/>
         <w:b/>
         <w:bCs/>
       </w:rPr>
     </w:tblStylePr>
     <w:tblStylePr w:type="lastCol">
       <w:rPr>
+        <w:rFonts w:eastAsia="黑体"/>
         <w:b/>
         <w:bCs/>
       </w:rPr>
@@ -9655,12 +10049,14 @@
     </w:tcPr>
     <w:tblStylePr w:type="firstRow">
       <w:rPr>
+        <w:rFonts w:eastAsia="黑体"/>
         <w:b/>
         <w:bCs/>
       </w:rPr>
     </w:tblStylePr>
     <w:tblStylePr w:type="lastRow">
       <w:rPr>
+        <w:rFonts w:eastAsia="黑体"/>
         <w:b/>
         <w:bCs/>
       </w:rPr>
@@ -9673,12 +10069,14 @@
     </w:tblStylePr>
     <w:tblStylePr w:type="firstCol">
       <w:rPr>
+        <w:rFonts w:eastAsia="黑体"/>
         <w:b/>
         <w:bCs/>
       </w:rPr>
     </w:tblStylePr>
     <w:tblStylePr w:type="lastCol">
       <w:rPr>
+        <w:rFonts w:eastAsia="黑体"/>
         <w:b/>
         <w:bCs/>
       </w:rPr>
@@ -9728,12 +10126,14 @@
     </w:tcPr>
     <w:tblStylePr w:type="firstRow">
       <w:rPr>
+        <w:rFonts w:eastAsia="黑体"/>
         <w:b/>
         <w:bCs/>
       </w:rPr>
     </w:tblStylePr>
     <w:tblStylePr w:type="lastRow">
       <w:rPr>
+        <w:rFonts w:eastAsia="黑体"/>
         <w:b/>
         <w:bCs/>
       </w:rPr>
@@ -9746,12 +10146,14 @@
     </w:tblStylePr>
     <w:tblStylePr w:type="firstCol">
       <w:rPr>
+        <w:rFonts w:eastAsia="黑体"/>
         <w:b/>
         <w:bCs/>
       </w:rPr>
     </w:tblStylePr>
     <w:tblStylePr w:type="lastCol">
       <w:rPr>
+        <w:rFonts w:eastAsia="黑体"/>
         <w:b/>
         <w:bCs/>
       </w:rPr>
@@ -9801,12 +10203,14 @@
     </w:tcPr>
     <w:tblStylePr w:type="firstRow">
       <w:rPr>
+        <w:rFonts w:eastAsia="黑体"/>
         <w:b/>
         <w:bCs/>
       </w:rPr>
     </w:tblStylePr>
     <w:tblStylePr w:type="lastRow">
       <w:rPr>
+        <w:rFonts w:eastAsia="黑体"/>
         <w:b/>
         <w:bCs/>
       </w:rPr>
@@ -9819,12 +10223,14 @@
     </w:tblStylePr>
     <w:tblStylePr w:type="firstCol">
       <w:rPr>
+        <w:rFonts w:eastAsia="黑体"/>
         <w:b/>
         <w:bCs/>
       </w:rPr>
     </w:tblStylePr>
     <w:tblStylePr w:type="lastCol">
       <w:rPr>
+        <w:rFonts w:eastAsia="黑体"/>
         <w:b/>
         <w:bCs/>
       </w:rPr>
@@ -9874,12 +10280,14 @@
     </w:tcPr>
     <w:tblStylePr w:type="firstRow">
       <w:rPr>
+        <w:rFonts w:eastAsia="黑体"/>
         <w:b/>
         <w:bCs/>
       </w:rPr>
     </w:tblStylePr>
     <w:tblStylePr w:type="lastRow">
       <w:rPr>
+        <w:rFonts w:eastAsia="黑体"/>
         <w:b/>
         <w:bCs/>
       </w:rPr>
@@ -9892,12 +10300,14 @@
     </w:tblStylePr>
     <w:tblStylePr w:type="firstCol">
       <w:rPr>
+        <w:rFonts w:eastAsia="黑体"/>
         <w:b/>
         <w:bCs/>
       </w:rPr>
     </w:tblStylePr>
     <w:tblStylePr w:type="lastCol">
       <w:rPr>
+        <w:rFonts w:eastAsia="黑体"/>
         <w:b/>
         <w:bCs/>
       </w:rPr>
@@ -9947,12 +10357,14 @@
     </w:tcPr>
     <w:tblStylePr w:type="firstRow">
       <w:rPr>
+        <w:rFonts w:eastAsia="黑体"/>
         <w:b/>
         <w:bCs/>
       </w:rPr>
     </w:tblStylePr>
     <w:tblStylePr w:type="lastRow">
       <w:rPr>
+        <w:rFonts w:eastAsia="黑体"/>
         <w:b/>
         <w:bCs/>
       </w:rPr>
@@ -9965,12 +10377,14 @@
     </w:tblStylePr>
     <w:tblStylePr w:type="firstCol">
       <w:rPr>
+        <w:rFonts w:eastAsia="黑体"/>
         <w:b/>
         <w:bCs/>
       </w:rPr>
     </w:tblStylePr>
     <w:tblStylePr w:type="lastCol">
       <w:rPr>
+        <w:rFonts w:eastAsia="黑体"/>
         <w:b/>
         <w:bCs/>
       </w:rPr>
@@ -10020,12 +10434,14 @@
     </w:tcPr>
     <w:tblStylePr w:type="firstRow">
       <w:rPr>
+        <w:rFonts w:eastAsia="黑体"/>
         <w:b/>
         <w:bCs/>
       </w:rPr>
     </w:tblStylePr>
     <w:tblStylePr w:type="lastRow">
       <w:rPr>
+        <w:rFonts w:eastAsia="黑体"/>
         <w:b/>
         <w:bCs/>
       </w:rPr>
@@ -10038,12 +10454,14 @@
     </w:tblStylePr>
     <w:tblStylePr w:type="firstCol">
       <w:rPr>
+        <w:rFonts w:eastAsia="黑体"/>
         <w:b/>
         <w:bCs/>
       </w:rPr>
     </w:tblStylePr>
     <w:tblStylePr w:type="lastCol">
       <w:rPr>
+        <w:rFonts w:eastAsia="黑体"/>
         <w:b/>
         <w:bCs/>
       </w:rPr>
@@ -10070,7 +10488,7 @@
       <w:spacing w:after="0" w:line="240" w:lineRule="auto"/>
     </w:pPr>
     <w:rPr>
-      <w:rFonts w:asciiTheme="majorHAnsi" w:cstheme="majorBidi" w:eastAsiaTheme="majorEastAsia" w:hAnsiTheme="majorHAnsi"/>
+      <w:rFonts w:asciiTheme="majorHAnsi" w:cstheme="majorBidi" w:hAnsiTheme="majorHAnsi" w:eastAsia="黑体"/>
       <w:color w:themeColor="text1" w:val="000000"/>
     </w:rPr>
     <w:tblPr>
@@ -10097,6 +10515,7 @@
     </w:tcPr>
     <w:tblStylePr w:type="firstRow">
       <w:rPr>
+        <w:rFonts w:eastAsia="黑体"/>
         <w:b/>
         <w:bCs/>
         <w:color w:themeColor="text1" w:val="000000"/>
@@ -10108,6 +10527,7 @@
     </w:tblStylePr>
     <w:tblStylePr w:type="lastRow">
       <w:rPr>
+        <w:rFonts w:eastAsia="黑体"/>
         <w:b/>
         <w:bCs/>
         <w:color w:themeColor="text1" w:val="000000"/>
@@ -10127,6 +10547,7 @@
     </w:tblStylePr>
     <w:tblStylePr w:type="firstCol">
       <w:rPr>
+        <w:rFonts w:eastAsia="黑体"/>
         <w:b/>
         <w:bCs/>
         <w:color w:themeColor="text1" w:val="000000"/>
@@ -10146,6 +10567,7 @@
     </w:tblStylePr>
     <w:tblStylePr w:type="lastCol">
       <w:rPr>
+        <w:rFonts w:eastAsia="黑体"/>
         <w:b w:val="0"/>
         <w:bCs w:val="0"/>
         <w:color w:themeColor="text1" w:val="000000"/>
@@ -10195,7 +10617,7 @@
       <w:spacing w:after="0" w:line="240" w:lineRule="auto"/>
     </w:pPr>
     <w:rPr>
-      <w:rFonts w:asciiTheme="majorHAnsi" w:cstheme="majorBidi" w:eastAsiaTheme="majorEastAsia" w:hAnsiTheme="majorHAnsi"/>
+      <w:rFonts w:asciiTheme="majorHAnsi" w:cstheme="majorBidi" w:hAnsiTheme="majorHAnsi" w:eastAsia="黑体"/>
       <w:color w:themeColor="text1" w:val="000000"/>
     </w:rPr>
     <w:tblPr>
@@ -10222,6 +10644,7 @@
     </w:tcPr>
     <w:tblStylePr w:type="firstRow">
       <w:rPr>
+        <w:rFonts w:eastAsia="黑体"/>
         <w:b/>
         <w:bCs/>
         <w:color w:themeColor="text1" w:val="000000"/>
@@ -10233,6 +10656,7 @@
     </w:tblStylePr>
     <w:tblStylePr w:type="lastRow">
       <w:rPr>
+        <w:rFonts w:eastAsia="黑体"/>
         <w:b/>
         <w:bCs/>
         <w:color w:themeColor="text1" w:val="000000"/>
@@ -10252,6 +10676,7 @@
     </w:tblStylePr>
     <w:tblStylePr w:type="firstCol">
       <w:rPr>
+        <w:rFonts w:eastAsia="黑体"/>
         <w:b/>
         <w:bCs/>
         <w:color w:themeColor="text1" w:val="000000"/>
@@ -10271,6 +10696,7 @@
     </w:tblStylePr>
     <w:tblStylePr w:type="lastCol">
       <w:rPr>
+        <w:rFonts w:eastAsia="黑体"/>
         <w:b w:val="0"/>
         <w:bCs w:val="0"/>
         <w:color w:themeColor="text1" w:val="000000"/>
@@ -10320,7 +10746,7 @@
       <w:spacing w:after="0" w:line="240" w:lineRule="auto"/>
     </w:pPr>
     <w:rPr>
-      <w:rFonts w:asciiTheme="majorHAnsi" w:cstheme="majorBidi" w:eastAsiaTheme="majorEastAsia" w:hAnsiTheme="majorHAnsi"/>
+      <w:rFonts w:asciiTheme="majorHAnsi" w:cstheme="majorBidi" w:hAnsiTheme="majorHAnsi" w:eastAsia="黑体"/>
       <w:color w:themeColor="text1" w:val="000000"/>
     </w:rPr>
     <w:tblPr>
@@ -10347,6 +10773,7 @@
     </w:tcPr>
     <w:tblStylePr w:type="firstRow">
       <w:rPr>
+        <w:rFonts w:eastAsia="黑体"/>
         <w:b/>
         <w:bCs/>
         <w:color w:themeColor="text1" w:val="000000"/>
@@ -10358,6 +10785,7 @@
     </w:tblStylePr>
     <w:tblStylePr w:type="lastRow">
       <w:rPr>
+        <w:rFonts w:eastAsia="黑体"/>
         <w:b/>
         <w:bCs/>
         <w:color w:themeColor="text1" w:val="000000"/>
@@ -10377,6 +10805,7 @@
     </w:tblStylePr>
     <w:tblStylePr w:type="firstCol">
       <w:rPr>
+        <w:rFonts w:eastAsia="黑体"/>
         <w:b/>
         <w:bCs/>
         <w:color w:themeColor="text1" w:val="000000"/>
@@ -10396,6 +10825,7 @@
     </w:tblStylePr>
     <w:tblStylePr w:type="lastCol">
       <w:rPr>
+        <w:rFonts w:eastAsia="黑体"/>
         <w:b w:val="0"/>
         <w:bCs w:val="0"/>
         <w:color w:themeColor="text1" w:val="000000"/>
@@ -10445,7 +10875,7 @@
       <w:spacing w:after="0" w:line="240" w:lineRule="auto"/>
     </w:pPr>
     <w:rPr>
-      <w:rFonts w:asciiTheme="majorHAnsi" w:cstheme="majorBidi" w:eastAsiaTheme="majorEastAsia" w:hAnsiTheme="majorHAnsi"/>
+      <w:rFonts w:asciiTheme="majorHAnsi" w:cstheme="majorBidi" w:hAnsiTheme="majorHAnsi" w:eastAsia="黑体"/>
       <w:color w:themeColor="text1" w:val="000000"/>
     </w:rPr>
     <w:tblPr>
@@ -10472,6 +10902,7 @@
     </w:tcPr>
     <w:tblStylePr w:type="firstRow">
       <w:rPr>
+        <w:rFonts w:eastAsia="黑体"/>
         <w:b/>
         <w:bCs/>
         <w:color w:themeColor="text1" w:val="000000"/>
@@ -10483,6 +10914,7 @@
     </w:tblStylePr>
     <w:tblStylePr w:type="lastRow">
       <w:rPr>
+        <w:rFonts w:eastAsia="黑体"/>
         <w:b/>
         <w:bCs/>
         <w:color w:themeColor="text1" w:val="000000"/>
@@ -10502,6 +10934,7 @@
     </w:tblStylePr>
     <w:tblStylePr w:type="firstCol">
       <w:rPr>
+        <w:rFonts w:eastAsia="黑体"/>
         <w:b/>
         <w:bCs/>
         <w:color w:themeColor="text1" w:val="000000"/>
@@ -10521,6 +10954,7 @@
     </w:tblStylePr>
     <w:tblStylePr w:type="lastCol">
       <w:rPr>
+        <w:rFonts w:eastAsia="黑体"/>
         <w:b w:val="0"/>
         <w:bCs w:val="0"/>
         <w:color w:themeColor="text1" w:val="000000"/>
@@ -10570,7 +11004,7 @@
       <w:spacing w:after="0" w:line="240" w:lineRule="auto"/>
     </w:pPr>
     <w:rPr>
-      <w:rFonts w:asciiTheme="majorHAnsi" w:cstheme="majorBidi" w:eastAsiaTheme="majorEastAsia" w:hAnsiTheme="majorHAnsi"/>
+      <w:rFonts w:asciiTheme="majorHAnsi" w:cstheme="majorBidi" w:hAnsiTheme="majorHAnsi" w:eastAsia="黑体"/>
       <w:color w:themeColor="text1" w:val="000000"/>
     </w:rPr>
     <w:tblPr>
@@ -10597,6 +11031,7 @@
     </w:tcPr>
     <w:tblStylePr w:type="firstRow">
       <w:rPr>
+        <w:rFonts w:eastAsia="黑体"/>
         <w:b/>
         <w:bCs/>
         <w:color w:themeColor="text1" w:val="000000"/>
@@ -10608,6 +11043,7 @@
     </w:tblStylePr>
     <w:tblStylePr w:type="lastRow">
       <w:rPr>
+        <w:rFonts w:eastAsia="黑体"/>
         <w:b/>
         <w:bCs/>
         <w:color w:themeColor="text1" w:val="000000"/>
@@ -10627,6 +11063,7 @@
     </w:tblStylePr>
     <w:tblStylePr w:type="firstCol">
       <w:rPr>
+        <w:rFonts w:eastAsia="黑体"/>
         <w:b/>
         <w:bCs/>
         <w:color w:themeColor="text1" w:val="000000"/>
@@ -10646,6 +11083,7 @@
     </w:tblStylePr>
     <w:tblStylePr w:type="lastCol">
       <w:rPr>
+        <w:rFonts w:eastAsia="黑体"/>
         <w:b w:val="0"/>
         <w:bCs w:val="0"/>
         <w:color w:themeColor="text1" w:val="000000"/>
@@ -10695,7 +11133,7 @@
       <w:spacing w:after="0" w:line="240" w:lineRule="auto"/>
     </w:pPr>
     <w:rPr>
-      <w:rFonts w:asciiTheme="majorHAnsi" w:cstheme="majorBidi" w:eastAsiaTheme="majorEastAsia" w:hAnsiTheme="majorHAnsi"/>
+      <w:rFonts w:asciiTheme="majorHAnsi" w:cstheme="majorBidi" w:hAnsiTheme="majorHAnsi" w:eastAsia="黑体"/>
       <w:color w:themeColor="text1" w:val="000000"/>
     </w:rPr>
     <w:tblPr>
@@ -10722,6 +11160,7 @@
     </w:tcPr>
     <w:tblStylePr w:type="firstRow">
       <w:rPr>
+        <w:rFonts w:eastAsia="黑体"/>
         <w:b/>
         <w:bCs/>
         <w:color w:themeColor="text1" w:val="000000"/>
@@ -10733,6 +11172,7 @@
     </w:tblStylePr>
     <w:tblStylePr w:type="lastRow">
       <w:rPr>
+        <w:rFonts w:eastAsia="黑体"/>
         <w:b/>
         <w:bCs/>
         <w:color w:themeColor="text1" w:val="000000"/>
@@ -10752,6 +11192,7 @@
     </w:tblStylePr>
     <w:tblStylePr w:type="firstCol">
       <w:rPr>
+        <w:rFonts w:eastAsia="黑体"/>
         <w:b/>
         <w:bCs/>
         <w:color w:themeColor="text1" w:val="000000"/>
@@ -10771,6 +11212,7 @@
     </w:tblStylePr>
     <w:tblStylePr w:type="lastCol">
       <w:rPr>
+        <w:rFonts w:eastAsia="黑体"/>
         <w:b w:val="0"/>
         <w:bCs w:val="0"/>
         <w:color w:themeColor="text1" w:val="000000"/>
@@ -10820,7 +11262,7 @@
       <w:spacing w:after="0" w:line="240" w:lineRule="auto"/>
     </w:pPr>
     <w:rPr>
-      <w:rFonts w:asciiTheme="majorHAnsi" w:cstheme="majorBidi" w:eastAsiaTheme="majorEastAsia" w:hAnsiTheme="majorHAnsi"/>
+      <w:rFonts w:asciiTheme="majorHAnsi" w:cstheme="majorBidi" w:hAnsiTheme="majorHAnsi" w:eastAsia="黑体"/>
       <w:color w:themeColor="text1" w:val="000000"/>
     </w:rPr>
     <w:tblPr>
@@ -10847,6 +11289,7 @@
     </w:tcPr>
     <w:tblStylePr w:type="firstRow">
       <w:rPr>
+        <w:rFonts w:eastAsia="黑体"/>
         <w:b/>
         <w:bCs/>
         <w:color w:themeColor="text1" w:val="000000"/>
@@ -10858,6 +11301,7 @@
     </w:tblStylePr>
     <w:tblStylePr w:type="lastRow">
       <w:rPr>
+        <w:rFonts w:eastAsia="黑体"/>
         <w:b/>
         <w:bCs/>
         <w:color w:themeColor="text1" w:val="000000"/>
@@ -10877,6 +11321,7 @@
     </w:tblStylePr>
     <w:tblStylePr w:type="firstCol">
       <w:rPr>
+        <w:rFonts w:eastAsia="黑体"/>
         <w:b/>
         <w:bCs/>
         <w:color w:themeColor="text1" w:val="000000"/>
@@ -10896,6 +11341,7 @@
     </w:tblStylePr>
     <w:tblStylePr w:type="lastCol">
       <w:rPr>
+        <w:rFonts w:eastAsia="黑体"/>
         <w:b w:val="0"/>
         <w:bCs w:val="0"/>
         <w:color w:themeColor="text1" w:val="000000"/>
@@ -10968,6 +11414,7 @@
     </w:tcPr>
     <w:tblStylePr w:type="firstRow">
       <w:rPr>
+        <w:rFonts w:eastAsia="黑体"/>
         <w:b/>
         <w:bCs/>
         <w:i w:val="0"/>
@@ -10989,6 +11436,7 @@
     </w:tblStylePr>
     <w:tblStylePr w:type="lastRow">
       <w:rPr>
+        <w:rFonts w:eastAsia="黑体"/>
         <w:b/>
         <w:bCs/>
         <w:i w:val="0"/>
@@ -11010,6 +11458,7 @@
     </w:tblStylePr>
     <w:tblStylePr w:type="firstCol">
       <w:rPr>
+        <w:rFonts w:eastAsia="黑体"/>
         <w:b/>
         <w:bCs/>
         <w:i w:val="0"/>
@@ -11029,6 +11478,7 @@
     </w:tblStylePr>
     <w:tblStylePr w:type="lastCol">
       <w:rPr>
+        <w:rFonts w:eastAsia="黑体"/>
         <w:b/>
         <w:bCs/>
         <w:i w:val="0"/>
@@ -11109,6 +11559,7 @@
     </w:tcPr>
     <w:tblStylePr w:type="firstRow">
       <w:rPr>
+        <w:rFonts w:eastAsia="黑体"/>
         <w:b/>
         <w:bCs/>
         <w:i w:val="0"/>
@@ -11130,6 +11581,7 @@
     </w:tblStylePr>
     <w:tblStylePr w:type="lastRow">
       <w:rPr>
+        <w:rFonts w:eastAsia="黑体"/>
         <w:b/>
         <w:bCs/>
         <w:i w:val="0"/>
@@ -11151,6 +11603,7 @@
     </w:tblStylePr>
     <w:tblStylePr w:type="firstCol">
       <w:rPr>
+        <w:rFonts w:eastAsia="黑体"/>
         <w:b/>
         <w:bCs/>
         <w:i w:val="0"/>
@@ -11170,6 +11623,7 @@
     </w:tblStylePr>
     <w:tblStylePr w:type="lastCol">
       <w:rPr>
+        <w:rFonts w:eastAsia="黑体"/>
         <w:b/>
         <w:bCs/>
         <w:i w:val="0"/>
@@ -11250,6 +11704,7 @@
     </w:tcPr>
     <w:tblStylePr w:type="firstRow">
       <w:rPr>
+        <w:rFonts w:eastAsia="黑体"/>
         <w:b/>
         <w:bCs/>
         <w:i w:val="0"/>
@@ -11271,6 +11726,7 @@
     </w:tblStylePr>
     <w:tblStylePr w:type="lastRow">
       <w:rPr>
+        <w:rFonts w:eastAsia="黑体"/>
         <w:b/>
         <w:bCs/>
         <w:i w:val="0"/>
@@ -11292,6 +11748,7 @@
     </w:tblStylePr>
     <w:tblStylePr w:type="firstCol">
       <w:rPr>
+        <w:rFonts w:eastAsia="黑体"/>
         <w:b/>
         <w:bCs/>
         <w:i w:val="0"/>
@@ -11311,6 +11768,7 @@
     </w:tblStylePr>
     <w:tblStylePr w:type="lastCol">
       <w:rPr>
+        <w:rFonts w:eastAsia="黑体"/>
         <w:b/>
         <w:bCs/>
         <w:i w:val="0"/>
@@ -11391,6 +11849,7 @@
     </w:tcPr>
     <w:tblStylePr w:type="firstRow">
       <w:rPr>
+        <w:rFonts w:eastAsia="黑体"/>
         <w:b/>
         <w:bCs/>
         <w:i w:val="0"/>
@@ -11412,6 +11871,7 @@
     </w:tblStylePr>
     <w:tblStylePr w:type="lastRow">
       <w:rPr>
+        <w:rFonts w:eastAsia="黑体"/>
         <w:b/>
         <w:bCs/>
         <w:i w:val="0"/>
@@ -11433,6 +11893,7 @@
     </w:tblStylePr>
     <w:tblStylePr w:type="firstCol">
       <w:rPr>
+        <w:rFonts w:eastAsia="黑体"/>
         <w:b/>
         <w:bCs/>
         <w:i w:val="0"/>
@@ -11452,6 +11913,7 @@
     </w:tblStylePr>
     <w:tblStylePr w:type="lastCol">
       <w:rPr>
+        <w:rFonts w:eastAsia="黑体"/>
         <w:b/>
         <w:bCs/>
         <w:i w:val="0"/>
@@ -11532,6 +11994,7 @@
     </w:tcPr>
     <w:tblStylePr w:type="firstRow">
       <w:rPr>
+        <w:rFonts w:eastAsia="黑体"/>
         <w:b/>
         <w:bCs/>
         <w:i w:val="0"/>
@@ -11553,6 +12016,7 @@
     </w:tblStylePr>
     <w:tblStylePr w:type="lastRow">
       <w:rPr>
+        <w:rFonts w:eastAsia="黑体"/>
         <w:b/>
         <w:bCs/>
         <w:i w:val="0"/>
@@ -11574,6 +12038,7 @@
     </w:tblStylePr>
     <w:tblStylePr w:type="firstCol">
       <w:rPr>
+        <w:rFonts w:eastAsia="黑体"/>
         <w:b/>
         <w:bCs/>
         <w:i w:val="0"/>
@@ -11593,6 +12058,7 @@
     </w:tblStylePr>
     <w:tblStylePr w:type="lastCol">
       <w:rPr>
+        <w:rFonts w:eastAsia="黑体"/>
         <w:b/>
         <w:bCs/>
         <w:i w:val="0"/>
@@ -11673,6 +12139,7 @@
     </w:tcPr>
     <w:tblStylePr w:type="firstRow">
       <w:rPr>
+        <w:rFonts w:eastAsia="黑体"/>
         <w:b/>
         <w:bCs/>
         <w:i w:val="0"/>
@@ -11694,6 +12161,7 @@
     </w:tblStylePr>
     <w:tblStylePr w:type="lastRow">
       <w:rPr>
+        <w:rFonts w:eastAsia="黑体"/>
         <w:b/>
         <w:bCs/>
         <w:i w:val="0"/>
@@ -11715,6 +12183,7 @@
     </w:tblStylePr>
     <w:tblStylePr w:type="firstCol">
       <w:rPr>
+        <w:rFonts w:eastAsia="黑体"/>
         <w:b/>
         <w:bCs/>
         <w:i w:val="0"/>
@@ -11734,6 +12203,7 @@
     </w:tblStylePr>
     <w:tblStylePr w:type="lastCol">
       <w:rPr>
+        <w:rFonts w:eastAsia="黑体"/>
         <w:b/>
         <w:bCs/>
         <w:i w:val="0"/>
@@ -11814,6 +12284,7 @@
     </w:tcPr>
     <w:tblStylePr w:type="firstRow">
       <w:rPr>
+        <w:rFonts w:eastAsia="黑体"/>
         <w:b/>
         <w:bCs/>
         <w:i w:val="0"/>
@@ -11835,6 +12306,7 @@
     </w:tblStylePr>
     <w:tblStylePr w:type="lastRow">
       <w:rPr>
+        <w:rFonts w:eastAsia="黑体"/>
         <w:b/>
         <w:bCs/>
         <w:i w:val="0"/>
@@ -11856,6 +12328,7 @@
     </w:tblStylePr>
     <w:tblStylePr w:type="firstCol">
       <w:rPr>
+        <w:rFonts w:eastAsia="黑体"/>
         <w:b/>
         <w:bCs/>
         <w:i w:val="0"/>
@@ -11875,6 +12348,7 @@
     </w:tblStylePr>
     <w:tblStylePr w:type="lastCol">
       <w:rPr>
+        <w:rFonts w:eastAsia="黑体"/>
         <w:b/>
         <w:bCs/>
         <w:i w:val="0"/>
@@ -11932,6 +12406,7 @@
       <w:spacing w:after="0" w:line="240" w:lineRule="auto"/>
     </w:pPr>
     <w:rPr>
+      <w:rFonts w:eastAsia="黑体"/>
       <w:color w:themeColor="background1" w:val="FFFFFF"/>
     </w:rPr>
     <w:tblPr>
@@ -11950,6 +12425,7 @@
     </w:tcPr>
     <w:tblStylePr w:type="firstRow">
       <w:rPr>
+        <w:rFonts w:eastAsia="黑体"/>
         <w:b/>
         <w:bCs/>
       </w:rPr>
@@ -12046,6 +12522,7 @@
       <w:spacing w:after="0" w:line="240" w:lineRule="auto"/>
     </w:pPr>
     <w:rPr>
+      <w:rFonts w:eastAsia="黑体"/>
       <w:color w:themeColor="background1" w:val="FFFFFF"/>
     </w:rPr>
     <w:tblPr>
@@ -12064,6 +12541,7 @@
     </w:tcPr>
     <w:tblStylePr w:type="firstRow">
       <w:rPr>
+        <w:rFonts w:eastAsia="黑体"/>
         <w:b/>
         <w:bCs/>
       </w:rPr>
@@ -12160,6 +12638,7 @@
       <w:spacing w:after="0" w:line="240" w:lineRule="auto"/>
     </w:pPr>
     <w:rPr>
+      <w:rFonts w:eastAsia="黑体"/>
       <w:color w:themeColor="background1" w:val="FFFFFF"/>
     </w:rPr>
     <w:tblPr>
@@ -12178,6 +12657,7 @@
     </w:tcPr>
     <w:tblStylePr w:type="firstRow">
       <w:rPr>
+        <w:rFonts w:eastAsia="黑体"/>
         <w:b/>
         <w:bCs/>
       </w:rPr>
@@ -12274,6 +12754,7 @@
       <w:spacing w:after="0" w:line="240" w:lineRule="auto"/>
     </w:pPr>
     <w:rPr>
+      <w:rFonts w:eastAsia="黑体"/>
       <w:color w:themeColor="background1" w:val="FFFFFF"/>
     </w:rPr>
     <w:tblPr>
@@ -12292,6 +12773,7 @@
     </w:tcPr>
     <w:tblStylePr w:type="firstRow">
       <w:rPr>
+        <w:rFonts w:eastAsia="黑体"/>
         <w:b/>
         <w:bCs/>
       </w:rPr>
@@ -12388,6 +12870,7 @@
       <w:spacing w:after="0" w:line="240" w:lineRule="auto"/>
     </w:pPr>
     <w:rPr>
+      <w:rFonts w:eastAsia="黑体"/>
       <w:color w:themeColor="background1" w:val="FFFFFF"/>
     </w:rPr>
     <w:tblPr>
@@ -12406,6 +12889,7 @@
     </w:tcPr>
     <w:tblStylePr w:type="firstRow">
       <w:rPr>
+        <w:rFonts w:eastAsia="黑体"/>
         <w:b/>
         <w:bCs/>
       </w:rPr>
@@ -12502,6 +12986,7 @@
       <w:spacing w:after="0" w:line="240" w:lineRule="auto"/>
     </w:pPr>
     <w:rPr>
+      <w:rFonts w:eastAsia="黑体"/>
       <w:color w:themeColor="background1" w:val="FFFFFF"/>
     </w:rPr>
     <w:tblPr>
@@ -12520,6 +13005,7 @@
     </w:tcPr>
     <w:tblStylePr w:type="firstRow">
       <w:rPr>
+        <w:rFonts w:eastAsia="黑体"/>
         <w:b/>
         <w:bCs/>
       </w:rPr>
@@ -12616,6 +13102,7 @@
       <w:spacing w:after="0" w:line="240" w:lineRule="auto"/>
     </w:pPr>
     <w:rPr>
+      <w:rFonts w:eastAsia="黑体"/>
       <w:color w:themeColor="background1" w:val="FFFFFF"/>
     </w:rPr>
     <w:tblPr>
@@ -12634,6 +13121,7 @@
     </w:tcPr>
     <w:tblStylePr w:type="firstRow">
       <w:rPr>
+        <w:rFonts w:eastAsia="黑体"/>
         <w:b/>
         <w:bCs/>
       </w:rPr>
@@ -12730,6 +13218,7 @@
       <w:spacing w:after="0" w:line="240" w:lineRule="auto"/>
     </w:pPr>
     <w:rPr>
+      <w:rFonts w:eastAsia="黑体"/>
       <w:color w:themeColor="text1" w:val="000000"/>
     </w:rPr>
     <w:tblPr>
@@ -12756,6 +13245,7 @@
     </w:tcPr>
     <w:tblStylePr w:type="firstRow">
       <w:rPr>
+        <w:rFonts w:eastAsia="黑体"/>
         <w:b/>
         <w:bCs/>
       </w:rPr>
@@ -12774,6 +13264,7 @@
     </w:tblStylePr>
     <w:tblStylePr w:type="lastRow">
       <w:rPr>
+        <w:rFonts w:eastAsia="黑体"/>
         <w:b/>
         <w:bCs/>
         <w:color w:themeColor="background1" w:val="FFFFFF"/>
@@ -12788,6 +13279,7 @@
     </w:tblStylePr>
     <w:tblStylePr w:type="firstCol">
       <w:rPr>
+        <w:rFonts w:eastAsia="黑体"/>
         <w:color w:themeColor="background1" w:val="FFFFFF"/>
       </w:rPr>
       <w:tblPr/>
@@ -12805,6 +13297,7 @@
     </w:tblStylePr>
     <w:tblStylePr w:type="lastCol">
       <w:rPr>
+        <w:rFonts w:eastAsia="黑体"/>
         <w:color w:themeColor="background1" w:val="FFFFFF"/>
       </w:rPr>
       <w:tblPr/>
@@ -12834,11 +13327,13 @@
     </w:tblStylePr>
     <w:tblStylePr w:type="neCell">
       <w:rPr>
+        <w:rFonts w:eastAsia="黑体"/>
         <w:color w:themeColor="text1" w:val="000000"/>
       </w:rPr>
     </w:tblStylePr>
     <w:tblStylePr w:type="nwCell">
       <w:rPr>
+        <w:rFonts w:eastAsia="黑体"/>
         <w:color w:themeColor="text1" w:val="000000"/>
       </w:rPr>
     </w:tblStylePr>
@@ -12852,6 +13347,7 @@
       <w:spacing w:after="0" w:line="240" w:lineRule="auto"/>
     </w:pPr>
     <w:rPr>
+      <w:rFonts w:eastAsia="黑体"/>
       <w:color w:themeColor="text1" w:val="000000"/>
     </w:rPr>
     <w:tblPr>
@@ -12878,6 +13374,7 @@
     </w:tcPr>
     <w:tblStylePr w:type="firstRow">
       <w:rPr>
+        <w:rFonts w:eastAsia="黑体"/>
         <w:b/>
         <w:bCs/>
       </w:rPr>
@@ -12896,6 +13393,7 @@
     </w:tblStylePr>
     <w:tblStylePr w:type="lastRow">
       <w:rPr>
+        <w:rFonts w:eastAsia="黑体"/>
         <w:b/>
         <w:bCs/>
         <w:color w:themeColor="background1" w:val="FFFFFF"/>
@@ -12910,6 +13408,7 @@
     </w:tblStylePr>
     <w:tblStylePr w:type="firstCol">
       <w:rPr>
+        <w:rFonts w:eastAsia="黑体"/>
         <w:color w:themeColor="background1" w:val="FFFFFF"/>
       </w:rPr>
       <w:tblPr/>
@@ -12927,6 +13426,7 @@
     </w:tblStylePr>
     <w:tblStylePr w:type="lastCol">
       <w:rPr>
+        <w:rFonts w:eastAsia="黑体"/>
         <w:color w:themeColor="background1" w:val="FFFFFF"/>
       </w:rPr>
       <w:tblPr/>
@@ -12956,11 +13456,13 @@
     </w:tblStylePr>
     <w:tblStylePr w:type="neCell">
       <w:rPr>
+        <w:rFonts w:eastAsia="黑体"/>
         <w:color w:themeColor="text1" w:val="000000"/>
       </w:rPr>
     </w:tblStylePr>
     <w:tblStylePr w:type="nwCell">
       <w:rPr>
+        <w:rFonts w:eastAsia="黑体"/>
         <w:color w:themeColor="text1" w:val="000000"/>
       </w:rPr>
     </w:tblStylePr>
@@ -12974,6 +13476,7 @@
       <w:spacing w:after="0" w:line="240" w:lineRule="auto"/>
     </w:pPr>
     <w:rPr>
+      <w:rFonts w:eastAsia="黑体"/>
       <w:color w:themeColor="text1" w:val="000000"/>
     </w:rPr>
     <w:tblPr>
@@ -13000,6 +13503,7 @@
     </w:tcPr>
     <w:tblStylePr w:type="firstRow">
       <w:rPr>
+        <w:rFonts w:eastAsia="黑体"/>
         <w:b/>
         <w:bCs/>
       </w:rPr>
@@ -13018,6 +13522,7 @@
     </w:tblStylePr>
     <w:tblStylePr w:type="lastRow">
       <w:rPr>
+        <w:rFonts w:eastAsia="黑体"/>
         <w:b/>
         <w:bCs/>
         <w:color w:themeColor="background1" w:val="FFFFFF"/>
@@ -13032,6 +13537,7 @@
     </w:tblStylePr>
     <w:tblStylePr w:type="firstCol">
       <w:rPr>
+        <w:rFonts w:eastAsia="黑体"/>
         <w:color w:themeColor="background1" w:val="FFFFFF"/>
       </w:rPr>
       <w:tblPr/>
@@ -13049,6 +13555,7 @@
     </w:tblStylePr>
     <w:tblStylePr w:type="lastCol">
       <w:rPr>
+        <w:rFonts w:eastAsia="黑体"/>
         <w:color w:themeColor="background1" w:val="FFFFFF"/>
       </w:rPr>
       <w:tblPr/>
@@ -13078,11 +13585,13 @@
     </w:tblStylePr>
     <w:tblStylePr w:type="neCell">
       <w:rPr>
+        <w:rFonts w:eastAsia="黑体"/>
         <w:color w:themeColor="text1" w:val="000000"/>
       </w:rPr>
     </w:tblStylePr>
     <w:tblStylePr w:type="nwCell">
       <w:rPr>
+        <w:rFonts w:eastAsia="黑体"/>
         <w:color w:themeColor="text1" w:val="000000"/>
       </w:rPr>
     </w:tblStylePr>
@@ -13096,6 +13605,7 @@
       <w:spacing w:after="0" w:line="240" w:lineRule="auto"/>
     </w:pPr>
     <w:rPr>
+      <w:rFonts w:eastAsia="黑体"/>
       <w:color w:themeColor="text1" w:val="000000"/>
     </w:rPr>
     <w:tblPr>
@@ -13122,6 +13632,7 @@
     </w:tcPr>
     <w:tblStylePr w:type="firstRow">
       <w:rPr>
+        <w:rFonts w:eastAsia="黑体"/>
         <w:b/>
         <w:bCs/>
       </w:rPr>
@@ -13140,6 +13651,7 @@
     </w:tblStylePr>
     <w:tblStylePr w:type="lastRow">
       <w:rPr>
+        <w:rFonts w:eastAsia="黑体"/>
         <w:b/>
         <w:bCs/>
         <w:color w:themeColor="background1" w:val="FFFFFF"/>
@@ -13154,6 +13666,7 @@
     </w:tblStylePr>
     <w:tblStylePr w:type="firstCol">
       <w:rPr>
+        <w:rFonts w:eastAsia="黑体"/>
         <w:color w:themeColor="background1" w:val="FFFFFF"/>
       </w:rPr>
       <w:tblPr/>
@@ -13171,6 +13684,7 @@
     </w:tblStylePr>
     <w:tblStylePr w:type="lastCol">
       <w:rPr>
+        <w:rFonts w:eastAsia="黑体"/>
         <w:color w:themeColor="background1" w:val="FFFFFF"/>
       </w:rPr>
       <w:tblPr/>
@@ -13208,6 +13722,7 @@
       <w:spacing w:after="0" w:line="240" w:lineRule="auto"/>
     </w:pPr>
     <w:rPr>
+      <w:rFonts w:eastAsia="黑体"/>
       <w:color w:themeColor="text1" w:val="000000"/>
     </w:rPr>
     <w:tblPr>
@@ -13234,6 +13749,7 @@
     </w:tcPr>
     <w:tblStylePr w:type="firstRow">
       <w:rPr>
+        <w:rFonts w:eastAsia="黑体"/>
         <w:b/>
         <w:bCs/>
       </w:rPr>
@@ -13252,6 +13768,7 @@
     </w:tblStylePr>
     <w:tblStylePr w:type="lastRow">
       <w:rPr>
+        <w:rFonts w:eastAsia="黑体"/>
         <w:b/>
         <w:bCs/>
         <w:color w:themeColor="background1" w:val="FFFFFF"/>
@@ -13266,6 +13783,7 @@
     </w:tblStylePr>
     <w:tblStylePr w:type="firstCol">
       <w:rPr>
+        <w:rFonts w:eastAsia="黑体"/>
         <w:color w:themeColor="background1" w:val="FFFFFF"/>
       </w:rPr>
       <w:tblPr/>
@@ -13283,6 +13801,7 @@
     </w:tblStylePr>
     <w:tblStylePr w:type="lastCol">
       <w:rPr>
+        <w:rFonts w:eastAsia="黑体"/>
         <w:color w:themeColor="background1" w:val="FFFFFF"/>
       </w:rPr>
       <w:tblPr/>
@@ -13312,11 +13831,13 @@
     </w:tblStylePr>
     <w:tblStylePr w:type="neCell">
       <w:rPr>
+        <w:rFonts w:eastAsia="黑体"/>
         <w:color w:themeColor="text1" w:val="000000"/>
       </w:rPr>
     </w:tblStylePr>
     <w:tblStylePr w:type="nwCell">
       <w:rPr>
+        <w:rFonts w:eastAsia="黑体"/>
         <w:color w:themeColor="text1" w:val="000000"/>
       </w:rPr>
     </w:tblStylePr>
@@ -13330,6 +13851,7 @@
       <w:spacing w:after="0" w:line="240" w:lineRule="auto"/>
     </w:pPr>
     <w:rPr>
+      <w:rFonts w:eastAsia="黑体"/>
       <w:color w:themeColor="text1" w:val="000000"/>
     </w:rPr>
     <w:tblPr>
@@ -13356,6 +13878,7 @@
     </w:tcPr>
     <w:tblStylePr w:type="firstRow">
       <w:rPr>
+        <w:rFonts w:eastAsia="黑体"/>
         <w:b/>
         <w:bCs/>
       </w:rPr>
@@ -13374,6 +13897,7 @@
     </w:tblStylePr>
     <w:tblStylePr w:type="lastRow">
       <w:rPr>
+        <w:rFonts w:eastAsia="黑体"/>
         <w:b/>
         <w:bCs/>
         <w:color w:themeColor="background1" w:val="FFFFFF"/>
@@ -13388,6 +13912,7 @@
     </w:tblStylePr>
     <w:tblStylePr w:type="firstCol">
       <w:rPr>
+        <w:rFonts w:eastAsia="黑体"/>
         <w:color w:themeColor="background1" w:val="FFFFFF"/>
       </w:rPr>
       <w:tblPr/>
@@ -13405,6 +13930,7 @@
     </w:tblStylePr>
     <w:tblStylePr w:type="lastCol">
       <w:rPr>
+        <w:rFonts w:eastAsia="黑体"/>
         <w:color w:themeColor="background1" w:val="FFFFFF"/>
       </w:rPr>
       <w:tblPr/>
@@ -13434,11 +13960,13 @@
     </w:tblStylePr>
     <w:tblStylePr w:type="neCell">
       <w:rPr>
+        <w:rFonts w:eastAsia="黑体"/>
         <w:color w:themeColor="text1" w:val="000000"/>
       </w:rPr>
     </w:tblStylePr>
     <w:tblStylePr w:type="nwCell">
       <w:rPr>
+        <w:rFonts w:eastAsia="黑体"/>
         <w:color w:themeColor="text1" w:val="000000"/>
       </w:rPr>
     </w:tblStylePr>
@@ -13452,6 +13980,7 @@
       <w:spacing w:after="0" w:line="240" w:lineRule="auto"/>
     </w:pPr>
     <w:rPr>
+      <w:rFonts w:eastAsia="黑体"/>
       <w:color w:themeColor="text1" w:val="000000"/>
     </w:rPr>
     <w:tblPr>
@@ -13478,6 +14007,7 @@
     </w:tcPr>
     <w:tblStylePr w:type="firstRow">
       <w:rPr>
+        <w:rFonts w:eastAsia="黑体"/>
         <w:b/>
         <w:bCs/>
       </w:rPr>
@@ -13496,6 +14026,7 @@
     </w:tblStylePr>
     <w:tblStylePr w:type="lastRow">
       <w:rPr>
+        <w:rFonts w:eastAsia="黑体"/>
         <w:b/>
         <w:bCs/>
         <w:color w:themeColor="background1" w:val="FFFFFF"/>
@@ -13510,6 +14041,7 @@
     </w:tblStylePr>
     <w:tblStylePr w:type="firstCol">
       <w:rPr>
+        <w:rFonts w:eastAsia="黑体"/>
         <w:color w:themeColor="background1" w:val="FFFFFF"/>
       </w:rPr>
       <w:tblPr/>
@@ -13527,6 +14059,7 @@
     </w:tblStylePr>
     <w:tblStylePr w:type="lastCol">
       <w:rPr>
+        <w:rFonts w:eastAsia="黑体"/>
         <w:color w:themeColor="background1" w:val="FFFFFF"/>
       </w:rPr>
       <w:tblPr/>
@@ -13556,11 +14089,13 @@
     </w:tblStylePr>
     <w:tblStylePr w:type="neCell">
       <w:rPr>
+        <w:rFonts w:eastAsia="黑体"/>
         <w:color w:themeColor="text1" w:val="000000"/>
       </w:rPr>
     </w:tblStylePr>
     <w:tblStylePr w:type="nwCell">
       <w:rPr>
+        <w:rFonts w:eastAsia="黑体"/>
         <w:color w:themeColor="text1" w:val="000000"/>
       </w:rPr>
     </w:tblStylePr>
@@ -13574,6 +14109,7 @@
       <w:spacing w:after="0" w:line="240" w:lineRule="auto"/>
     </w:pPr>
     <w:rPr>
+      <w:rFonts w:eastAsia="黑体"/>
       <w:color w:themeColor="text1" w:val="000000"/>
     </w:rPr>
     <w:tblPr>
@@ -13592,6 +14128,7 @@
     </w:tcPr>
     <w:tblStylePr w:type="firstRow">
       <w:rPr>
+        <w:rFonts w:eastAsia="黑体"/>
         <w:b/>
         <w:bCs/>
         <w:color w:themeColor="background1" w:val="FFFFFF"/>
@@ -13606,6 +14143,7 @@
     </w:tblStylePr>
     <w:tblStylePr w:type="lastRow">
       <w:rPr>
+        <w:rFonts w:eastAsia="黑体"/>
         <w:b/>
         <w:bCs/>
         <w:color w:themeColor="accent2" w:themeShade="CC" w:val="9E3A38"/>
@@ -13620,12 +14158,14 @@
     </w:tblStylePr>
     <w:tblStylePr w:type="firstCol">
       <w:rPr>
+        <w:rFonts w:eastAsia="黑体"/>
         <w:b/>
         <w:bCs/>
       </w:rPr>
     </w:tblStylePr>
     <w:tblStylePr w:type="lastCol">
       <w:rPr>
+        <w:rFonts w:eastAsia="黑体"/>
         <w:b/>
         <w:bCs/>
       </w:rPr>
@@ -13660,6 +14200,7 @@
       <w:spacing w:after="0" w:line="240" w:lineRule="auto"/>
     </w:pPr>
     <w:rPr>
+      <w:rFonts w:eastAsia="黑体"/>
       <w:color w:themeColor="text1" w:val="000000"/>
     </w:rPr>
     <w:tblPr>
@@ -13678,6 +14219,7 @@
     </w:tcPr>
     <w:tblStylePr w:type="firstRow">
       <w:rPr>
+        <w:rFonts w:eastAsia="黑体"/>
         <w:b/>
         <w:bCs/>
         <w:color w:themeColor="background1" w:val="FFFFFF"/>
@@ -13692,6 +14234,7 @@
     </w:tblStylePr>
     <w:tblStylePr w:type="lastRow">
       <w:rPr>
+        <w:rFonts w:eastAsia="黑体"/>
         <w:b/>
         <w:bCs/>
         <w:color w:themeColor="accent2" w:themeShade="CC" w:val="9E3A38"/>
@@ -13706,12 +14249,14 @@
     </w:tblStylePr>
     <w:tblStylePr w:type="firstCol">
       <w:rPr>
+        <w:rFonts w:eastAsia="黑体"/>
         <w:b/>
         <w:bCs/>
       </w:rPr>
     </w:tblStylePr>
     <w:tblStylePr w:type="lastCol">
       <w:rPr>
+        <w:rFonts w:eastAsia="黑体"/>
         <w:b/>
         <w:bCs/>
       </w:rPr>
@@ -13746,6 +14291,7 @@
       <w:spacing w:after="0" w:line="240" w:lineRule="auto"/>
     </w:pPr>
     <w:rPr>
+      <w:rFonts w:eastAsia="黑体"/>
       <w:color w:themeColor="text1" w:val="000000"/>
     </w:rPr>
     <w:tblPr>
@@ -13764,6 +14310,7 @@
     </w:tcPr>
     <w:tblStylePr w:type="firstRow">
       <w:rPr>
+        <w:rFonts w:eastAsia="黑体"/>
         <w:b/>
         <w:bCs/>
         <w:color w:themeColor="background1" w:val="FFFFFF"/>
@@ -13778,6 +14325,7 @@
     </w:tblStylePr>
     <w:tblStylePr w:type="lastRow">
       <w:rPr>
+        <w:rFonts w:eastAsia="黑体"/>
         <w:b/>
         <w:bCs/>
         <w:color w:themeColor="accent2" w:themeShade="CC" w:val="9E3A38"/>
@@ -13792,12 +14340,14 @@
     </w:tblStylePr>
     <w:tblStylePr w:type="firstCol">
       <w:rPr>
+        <w:rFonts w:eastAsia="黑体"/>
         <w:b/>
         <w:bCs/>
       </w:rPr>
     </w:tblStylePr>
     <w:tblStylePr w:type="lastCol">
       <w:rPr>
+        <w:rFonts w:eastAsia="黑体"/>
         <w:b/>
         <w:bCs/>
       </w:rPr>
@@ -13832,6 +14382,7 @@
       <w:spacing w:after="0" w:line="240" w:lineRule="auto"/>
     </w:pPr>
     <w:rPr>
+      <w:rFonts w:eastAsia="黑体"/>
       <w:color w:themeColor="text1" w:val="000000"/>
     </w:rPr>
     <w:tblPr>
@@ -13850,6 +14401,7 @@
     </w:tcPr>
     <w:tblStylePr w:type="firstRow">
       <w:rPr>
+        <w:rFonts w:eastAsia="黑体"/>
         <w:b/>
         <w:bCs/>
         <w:color w:themeColor="background1" w:val="FFFFFF"/>
@@ -13864,6 +14416,7 @@
     </w:tblStylePr>
     <w:tblStylePr w:type="lastRow">
       <w:rPr>
+        <w:rFonts w:eastAsia="黑体"/>
         <w:b/>
         <w:bCs/>
         <w:color w:themeColor="accent4" w:themeShade="CC" w:val="664E82"/>
@@ -13878,12 +14431,14 @@
     </w:tblStylePr>
     <w:tblStylePr w:type="firstCol">
       <w:rPr>
+        <w:rFonts w:eastAsia="黑体"/>
         <w:b/>
         <w:bCs/>
       </w:rPr>
     </w:tblStylePr>
     <w:tblStylePr w:type="lastCol">
       <w:rPr>
+        <w:rFonts w:eastAsia="黑体"/>
         <w:b/>
         <w:bCs/>
       </w:rPr>
@@ -13918,6 +14473,7 @@
       <w:spacing w:after="0" w:line="240" w:lineRule="auto"/>
     </w:pPr>
     <w:rPr>
+      <w:rFonts w:eastAsia="黑体"/>
       <w:color w:themeColor="text1" w:val="000000"/>
     </w:rPr>
     <w:tblPr>
@@ -13936,6 +14492,7 @@
     </w:tcPr>
     <w:tblStylePr w:type="firstRow">
       <w:rPr>
+        <w:rFonts w:eastAsia="黑体"/>
         <w:b/>
         <w:bCs/>
         <w:color w:themeColor="background1" w:val="FFFFFF"/>
@@ -13950,6 +14507,7 @@
     </w:tblStylePr>
     <w:tblStylePr w:type="lastRow">
       <w:rPr>
+        <w:rFonts w:eastAsia="黑体"/>
         <w:b/>
         <w:bCs/>
         <w:color w:themeColor="accent3" w:themeShade="CC" w:val="7E9C40"/>
@@ -13964,12 +14522,14 @@
     </w:tblStylePr>
     <w:tblStylePr w:type="firstCol">
       <w:rPr>
+        <w:rFonts w:eastAsia="黑体"/>
         <w:b/>
         <w:bCs/>
       </w:rPr>
     </w:tblStylePr>
     <w:tblStylePr w:type="lastCol">
       <w:rPr>
+        <w:rFonts w:eastAsia="黑体"/>
         <w:b/>
         <w:bCs/>
       </w:rPr>
@@ -14004,6 +14564,7 @@
       <w:spacing w:after="0" w:line="240" w:lineRule="auto"/>
     </w:pPr>
     <w:rPr>
+      <w:rFonts w:eastAsia="黑体"/>
       <w:color w:themeColor="text1" w:val="000000"/>
     </w:rPr>
     <w:tblPr>
@@ -14022,6 +14583,7 @@
     </w:tcPr>
     <w:tblStylePr w:type="firstRow">
       <w:rPr>
+        <w:rFonts w:eastAsia="黑体"/>
         <w:b/>
         <w:bCs/>
         <w:color w:themeColor="background1" w:val="FFFFFF"/>
@@ -14036,6 +14598,7 @@
     </w:tblStylePr>
     <w:tblStylePr w:type="lastRow">
       <w:rPr>
+        <w:rFonts w:eastAsia="黑体"/>
         <w:b/>
         <w:bCs/>
         <w:color w:themeColor="accent6" w:themeShade="CC" w:val="F2730A"/>
@@ -14050,12 +14613,14 @@
     </w:tblStylePr>
     <w:tblStylePr w:type="firstCol">
       <w:rPr>
+        <w:rFonts w:eastAsia="黑体"/>
         <w:b/>
         <w:bCs/>
       </w:rPr>
     </w:tblStylePr>
     <w:tblStylePr w:type="lastCol">
       <w:rPr>
+        <w:rFonts w:eastAsia="黑体"/>
         <w:b/>
         <w:bCs/>
       </w:rPr>
@@ -14090,6 +14655,7 @@
       <w:spacing w:after="0" w:line="240" w:lineRule="auto"/>
     </w:pPr>
     <w:rPr>
+      <w:rFonts w:eastAsia="黑体"/>
       <w:color w:themeColor="text1" w:val="000000"/>
     </w:rPr>
     <w:tblPr>
@@ -14108,6 +14674,7 @@
     </w:tcPr>
     <w:tblStylePr w:type="firstRow">
       <w:rPr>
+        <w:rFonts w:eastAsia="黑体"/>
         <w:b/>
         <w:bCs/>
         <w:color w:themeColor="background1" w:val="FFFFFF"/>
@@ -14122,6 +14689,7 @@
     </w:tblStylePr>
     <w:tblStylePr w:type="lastRow">
       <w:rPr>
+        <w:rFonts w:eastAsia="黑体"/>
         <w:b/>
         <w:bCs/>
         <w:color w:themeColor="accent5" w:themeShade="CC" w:val="348DA5"/>
@@ -14136,12 +14704,14 @@
     </w:tblStylePr>
     <w:tblStylePr w:type="firstCol">
       <w:rPr>
+        <w:rFonts w:eastAsia="黑体"/>
         <w:b/>
         <w:bCs/>
       </w:rPr>
     </w:tblStylePr>
     <w:tblStylePr w:type="lastCol">
       <w:rPr>
+        <w:rFonts w:eastAsia="黑体"/>
         <w:b/>
         <w:bCs/>
       </w:rPr>
@@ -14176,6 +14746,7 @@
       <w:spacing w:after="0" w:line="240" w:lineRule="auto"/>
     </w:pPr>
     <w:rPr>
+      <w:rFonts w:eastAsia="黑体"/>
       <w:color w:themeColor="text1" w:val="000000"/>
     </w:rPr>
     <w:tblPr>
@@ -14197,6 +14768,7 @@
     </w:tcPr>
     <w:tblStylePr w:type="firstRow">
       <w:rPr>
+        <w:rFonts w:eastAsia="黑体"/>
         <w:b/>
         <w:bCs/>
       </w:rPr>
@@ -14207,6 +14779,7 @@
     </w:tblStylePr>
     <w:tblStylePr w:type="lastRow">
       <w:rPr>
+        <w:rFonts w:eastAsia="黑体"/>
         <w:b/>
         <w:bCs/>
         <w:color w:themeColor="text1" w:val="000000"/>
@@ -14218,6 +14791,7 @@
     </w:tblStylePr>
     <w:tblStylePr w:type="firstCol">
       <w:rPr>
+        <w:rFonts w:eastAsia="黑体"/>
         <w:color w:themeColor="background1" w:val="FFFFFF"/>
       </w:rPr>
       <w:tblPr/>
@@ -14227,6 +14801,7 @@
     </w:tblStylePr>
     <w:tblStylePr w:type="lastCol">
       <w:rPr>
+        <w:rFonts w:eastAsia="黑体"/>
         <w:color w:themeColor="background1" w:val="FFFFFF"/>
       </w:rPr>
       <w:tblPr/>
@@ -14256,6 +14831,7 @@
       <w:spacing w:after="0" w:line="240" w:lineRule="auto"/>
     </w:pPr>
     <w:rPr>
+      <w:rFonts w:eastAsia="黑体"/>
       <w:color w:themeColor="text1" w:val="000000"/>
     </w:rPr>
     <w:tblPr>
@@ -14277,6 +14853,7 @@
     </w:tcPr>
     <w:tblStylePr w:type="firstRow">
       <w:rPr>
+        <w:rFonts w:eastAsia="黑体"/>
         <w:b/>
         <w:bCs/>
       </w:rPr>
@@ -14287,6 +14864,7 @@
     </w:tblStylePr>
     <w:tblStylePr w:type="lastRow">
       <w:rPr>
+        <w:rFonts w:eastAsia="黑体"/>
         <w:b/>
         <w:bCs/>
         <w:color w:themeColor="text1" w:val="000000"/>
@@ -14298,6 +14876,7 @@
     </w:tblStylePr>
     <w:tblStylePr w:type="firstCol">
       <w:rPr>
+        <w:rFonts w:eastAsia="黑体"/>
         <w:color w:themeColor="background1" w:val="FFFFFF"/>
       </w:rPr>
       <w:tblPr/>
@@ -14307,6 +14886,7 @@
     </w:tblStylePr>
     <w:tblStylePr w:type="lastCol">
       <w:rPr>
+        <w:rFonts w:eastAsia="黑体"/>
         <w:color w:themeColor="background1" w:val="FFFFFF"/>
       </w:rPr>
       <w:tblPr/>
@@ -14336,6 +14916,7 @@
       <w:spacing w:after="0" w:line="240" w:lineRule="auto"/>
     </w:pPr>
     <w:rPr>
+      <w:rFonts w:eastAsia="黑体"/>
       <w:color w:themeColor="text1" w:val="000000"/>
     </w:rPr>
     <w:tblPr>
@@ -14357,6 +14938,7 @@
     </w:tcPr>
     <w:tblStylePr w:type="firstRow">
       <w:rPr>
+        <w:rFonts w:eastAsia="黑体"/>
         <w:b/>
         <w:bCs/>
       </w:rPr>
@@ -14367,6 +14949,7 @@
     </w:tblStylePr>
     <w:tblStylePr w:type="lastRow">
       <w:rPr>
+        <w:rFonts w:eastAsia="黑体"/>
         <w:b/>
         <w:bCs/>
         <w:color w:themeColor="text1" w:val="000000"/>
@@ -14378,6 +14961,7 @@
     </w:tblStylePr>
     <w:tblStylePr w:type="firstCol">
       <w:rPr>
+        <w:rFonts w:eastAsia="黑体"/>
         <w:color w:themeColor="background1" w:val="FFFFFF"/>
       </w:rPr>
       <w:tblPr/>
@@ -14387,6 +14971,7 @@
     </w:tblStylePr>
     <w:tblStylePr w:type="lastCol">
       <w:rPr>
+        <w:rFonts w:eastAsia="黑体"/>
         <w:color w:themeColor="background1" w:val="FFFFFF"/>
       </w:rPr>
       <w:tblPr/>
@@ -14416,6 +15001,7 @@
       <w:spacing w:after="0" w:line="240" w:lineRule="auto"/>
     </w:pPr>
     <w:rPr>
+      <w:rFonts w:eastAsia="黑体"/>
       <w:color w:themeColor="text1" w:val="000000"/>
     </w:rPr>
     <w:tblPr>
@@ -14437,6 +15023,7 @@
     </w:tcPr>
     <w:tblStylePr w:type="firstRow">
       <w:rPr>
+        <w:rFonts w:eastAsia="黑体"/>
         <w:b/>
         <w:bCs/>
       </w:rPr>
@@ -14447,6 +15034,7 @@
     </w:tblStylePr>
     <w:tblStylePr w:type="lastRow">
       <w:rPr>
+        <w:rFonts w:eastAsia="黑体"/>
         <w:b/>
         <w:bCs/>
         <w:color w:themeColor="text1" w:val="000000"/>
@@ -14458,6 +15046,7 @@
     </w:tblStylePr>
     <w:tblStylePr w:type="firstCol">
       <w:rPr>
+        <w:rFonts w:eastAsia="黑体"/>
         <w:color w:themeColor="background1" w:val="FFFFFF"/>
       </w:rPr>
       <w:tblPr/>
@@ -14467,6 +15056,7 @@
     </w:tblStylePr>
     <w:tblStylePr w:type="lastCol">
       <w:rPr>
+        <w:rFonts w:eastAsia="黑体"/>
         <w:color w:themeColor="background1" w:val="FFFFFF"/>
       </w:rPr>
       <w:tblPr/>
@@ -14496,6 +15086,7 @@
       <w:spacing w:after="0" w:line="240" w:lineRule="auto"/>
     </w:pPr>
     <w:rPr>
+      <w:rFonts w:eastAsia="黑体"/>
       <w:color w:themeColor="text1" w:val="000000"/>
     </w:rPr>
     <w:tblPr>
@@ -14517,6 +15108,7 @@
     </w:tcPr>
     <w:tblStylePr w:type="firstRow">
       <w:rPr>
+        <w:rFonts w:eastAsia="黑体"/>
         <w:b/>
         <w:bCs/>
       </w:rPr>
@@ -14527,6 +15119,7 @@
     </w:tblStylePr>
     <w:tblStylePr w:type="lastRow">
       <w:rPr>
+        <w:rFonts w:eastAsia="黑体"/>
         <w:b/>
         <w:bCs/>
         <w:color w:themeColor="text1" w:val="000000"/>
@@ -14538,6 +15131,7 @@
     </w:tblStylePr>
     <w:tblStylePr w:type="firstCol">
       <w:rPr>
+        <w:rFonts w:eastAsia="黑体"/>
         <w:color w:themeColor="background1" w:val="FFFFFF"/>
       </w:rPr>
       <w:tblPr/>
@@ -14547,6 +15141,7 @@
     </w:tblStylePr>
     <w:tblStylePr w:type="lastCol">
       <w:rPr>
+        <w:rFonts w:eastAsia="黑体"/>
         <w:color w:themeColor="background1" w:val="FFFFFF"/>
       </w:rPr>
       <w:tblPr/>
@@ -14576,6 +15171,7 @@
       <w:spacing w:after="0" w:line="240" w:lineRule="auto"/>
     </w:pPr>
     <w:rPr>
+      <w:rFonts w:eastAsia="黑体"/>
       <w:color w:themeColor="text1" w:val="000000"/>
     </w:rPr>
     <w:tblPr>
@@ -14597,6 +15193,7 @@
     </w:tcPr>
     <w:tblStylePr w:type="firstRow">
       <w:rPr>
+        <w:rFonts w:eastAsia="黑体"/>
         <w:b/>
         <w:bCs/>
       </w:rPr>
@@ -14607,6 +15204,7 @@
     </w:tblStylePr>
     <w:tblStylePr w:type="lastRow">
       <w:rPr>
+        <w:rFonts w:eastAsia="黑体"/>
         <w:b/>
         <w:bCs/>
         <w:color w:themeColor="text1" w:val="000000"/>
@@ -14618,6 +15216,7 @@
     </w:tblStylePr>
     <w:tblStylePr w:type="firstCol">
       <w:rPr>
+        <w:rFonts w:eastAsia="黑体"/>
         <w:color w:themeColor="background1" w:val="FFFFFF"/>
       </w:rPr>
       <w:tblPr/>
@@ -14627,6 +15226,7 @@
     </w:tblStylePr>
     <w:tblStylePr w:type="lastCol">
       <w:rPr>
+        <w:rFonts w:eastAsia="黑体"/>
         <w:color w:themeColor="background1" w:val="FFFFFF"/>
       </w:rPr>
       <w:tblPr/>
@@ -14656,6 +15256,7 @@
       <w:spacing w:after="0" w:line="240" w:lineRule="auto"/>
     </w:pPr>
     <w:rPr>
+      <w:rFonts w:eastAsia="黑体"/>
       <w:color w:themeColor="text1" w:val="000000"/>
     </w:rPr>
     <w:tblPr>
@@ -14677,6 +15278,7 @@
     </w:tcPr>
     <w:tblStylePr w:type="firstRow">
       <w:rPr>
+        <w:rFonts w:eastAsia="黑体"/>
         <w:b/>
         <w:bCs/>
       </w:rPr>
@@ -14687,6 +15289,7 @@
     </w:tblStylePr>
     <w:tblStylePr w:type="lastRow">
       <w:rPr>
+        <w:rFonts w:eastAsia="黑体"/>
         <w:b/>
         <w:bCs/>
         <w:color w:themeColor="text1" w:val="000000"/>
@@ -14698,6 +15301,7 @@
     </w:tblStylePr>
     <w:tblStylePr w:type="firstCol">
       <w:rPr>
+        <w:rFonts w:eastAsia="黑体"/>
         <w:color w:themeColor="background1" w:val="FFFFFF"/>
       </w:rPr>
       <w:tblPr/>
@@ -14707,6 +15311,7 @@
     </w:tblStylePr>
     <w:tblStylePr w:type="lastCol">
       <w:rPr>
+        <w:rFonts w:eastAsia="黑体"/>
         <w:color w:themeColor="background1" w:val="FFFFFF"/>
       </w:rPr>
       <w:tblPr/>
@@ -14739,6 +15344,7 @@
     <w:name w:val="KeywordTok"/>
     <w:basedOn w:val="VerbatimChar"/>
     <w:rPr>
+      <w:rFonts w:eastAsia="黑体"/>
       <w:b/>
       <w:color w:val="007020"/>
     </w:rPr>
@@ -14747,6 +15353,7 @@
     <w:name w:val="DataTypeTok"/>
     <w:basedOn w:val="VerbatimChar"/>
     <w:rPr>
+      <w:rFonts w:eastAsia="黑体"/>
       <w:color w:val="902000"/>
     </w:rPr>
   </w:style>
@@ -14754,6 +15361,7 @@
     <w:name w:val="DecValTok"/>
     <w:basedOn w:val="VerbatimChar"/>
     <w:rPr>
+      <w:rFonts w:eastAsia="黑体"/>
       <w:color w:val="40a070"/>
     </w:rPr>
   </w:style>
@@ -14761,6 +15369,7 @@
     <w:name w:val="BaseNTok"/>
     <w:basedOn w:val="VerbatimChar"/>
     <w:rPr>
+      <w:rFonts w:eastAsia="黑体"/>
       <w:color w:val="40a070"/>
     </w:rPr>
   </w:style>
@@ -14768,6 +15377,7 @@
     <w:name w:val="FloatTok"/>
     <w:basedOn w:val="VerbatimChar"/>
     <w:rPr>
+      <w:rFonts w:eastAsia="黑体"/>
       <w:color w:val="40a070"/>
     </w:rPr>
   </w:style>
@@ -14775,6 +15385,7 @@
     <w:name w:val="ConstantTok"/>
     <w:basedOn w:val="VerbatimChar"/>
     <w:rPr>
+      <w:rFonts w:eastAsia="黑体"/>
       <w:color w:val="880000"/>
     </w:rPr>
   </w:style>
@@ -14782,6 +15393,7 @@
     <w:name w:val="CharTok"/>
     <w:basedOn w:val="VerbatimChar"/>
     <w:rPr>
+      <w:rFonts w:eastAsia="黑体"/>
       <w:color w:val="4070a0"/>
     </w:rPr>
   </w:style>
@@ -14789,6 +15401,7 @@
     <w:name w:val="SpecialCharTok"/>
     <w:basedOn w:val="VerbatimChar"/>
     <w:rPr>
+      <w:rFonts w:eastAsia="黑体"/>
       <w:color w:val="4070a0"/>
     </w:rPr>
   </w:style>
@@ -14796,6 +15409,7 @@
     <w:name w:val="StringTok"/>
     <w:basedOn w:val="VerbatimChar"/>
     <w:rPr>
+      <w:rFonts w:eastAsia="黑体"/>
       <w:color w:val="4070a0"/>
     </w:rPr>
   </w:style>
@@ -14803,6 +15417,7 @@
     <w:name w:val="VerbatimStringTok"/>
     <w:basedOn w:val="VerbatimChar"/>
     <w:rPr>
+      <w:rFonts w:eastAsia="黑体"/>
       <w:color w:val="4070a0"/>
     </w:rPr>
   </w:style>
@@ -14810,6 +15425,7 @@
     <w:name w:val="SpecialStringTok"/>
     <w:basedOn w:val="VerbatimChar"/>
     <w:rPr>
+      <w:rFonts w:eastAsia="黑体"/>
       <w:color w:val="bb6688"/>
     </w:rPr>
   </w:style>
@@ -14817,6 +15433,7 @@
     <w:name w:val="ImportTok"/>
     <w:basedOn w:val="VerbatimChar"/>
     <w:rPr>
+      <w:rFonts w:eastAsia="黑体"/>
       <w:b/>
       <w:color w:val="008000"/>
     </w:rPr>
@@ -14825,6 +15442,7 @@
     <w:name w:val="CommentTok"/>
     <w:basedOn w:val="VerbatimChar"/>
     <w:rPr>
+      <w:rFonts w:eastAsia="黑体"/>
       <w:i/>
       <w:color w:val="60a0b0"/>
     </w:rPr>
@@ -14833,6 +15451,7 @@
     <w:name w:val="DocumentationTok"/>
     <w:basedOn w:val="VerbatimChar"/>
     <w:rPr>
+      <w:rFonts w:eastAsia="黑体"/>
       <w:i/>
       <w:color w:val="ba2121"/>
     </w:rPr>
@@ -14841,6 +15460,7 @@
     <w:name w:val="AnnotationTok"/>
     <w:basedOn w:val="VerbatimChar"/>
     <w:rPr>
+      <w:rFonts w:eastAsia="黑体"/>
       <w:b/>
       <w:i/>
       <w:color w:val="60a0b0"/>
@@ -14850,6 +15470,7 @@
     <w:name w:val="CommentVarTok"/>
     <w:basedOn w:val="VerbatimChar"/>
     <w:rPr>
+      <w:rFonts w:eastAsia="黑体"/>
       <w:b/>
       <w:i/>
       <w:color w:val="60a0b0"/>
@@ -14859,6 +15480,7 @@
     <w:name w:val="OtherTok"/>
     <w:basedOn w:val="VerbatimChar"/>
     <w:rPr>
+      <w:rFonts w:eastAsia="黑体"/>
       <w:color w:val="007020"/>
     </w:rPr>
   </w:style>
@@ -14866,6 +15488,7 @@
     <w:name w:val="FunctionTok"/>
     <w:basedOn w:val="VerbatimChar"/>
     <w:rPr>
+      <w:rFonts w:eastAsia="黑体"/>
       <w:color w:val="06287e"/>
     </w:rPr>
   </w:style>
@@ -14873,6 +15496,7 @@
     <w:name w:val="VariableTok"/>
     <w:basedOn w:val="VerbatimChar"/>
     <w:rPr>
+      <w:rFonts w:eastAsia="黑体"/>
       <w:color w:val="19177c"/>
     </w:rPr>
   </w:style>
@@ -14880,6 +15504,7 @@
     <w:name w:val="ControlFlowTok"/>
     <w:basedOn w:val="VerbatimChar"/>
     <w:rPr>
+      <w:rFonts w:eastAsia="黑体"/>
       <w:b/>
       <w:color w:val="007020"/>
     </w:rPr>
@@ -14888,6 +15513,7 @@
     <w:name w:val="OperatorTok"/>
     <w:basedOn w:val="VerbatimChar"/>
     <w:rPr>
+      <w:rFonts w:eastAsia="黑体"/>
       <w:color w:val="666666"/>
     </w:rPr>
   </w:style>
@@ -14895,18 +15521,22 @@
     <w:name w:val="BuiltInTok"/>
     <w:basedOn w:val="VerbatimChar"/>
     <w:rPr>
+      <w:rFonts w:eastAsia="黑体"/>
       <w:color w:val="008000"/>
     </w:rPr>
   </w:style>
   <w:style w:type="character" w:customStyle="1" w:styleId="ExtensionTok">
     <w:name w:val="ExtensionTok"/>
     <w:basedOn w:val="VerbatimChar"/>
-    <w:rPr/>
+    <w:rPr>
+      <w:rFonts w:eastAsia="黑体"/>
+    </w:rPr>
   </w:style>
   <w:style w:type="character" w:customStyle="1" w:styleId="PreprocessorTok">
     <w:name w:val="PreprocessorTok"/>
     <w:basedOn w:val="VerbatimChar"/>
     <w:rPr>
+      <w:rFonts w:eastAsia="黑体"/>
       <w:color w:val="bc7a00"/>
     </w:rPr>
   </w:style>
@@ -14914,18 +15544,22 @@
     <w:name w:val="AttributeTok"/>
     <w:basedOn w:val="VerbatimChar"/>
     <w:rPr>
+      <w:rFonts w:eastAsia="黑体"/>
       <w:color w:val="7d9029"/>
     </w:rPr>
   </w:style>
   <w:style w:type="character" w:customStyle="1" w:styleId="RegionMarkerTok">
     <w:name w:val="RegionMarkerTok"/>
     <w:basedOn w:val="VerbatimChar"/>
-    <w:rPr/>
+    <w:rPr>
+      <w:rFonts w:eastAsia="黑体"/>
+    </w:rPr>
   </w:style>
   <w:style w:type="character" w:customStyle="1" w:styleId="InformationTok">
     <w:name w:val="InformationTok"/>
     <w:basedOn w:val="VerbatimChar"/>
     <w:rPr>
+      <w:rFonts w:eastAsia="黑体"/>
       <w:b/>
       <w:i/>
       <w:color w:val="60a0b0"/>
@@ -14935,6 +15569,7 @@
     <w:name w:val="WarningTok"/>
     <w:basedOn w:val="VerbatimChar"/>
     <w:rPr>
+      <w:rFonts w:eastAsia="黑体"/>
       <w:b/>
       <w:i/>
       <w:color w:val="60a0b0"/>
@@ -14944,6 +15579,7 @@
     <w:name w:val="AlertTok"/>
     <w:basedOn w:val="VerbatimChar"/>
     <w:rPr>
+      <w:rFonts w:eastAsia="黑体"/>
       <w:b/>
       <w:color w:val="ff0000"/>
     </w:rPr>
@@ -14952,6 +15588,7 @@
     <w:name w:val="ErrorTok"/>
     <w:basedOn w:val="VerbatimChar"/>
     <w:rPr>
+      <w:rFonts w:eastAsia="黑体"/>
       <w:b/>
       <w:color w:val="ff0000"/>
     </w:rPr>
@@ -14959,7 +15596,9 @@
   <w:style w:type="character" w:customStyle="1" w:styleId="NormalTok">
     <w:name w:val="NormalTok"/>
     <w:basedOn w:val="VerbatimChar"/>
-    <w:rPr/>
+    <w:rPr>
+      <w:rFonts w:eastAsia="黑体"/>
+    </w:rPr>
   </w:style>
 </w:styles>
 </file>
@@ -15008,12 +15647,12 @@
     <a:fontScheme name="Office">
       <a:majorFont>
         <a:latin typeface="Calibri"/>
-        <a:ea typeface=""/>
+        <a:ea typeface="黑体"/>
         <a:cs typeface=""/>
         <a:font script="Jpan" typeface="ＭＳ ゴシック"/>
         <a:font script="Hang" typeface="맑은 고딕"/>
-        <a:font script="Hans" typeface="宋体"/>
-        <a:font script="Hant" typeface="新細明體"/>
+        <a:font script="Hans" typeface="黑体"/>
+        <a:font script="Hant" typeface="黑体"/>
         <a:font script="Arab" typeface="Times New Roman"/>
         <a:font script="Hebr" typeface="Times New Roman"/>
         <a:font script="Thai" typeface="Angsana New"/>
@@ -15043,12 +15682,12 @@
       </a:majorFont>
       <a:minorFont>
         <a:latin typeface="Cambria"/>
-        <a:ea typeface=""/>
+        <a:ea typeface="黑体"/>
         <a:cs typeface=""/>
         <a:font script="Jpan" typeface="ＭＳ 明朝"/>
         <a:font script="Hang" typeface="맑은 고딕"/>
-        <a:font script="Hans" typeface="宋体"/>
-        <a:font script="Hant" typeface="新細明體"/>
+        <a:font script="Hans" typeface="黑体"/>
+        <a:font script="Hant" typeface="黑体"/>
         <a:font script="Arab" typeface="Arial"/>
         <a:font script="Hebr" typeface="Arial"/>
         <a:font script="Thai" typeface="Cordia New"/>

--- a/09-通信电路/03-解调电路/鉴相电路/鉴相电路.docx
+++ b/09-通信电路/03-解调电路/鉴相电路/鉴相电路.docx
@@ -2576,7 +2576,7 @@
           <w:color w:val="555555"/>
           <w:sz w:val="21"/>
         </w:rPr>
-        <w:t>材料收集者：杜文杰，WX手机：19519196569，QQ:3478827729</w:t>
+        <w:t>材料收集者：杜文杰，微信/手机：19519196569，QQ:3478827729</w:t>
       </w:r>
     </w:p>
     <w:sectPr>
